--- a/pm-system/docs/BUILD.docx
+++ b/pm-system/docs/BUILD.docx
@@ -402,13 +402,170 @@
           </w:p>
         </w:tc>
       </w:tr>
+    </w:tbl>
+    <w:p>
+      <w:pPr>
+        <w:spacing w:after="180"/>
+      </w:pPr>
+      <w:r>
+        <w:t xml:space="preserve"/>
+      </w:r>
+    </w:p>
+    <w:p>
+      <w:pPr>
+        <w:pStyle w:val="Heading2"/>
+        <w:spacing w:after="140" w:before="320"/>
+      </w:pPr>
+      <w:r>
+        <w:rPr>
+          <w:rFonts w:ascii="Calibri" w:cs="Calibri" w:eastAsia="Calibri" w:hAnsi="Calibri"/>
+          <w:b/>
+          <w:bCs/>
+          <w:color w:val="0C3549"/>
+          <w:sz w:val="26"/>
+          <w:szCs w:val="26"/>
+        </w:rPr>
+        <w:t xml:space="preserve">✅ No Python needed</w:t>
+      </w:r>
+    </w:p>
+    <w:p>
+      <w:pPr>
+        <w:spacing w:after="120" w:before="60"/>
+      </w:pPr>
+      <w:r>
+        <w:rPr>
+          <w:rFonts w:ascii="Calibri" w:cs="Calibri" w:eastAsia="Calibri" w:hAnsi="Calibri"/>
+          <w:b/>
+          <w:bCs/>
+          <w:color w:val="1F2933"/>
+          <w:sz w:val="21"/>
+          <w:szCs w:val="21"/>
+        </w:rPr>
+        <w:t xml:space="preserve">This build uses PowerShell and a web browser. Nothing else.</w:t>
+      </w:r>
+      <w:r>
+        <w:rPr>
+          <w:rFonts w:ascii="Calibri" w:cs="Calibri" w:eastAsia="Calibri" w:hAnsi="Calibri"/>
+          <w:color w:val="1F2933"/>
+          <w:sz w:val="21"/>
+          <w:szCs w:val="21"/>
+        </w:rPr>
+        <w:t xml:space="preserve"> Every file Python would have produced is already generated and included — the 14 data files, the 14 schema files, the Power BI model, all of it.</w:t>
+      </w:r>
+    </w:p>
+    <w:tbl>
+      <w:tblPr>
+        <w:tblW w:type="dxa" w:w="9746"/>
+        <w:tblBorders>
+          <w:top w:val="single" w:color="D9E2E6" w:sz="2"/>
+          <w:left w:val="single" w:color="D9E2E6" w:sz="2"/>
+          <w:bottom w:val="single" w:color="D9E2E6" w:sz="2"/>
+          <w:right w:val="single" w:color="D9E2E6" w:sz="2"/>
+          <w:insideH w:val="single" w:color="D9E2E6" w:sz="2"/>
+          <w:insideV w:val="single" w:color="D9E2E6" w:sz="2"/>
+        </w:tblBorders>
+      </w:tblPr>
+      <w:tblGrid>
+        <w:gridCol w:w="3502"/>
+        <w:gridCol w:w="2743"/>
+        <w:gridCol w:w="3501"/>
+      </w:tblGrid>
+      <w:tr>
+        <w:trPr>
+          <w:tblHeader/>
+        </w:trPr>
+        <w:tc>
+          <w:tcPr>
+            <w:tcW w:type="dxa" w:w="3502"/>
+            <w:shd w:fill="0C3549" w:val="clear"/>
+            <w:tcMar>
+              <w:top w:type="dxa" w:w="70"/>
+              <w:left w:type="dxa" w:w="110"/>
+              <w:bottom w:type="dxa" w:w="70"/>
+              <w:right w:type="dxa" w:w="110"/>
+            </w:tcMar>
+          </w:tcPr>
+          <w:p>
+            <w:pPr>
+              <w:spacing w:after="0" w:before="0"/>
+            </w:pPr>
+            <w:r>
+              <w:rPr>
+                <w:rFonts w:ascii="Calibri" w:cs="Calibri" w:eastAsia="Calibri" w:hAnsi="Calibri"/>
+                <w:b/>
+                <w:bCs/>
+                <w:color w:val="FFFFFF"/>
+                <w:sz w:val="19"/>
+                <w:szCs w:val="19"/>
+              </w:rPr>
+              <w:t xml:space="preserve">You need</w:t>
+            </w:r>
+          </w:p>
+        </w:tc>
+        <w:tc>
+          <w:tcPr>
+            <w:tcW w:type="dxa" w:w="2743"/>
+            <w:shd w:fill="0C3549" w:val="clear"/>
+            <w:tcMar>
+              <w:top w:type="dxa" w:w="70"/>
+              <w:left w:type="dxa" w:w="110"/>
+              <w:bottom w:type="dxa" w:w="70"/>
+              <w:right w:type="dxa" w:w="110"/>
+            </w:tcMar>
+          </w:tcPr>
+          <w:p>
+            <w:pPr>
+              <w:spacing w:after="0" w:before="0"/>
+            </w:pPr>
+            <w:r>
+              <w:rPr>
+                <w:rFonts w:ascii="Calibri" w:cs="Calibri" w:eastAsia="Calibri" w:hAnsi="Calibri"/>
+                <w:b/>
+                <w:bCs/>
+                <w:color w:val="FFFFFF"/>
+                <w:sz w:val="19"/>
+                <w:szCs w:val="19"/>
+              </w:rPr>
+              <w:t xml:space="preserve">Why</w:t>
+            </w:r>
+          </w:p>
+        </w:tc>
+        <w:tc>
+          <w:tcPr>
+            <w:tcW w:type="dxa" w:w="3501"/>
+            <w:shd w:fill="0C3549" w:val="clear"/>
+            <w:tcMar>
+              <w:top w:type="dxa" w:w="70"/>
+              <w:left w:type="dxa" w:w="110"/>
+              <w:bottom w:type="dxa" w:w="70"/>
+              <w:right w:type="dxa" w:w="110"/>
+            </w:tcMar>
+          </w:tcPr>
+          <w:p>
+            <w:pPr>
+              <w:spacing w:after="0" w:before="0"/>
+            </w:pPr>
+            <w:r>
+              <w:rPr>
+                <w:rFonts w:ascii="Calibri" w:cs="Calibri" w:eastAsia="Calibri" w:hAnsi="Calibri"/>
+                <w:b/>
+                <w:bCs/>
+                <w:color w:val="FFFFFF"/>
+                <w:sz w:val="19"/>
+                <w:szCs w:val="19"/>
+              </w:rPr>
+              <w:t xml:space="preserve">Usually already installed?</w:t>
+            </w:r>
+          </w:p>
+        </w:tc>
+      </w:tr>
       <w:tr>
         <w:trPr>
           <w:tblHeader w:val="false"/>
         </w:trPr>
         <w:tc>
           <w:tcPr>
-            <w:tcW w:type="dxa" w:w="2527"/>
+            <w:tcW w:type="dxa" w:w="3502"/>
             <w:shd w:fill="FFFFFF" w:val="clear"/>
             <w:tcMar>
               <w:top w:type="dxa" w:w="70"/>
@@ -430,33 +587,351 @@
                 <w:sz w:val="19"/>
                 <w:szCs w:val="19"/>
               </w:rPr>
-              <w:t xml:space="preserve">Prerequisites</w:t>
-            </w:r>
-          </w:p>
-        </w:tc>
-        <w:tc>
-          <w:tcPr>
-            <w:tcW w:type="dxa" w:w="7219"/>
-            <w:shd w:fill="FFFFFF" w:val="clear"/>
-            <w:tcMar>
-              <w:top w:type="dxa" w:w="70"/>
-              <w:left w:type="dxa" w:w="110"/>
-              <w:bottom w:type="dxa" w:w="70"/>
-              <w:right w:type="dxa" w:w="110"/>
-            </w:tcMar>
-          </w:tcPr>
-          <w:p>
-            <w:pPr>
-              <w:spacing w:after="0" w:before="0"/>
-            </w:pPr>
-            <w:r>
-              <w:rPr>
-                <w:rFonts w:ascii="Calibri" w:cs="Calibri" w:eastAsia="Calibri" w:hAnsi="Calibri"/>
-                <w:color w:val="1F2933"/>
-                <w:sz w:val="19"/>
-                <w:szCs w:val="19"/>
-              </w:rPr>
-              <w:t xml:space="preserve">A SharePoint site you own, PowerShell 7, Python 3.9+</w:t>
+              <w:t xml:space="preserve">PowerShell 7</w:t>
+            </w:r>
+            <w:r>
+              <w:rPr>
+                <w:rFonts w:ascii="Calibri" w:cs="Calibri" w:eastAsia="Calibri" w:hAnsi="Calibri"/>
+                <w:color w:val="1F2933"/>
+                <w:sz w:val="19"/>
+                <w:szCs w:val="19"/>
+              </w:rPr>
+              <w:t xml:space="preserve"> + the </w:t>
+            </w:r>
+            <w:r>
+              <w:rPr>
+                <w:rFonts w:ascii="Consolas" w:cs="Consolas" w:eastAsia="Consolas" w:hAnsi="Consolas"/>
+                <w:color w:val="0C3549"/>
+                <w:sz w:val="17"/>
+                <w:szCs w:val="17"/>
+                <w:shd w:fill="F4F6F7" w:val="clear"/>
+              </w:rPr>
+              <w:t xml:space="preserve">PnP.PowerShell</w:t>
+            </w:r>
+            <w:r>
+              <w:rPr>
+                <w:rFonts w:ascii="Calibri" w:cs="Calibri" w:eastAsia="Calibri" w:hAnsi="Calibri"/>
+                <w:color w:val="1F2933"/>
+                <w:sz w:val="19"/>
+                <w:szCs w:val="19"/>
+              </w:rPr>
+              <w:t xml:space="preserve"> module</w:t>
+            </w:r>
+          </w:p>
+        </w:tc>
+        <w:tc>
+          <w:tcPr>
+            <w:tcW w:type="dxa" w:w="2743"/>
+            <w:shd w:fill="FFFFFF" w:val="clear"/>
+            <w:tcMar>
+              <w:top w:type="dxa" w:w="70"/>
+              <w:left w:type="dxa" w:w="110"/>
+              <w:bottom w:type="dxa" w:w="70"/>
+              <w:right w:type="dxa" w:w="110"/>
+            </w:tcMar>
+          </w:tcPr>
+          <w:p>
+            <w:pPr>
+              <w:spacing w:after="0" w:before="0"/>
+            </w:pPr>
+            <w:r>
+              <w:rPr>
+                <w:rFonts w:ascii="Calibri" w:cs="Calibri" w:eastAsia="Calibri" w:hAnsi="Calibri"/>
+                <w:color w:val="1F2933"/>
+                <w:sz w:val="19"/>
+                <w:szCs w:val="19"/>
+              </w:rPr>
+              <w:t xml:space="preserve">Creates the SharePoint lists and loads the data</w:t>
+            </w:r>
+          </w:p>
+        </w:tc>
+        <w:tc>
+          <w:tcPr>
+            <w:tcW w:type="dxa" w:w="3501"/>
+            <w:shd w:fill="FFFFFF" w:val="clear"/>
+            <w:tcMar>
+              <w:top w:type="dxa" w:w="70"/>
+              <w:left w:type="dxa" w:w="110"/>
+              <w:bottom w:type="dxa" w:w="70"/>
+              <w:right w:type="dxa" w:w="110"/>
+            </w:tcMar>
+          </w:tcPr>
+          <w:p>
+            <w:pPr>
+              <w:spacing w:after="0" w:before="0"/>
+            </w:pPr>
+            <w:r>
+              <w:rPr>
+                <w:rFonts w:ascii="Calibri" w:cs="Calibri" w:eastAsia="Calibri" w:hAnsi="Calibri"/>
+                <w:color w:val="1F2933"/>
+                <w:sz w:val="19"/>
+                <w:szCs w:val="19"/>
+              </w:rPr>
+              <w:t xml:space="preserve">PowerShell 7 is a standard Microsoft download; the module installs from the PowerShell Gallery with one command</w:t>
+            </w:r>
+          </w:p>
+        </w:tc>
+      </w:tr>
+      <w:tr>
+        <w:trPr>
+          <w:tblHeader w:val="false"/>
+        </w:trPr>
+        <w:tc>
+          <w:tcPr>
+            <w:tcW w:type="dxa" w:w="3502"/>
+            <w:shd w:fill="FFFFFF" w:val="clear"/>
+            <w:tcMar>
+              <w:top w:type="dxa" w:w="70"/>
+              <w:left w:type="dxa" w:w="110"/>
+              <w:bottom w:type="dxa" w:w="70"/>
+              <w:right w:type="dxa" w:w="110"/>
+            </w:tcMar>
+          </w:tcPr>
+          <w:p>
+            <w:pPr>
+              <w:spacing w:after="0" w:before="0"/>
+            </w:pPr>
+            <w:r>
+              <w:rPr>
+                <w:rFonts w:ascii="Calibri" w:cs="Calibri" w:eastAsia="Calibri" w:hAnsi="Calibri"/>
+                <w:b/>
+                <w:bCs/>
+                <w:color w:val="1F2933"/>
+                <w:sz w:val="19"/>
+                <w:szCs w:val="19"/>
+              </w:rPr>
+              <w:t xml:space="preserve">A web browser</w:t>
+            </w:r>
+          </w:p>
+        </w:tc>
+        <w:tc>
+          <w:tcPr>
+            <w:tcW w:type="dxa" w:w="2743"/>
+            <w:shd w:fill="FFFFFF" w:val="clear"/>
+            <w:tcMar>
+              <w:top w:type="dxa" w:w="70"/>
+              <w:left w:type="dxa" w:w="110"/>
+              <w:bottom w:type="dxa" w:w="70"/>
+              <w:right w:type="dxa" w:w="110"/>
+            </w:tcMar>
+          </w:tcPr>
+          <w:p>
+            <w:pPr>
+              <w:spacing w:after="0" w:before="0"/>
+            </w:pPr>
+            <w:r>
+              <w:rPr>
+                <w:rFonts w:ascii="Calibri" w:cs="Calibri" w:eastAsia="Calibri" w:hAnsi="Calibri"/>
+                <w:color w:val="1F2933"/>
+                <w:sz w:val="19"/>
+                <w:szCs w:val="19"/>
+              </w:rPr>
+              <w:t xml:space="preserve">Generates the QR stickers</w:t>
+            </w:r>
+          </w:p>
+        </w:tc>
+        <w:tc>
+          <w:tcPr>
+            <w:tcW w:type="dxa" w:w="3501"/>
+            <w:shd w:fill="FFFFFF" w:val="clear"/>
+            <w:tcMar>
+              <w:top w:type="dxa" w:w="70"/>
+              <w:left w:type="dxa" w:w="110"/>
+              <w:bottom w:type="dxa" w:w="70"/>
+              <w:right w:type="dxa" w:w="110"/>
+            </w:tcMar>
+          </w:tcPr>
+          <w:p>
+            <w:pPr>
+              <w:spacing w:after="0" w:before="0"/>
+            </w:pPr>
+            <w:r>
+              <w:rPr>
+                <w:rFonts w:ascii="Calibri" w:cs="Calibri" w:eastAsia="Calibri" w:hAnsi="Calibri"/>
+                <w:color w:val="1F2933"/>
+                <w:sz w:val="19"/>
+                <w:szCs w:val="19"/>
+              </w:rPr>
+              <w:t xml:space="preserve">Yes</w:t>
+            </w:r>
+          </w:p>
+        </w:tc>
+      </w:tr>
+      <w:tr>
+        <w:trPr>
+          <w:tblHeader w:val="false"/>
+        </w:trPr>
+        <w:tc>
+          <w:tcPr>
+            <w:tcW w:type="dxa" w:w="3502"/>
+            <w:shd w:fill="FFFFFF" w:val="clear"/>
+            <w:tcMar>
+              <w:top w:type="dxa" w:w="70"/>
+              <w:left w:type="dxa" w:w="110"/>
+              <w:bottom w:type="dxa" w:w="70"/>
+              <w:right w:type="dxa" w:w="110"/>
+            </w:tcMar>
+          </w:tcPr>
+          <w:p>
+            <w:pPr>
+              <w:spacing w:after="0" w:before="0"/>
+            </w:pPr>
+            <w:r>
+              <w:rPr>
+                <w:rFonts w:ascii="Calibri" w:cs="Calibri" w:eastAsia="Calibri" w:hAnsi="Calibri"/>
+                <w:b/>
+                <w:bCs/>
+                <w:color w:val="1F2933"/>
+                <w:sz w:val="19"/>
+                <w:szCs w:val="19"/>
+              </w:rPr>
+              <w:t xml:space="preserve">Power BI Desktop</w:t>
+            </w:r>
+          </w:p>
+        </w:tc>
+        <w:tc>
+          <w:tcPr>
+            <w:tcW w:type="dxa" w:w="2743"/>
+            <w:shd w:fill="FFFFFF" w:val="clear"/>
+            <w:tcMar>
+              <w:top w:type="dxa" w:w="70"/>
+              <w:left w:type="dxa" w:w="110"/>
+              <w:bottom w:type="dxa" w:w="70"/>
+              <w:right w:type="dxa" w:w="110"/>
+            </w:tcMar>
+          </w:tcPr>
+          <w:p>
+            <w:pPr>
+              <w:spacing w:after="0" w:before="0"/>
+            </w:pPr>
+            <w:r>
+              <w:rPr>
+                <w:rFonts w:ascii="Calibri" w:cs="Calibri" w:eastAsia="Calibri" w:hAnsi="Calibri"/>
+                <w:color w:val="1F2933"/>
+                <w:sz w:val="19"/>
+                <w:szCs w:val="19"/>
+              </w:rPr>
+              <w:t xml:space="preserve">Opens and publishes the dashboard</w:t>
+            </w:r>
+          </w:p>
+        </w:tc>
+        <w:tc>
+          <w:tcPr>
+            <w:tcW w:type="dxa" w:w="3501"/>
+            <w:shd w:fill="FFFFFF" w:val="clear"/>
+            <w:tcMar>
+              <w:top w:type="dxa" w:w="70"/>
+              <w:left w:type="dxa" w:w="110"/>
+              <w:bottom w:type="dxa" w:w="70"/>
+              <w:right w:type="dxa" w:w="110"/>
+            </w:tcMar>
+          </w:tcPr>
+          <w:p>
+            <w:pPr>
+              <w:spacing w:after="0" w:before="0"/>
+            </w:pPr>
+            <w:r>
+              <w:rPr>
+                <w:rFonts w:ascii="Calibri" w:cs="Calibri" w:eastAsia="Calibri" w:hAnsi="Calibri"/>
+                <w:color w:val="1F2933"/>
+                <w:sz w:val="19"/>
+                <w:szCs w:val="19"/>
+              </w:rPr>
+              <w:t xml:space="preserve">Standard Microsoft download</w:t>
+            </w:r>
+          </w:p>
+        </w:tc>
+      </w:tr>
+      <w:tr>
+        <w:trPr>
+          <w:tblHeader w:val="false"/>
+        </w:trPr>
+        <w:tc>
+          <w:tcPr>
+            <w:tcW w:type="dxa" w:w="3502"/>
+            <w:shd w:fill="FFFFFF" w:val="clear"/>
+            <w:tcMar>
+              <w:top w:type="dxa" w:w="70"/>
+              <w:left w:type="dxa" w:w="110"/>
+              <w:bottom w:type="dxa" w:w="70"/>
+              <w:right w:type="dxa" w:w="110"/>
+            </w:tcMar>
+          </w:tcPr>
+          <w:p>
+            <w:pPr>
+              <w:spacing w:after="0" w:before="0"/>
+            </w:pPr>
+            <w:r>
+              <w:rPr>
+                <w:rFonts w:ascii="Calibri" w:cs="Calibri" w:eastAsia="Calibri" w:hAnsi="Calibri"/>
+                <w:b/>
+                <w:bCs/>
+                <w:color w:val="1F2933"/>
+                <w:sz w:val="19"/>
+                <w:szCs w:val="19"/>
+              </w:rPr>
+              <w:t xml:space="preserve">A Microsoft 365 account</w:t>
+            </w:r>
+            <w:r>
+              <w:rPr>
+                <w:rFonts w:ascii="Calibri" w:cs="Calibri" w:eastAsia="Calibri" w:hAnsi="Calibri"/>
+                <w:color w:val="1F2933"/>
+                <w:sz w:val="19"/>
+                <w:szCs w:val="19"/>
+              </w:rPr>
+              <w:t xml:space="preserve"> with Site Owner rights on a SharePoint site</w:t>
+            </w:r>
+          </w:p>
+        </w:tc>
+        <w:tc>
+          <w:tcPr>
+            <w:tcW w:type="dxa" w:w="2743"/>
+            <w:shd w:fill="FFFFFF" w:val="clear"/>
+            <w:tcMar>
+              <w:top w:type="dxa" w:w="70"/>
+              <w:left w:type="dxa" w:w="110"/>
+              <w:bottom w:type="dxa" w:w="70"/>
+              <w:right w:type="dxa" w:w="110"/>
+            </w:tcMar>
+          </w:tcPr>
+          <w:p>
+            <w:pPr>
+              <w:spacing w:after="0" w:before="0"/>
+            </w:pPr>
+            <w:r>
+              <w:rPr>
+                <w:rFonts w:ascii="Calibri" w:cs="Calibri" w:eastAsia="Calibri" w:hAnsi="Calibri"/>
+                <w:color w:val="1F2933"/>
+                <w:sz w:val="19"/>
+                <w:szCs w:val="19"/>
+              </w:rPr>
+              <w:t xml:space="preserve">Everything</w:t>
+            </w:r>
+          </w:p>
+        </w:tc>
+        <w:tc>
+          <w:tcPr>
+            <w:tcW w:type="dxa" w:w="3501"/>
+            <w:shd w:fill="FFFFFF" w:val="clear"/>
+            <w:tcMar>
+              <w:top w:type="dxa" w:w="70"/>
+              <w:left w:type="dxa" w:w="110"/>
+              <w:bottom w:type="dxa" w:w="70"/>
+              <w:right w:type="dxa" w:w="110"/>
+            </w:tcMar>
+          </w:tcPr>
+          <w:p>
+            <w:pPr>
+              <w:spacing w:after="0" w:before="0"/>
+            </w:pPr>
+            <w:r>
+              <w:rPr>
+                <w:rFonts w:ascii="Calibri" w:cs="Calibri" w:eastAsia="Calibri" w:hAnsi="Calibri"/>
+                <w:color w:val="1F2933"/>
+                <w:sz w:val="19"/>
+                <w:szCs w:val="19"/>
+              </w:rPr>
+              <w:t xml:space="preserve">Yes</w:t>
             </w:r>
           </w:p>
         </w:tc>
@@ -468,6 +943,59 @@
       </w:pPr>
       <w:r>
         <w:t xml:space="preserve"/>
+      </w:r>
+    </w:p>
+    <w:p>
+      <w:pPr>
+        <w:spacing w:after="120" w:before="60"/>
+      </w:pPr>
+      <w:r>
+        <w:rPr>
+          <w:rFonts w:ascii="Calibri" w:cs="Calibri" w:eastAsia="Calibri" w:hAnsi="Calibri"/>
+          <w:color w:val="1F2933"/>
+          <w:sz w:val="21"/>
+          <w:szCs w:val="21"/>
+        </w:rPr>
+        <w:t xml:space="preserve">That is the whole list. There is a Python toolkit in </w:t>
+      </w:r>
+      <w:r>
+        <w:rPr>
+          <w:rFonts w:ascii="Consolas" w:cs="Consolas" w:eastAsia="Consolas" w:hAnsi="Consolas"/>
+          <w:color w:val="0C3549"/>
+          <w:sz w:val="19"/>
+          <w:szCs w:val="19"/>
+          <w:shd w:fill="F4F6F7" w:val="clear"/>
+        </w:rPr>
+        <w:t xml:space="preserve">tools/</w:t>
+      </w:r>
+      <w:r>
+        <w:rPr>
+          <w:rFonts w:ascii="Calibri" w:cs="Calibri" w:eastAsia="Calibri" w:hAnsi="Calibri"/>
+          <w:color w:val="1F2933"/>
+          <w:sz w:val="21"/>
+          <w:szCs w:val="21"/>
+        </w:rPr>
+        <w:t xml:space="preserve"> that regenerates the data and runs extra cross-checks — </w:t>
+      </w:r>
+      <w:r>
+        <w:rPr>
+          <w:rFonts w:ascii="Calibri" w:cs="Calibri" w:eastAsia="Calibri" w:hAnsi="Calibri"/>
+          <w:b/>
+          <w:bCs/>
+          <w:color w:val="1F2933"/>
+          <w:sz w:val="21"/>
+          <w:szCs w:val="21"/>
+        </w:rPr>
+        <w:t xml:space="preserve">it is optional</w:t>
+      </w:r>
+      <w:r>
+        <w:rPr>
+          <w:rFonts w:ascii="Calibri" w:cs="Calibri" w:eastAsia="Calibri" w:hAnsi="Calibri"/>
+          <w:color w:val="1F2933"/>
+          <w:sz w:val="21"/>
+          <w:szCs w:val="21"/>
+        </w:rPr>
+        <w:t xml:space="preserve">, it is covered in [Appendix A](#appendix-a), and you can build, test and run the entire system without ever touching it.</w:t>
       </w:r>
     </w:p>
     <w:p>
@@ -512,9 +1040,9 @@
       </w:tblPr>
       <w:tblGrid>
         <w:gridCol w:w="779"/>
-        <w:gridCol w:w="3845"/>
-        <w:gridCol w:w="779"/>
-        <w:gridCol w:w="4343"/>
+        <w:gridCol w:w="4251"/>
+        <w:gridCol w:w="829"/>
+        <w:gridCol w:w="3887"/>
       </w:tblGrid>
       <w:tr>
         <w:trPr>
@@ -550,7 +1078,7 @@
         </w:tc>
         <w:tc>
           <w:tcPr>
-            <w:tcW w:type="dxa" w:w="3845"/>
+            <w:tcW w:type="dxa" w:w="4251"/>
             <w:shd w:fill="0C3549" w:val="clear"/>
             <w:tcMar>
               <w:top w:type="dxa" w:w="70"/>
@@ -578,7 +1106,7 @@
         </w:tc>
         <w:tc>
           <w:tcPr>
-            <w:tcW w:type="dxa" w:w="779"/>
+            <w:tcW w:type="dxa" w:w="829"/>
             <w:shd w:fill="0C3549" w:val="clear"/>
             <w:tcMar>
               <w:top w:type="dxa" w:w="70"/>
@@ -606,7 +1134,7 @@
         </w:tc>
         <w:tc>
           <w:tcPr>
-            <w:tcW w:type="dxa" w:w="4343"/>
+            <w:tcW w:type="dxa" w:w="3887"/>
             <w:shd w:fill="0C3549" w:val="clear"/>
             <w:tcMar>
               <w:top w:type="dxa" w:w="70"/>
@@ -665,33 +1193,33 @@
         </w:tc>
         <w:tc>
           <w:tcPr>
-            <w:tcW w:type="dxa" w:w="3845"/>
-            <w:shd w:fill="FFFFFF" w:val="clear"/>
-            <w:tcMar>
-              <w:top w:type="dxa" w:w="70"/>
-              <w:left w:type="dxa" w:w="110"/>
-              <w:bottom w:type="dxa" w:w="70"/>
-              <w:right w:type="dxa" w:w="110"/>
-            </w:tcMar>
-          </w:tcPr>
-          <w:p>
-            <w:pPr>
-              <w:spacing w:after="0" w:before="0"/>
-            </w:pPr>
-            <w:r>
-              <w:rPr>
-                <w:rFonts w:ascii="Calibri" w:cs="Calibri" w:eastAsia="Calibri" w:hAnsi="Calibri"/>
-                <w:color w:val="1F2933"/>
-                <w:sz w:val="19"/>
-                <w:szCs w:val="19"/>
-              </w:rPr>
-              <w:t xml:space="preserve">[Set up your machine](#stage-0)</w:t>
-            </w:r>
-          </w:p>
-        </w:tc>
-        <w:tc>
-          <w:tcPr>
-            <w:tcW w:type="dxa" w:w="779"/>
+            <w:tcW w:type="dxa" w:w="4251"/>
+            <w:shd w:fill="FFFFFF" w:val="clear"/>
+            <w:tcMar>
+              <w:top w:type="dxa" w:w="70"/>
+              <w:left w:type="dxa" w:w="110"/>
+              <w:bottom w:type="dxa" w:w="70"/>
+              <w:right w:type="dxa" w:w="110"/>
+            </w:tcMar>
+          </w:tcPr>
+          <w:p>
+            <w:pPr>
+              <w:spacing w:after="0" w:before="0"/>
+            </w:pPr>
+            <w:r>
+              <w:rPr>
+                <w:rFonts w:ascii="Calibri" w:cs="Calibri" w:eastAsia="Calibri" w:hAnsi="Calibri"/>
+                <w:color w:val="1F2933"/>
+                <w:sz w:val="19"/>
+                <w:szCs w:val="19"/>
+              </w:rPr>
+              <w:t xml:space="preserve">[Set up and check the files](#stage-0)</w:t>
+            </w:r>
+          </w:p>
+        </w:tc>
+        <w:tc>
+          <w:tcPr>
+            <w:tcW w:type="dxa" w:w="829"/>
             <w:shd w:fill="FFFFFF" w:val="clear"/>
             <w:tcMar>
               <w:top w:type="dxa" w:w="70"/>
@@ -717,27 +1245,27 @@
         </w:tc>
         <w:tc>
           <w:tcPr>
-            <w:tcW w:type="dxa" w:w="4343"/>
-            <w:shd w:fill="FFFFFF" w:val="clear"/>
-            <w:tcMar>
-              <w:top w:type="dxa" w:w="70"/>
-              <w:left w:type="dxa" w:w="110"/>
-              <w:bottom w:type="dxa" w:w="70"/>
-              <w:right w:type="dxa" w:w="110"/>
-            </w:tcMar>
-          </w:tcPr>
-          <w:p>
-            <w:pPr>
-              <w:spacing w:after="0" w:before="0"/>
-            </w:pPr>
-            <w:r>
-              <w:rPr>
-                <w:rFonts w:ascii="Calibri" w:cs="Calibri" w:eastAsia="Calibri" w:hAnsi="Calibri"/>
-                <w:color w:val="1F2933"/>
-                <w:sz w:val="19"/>
-                <w:szCs w:val="19"/>
-              </w:rPr>
-              <w:t xml:space="preserve">Tools installed, checks passing</w:t>
+            <w:tcW w:type="dxa" w:w="3887"/>
+            <w:shd w:fill="FFFFFF" w:val="clear"/>
+            <w:tcMar>
+              <w:top w:type="dxa" w:w="70"/>
+              <w:left w:type="dxa" w:w="110"/>
+              <w:bottom w:type="dxa" w:w="70"/>
+              <w:right w:type="dxa" w:w="110"/>
+            </w:tcMar>
+          </w:tcPr>
+          <w:p>
+            <w:pPr>
+              <w:spacing w:after="0" w:before="0"/>
+            </w:pPr>
+            <w:r>
+              <w:rPr>
+                <w:rFonts w:ascii="Calibri" w:cs="Calibri" w:eastAsia="Calibri" w:hAnsi="Calibri"/>
+                <w:color w:val="1F2933"/>
+                <w:sz w:val="19"/>
+                <w:szCs w:val="19"/>
+              </w:rPr>
+              <w:t xml:space="preserve">PowerShell ready, files confirmed present</w:t>
             </w:r>
           </w:p>
         </w:tc>
@@ -774,79 +1302,79 @@
         </w:tc>
         <w:tc>
           <w:tcPr>
-            <w:tcW w:type="dxa" w:w="3845"/>
-            <w:shd w:fill="FFFFFF" w:val="clear"/>
-            <w:tcMar>
-              <w:top w:type="dxa" w:w="70"/>
-              <w:left w:type="dxa" w:w="110"/>
-              <w:bottom w:type="dxa" w:w="70"/>
-              <w:right w:type="dxa" w:w="110"/>
-            </w:tcMar>
-          </w:tcPr>
-          <w:p>
-            <w:pPr>
-              <w:spacing w:after="0" w:before="0"/>
-            </w:pPr>
-            <w:r>
-              <w:rPr>
-                <w:rFonts w:ascii="Calibri" w:cs="Calibri" w:eastAsia="Calibri" w:hAnsi="Calibri"/>
-                <w:color w:val="1F2933"/>
-                <w:sz w:val="19"/>
-                <w:szCs w:val="19"/>
-              </w:rPr>
-              <w:t xml:space="preserve">[Prepare and validate the data](#stage-1)</w:t>
-            </w:r>
-          </w:p>
-        </w:tc>
-        <w:tc>
-          <w:tcPr>
-            <w:tcW w:type="dxa" w:w="779"/>
-            <w:shd w:fill="FFFFFF" w:val="clear"/>
-            <w:tcMar>
-              <w:top w:type="dxa" w:w="70"/>
-              <w:left w:type="dxa" w:w="110"/>
-              <w:bottom w:type="dxa" w:w="70"/>
-              <w:right w:type="dxa" w:w="110"/>
-            </w:tcMar>
-          </w:tcPr>
-          <w:p>
-            <w:pPr>
-              <w:spacing w:after="0" w:before="0"/>
-            </w:pPr>
-            <w:r>
-              <w:rPr>
-                <w:rFonts w:ascii="Calibri" w:cs="Calibri" w:eastAsia="Calibri" w:hAnsi="Calibri"/>
-                <w:color w:val="1F2933"/>
-                <w:sz w:val="19"/>
-                <w:szCs w:val="19"/>
-              </w:rPr>
-              <w:t xml:space="preserve">2 h</w:t>
-            </w:r>
-          </w:p>
-        </w:tc>
-        <w:tc>
-          <w:tcPr>
-            <w:tcW w:type="dxa" w:w="4343"/>
-            <w:shd w:fill="FFFFFF" w:val="clear"/>
-            <w:tcMar>
-              <w:top w:type="dxa" w:w="70"/>
-              <w:left w:type="dxa" w:w="110"/>
-              <w:bottom w:type="dxa" w:w="70"/>
-              <w:right w:type="dxa" w:w="110"/>
-            </w:tcMar>
-          </w:tcPr>
-          <w:p>
-            <w:pPr>
-              <w:spacing w:after="0" w:before="0"/>
-            </w:pPr>
-            <w:r>
-              <w:rPr>
-                <w:rFonts w:ascii="Calibri" w:cs="Calibri" w:eastAsia="Calibri" w:hAnsi="Calibri"/>
-                <w:color w:val="1F2933"/>
-                <w:sz w:val="19"/>
-                <w:szCs w:val="19"/>
-              </w:rPr>
-              <w:t xml:space="preserve">14 CSVs, 0 errors</w:t>
+            <w:tcW w:type="dxa" w:w="4251"/>
+            <w:shd w:fill="FFFFFF" w:val="clear"/>
+            <w:tcMar>
+              <w:top w:type="dxa" w:w="70"/>
+              <w:left w:type="dxa" w:w="110"/>
+              <w:bottom w:type="dxa" w:w="70"/>
+              <w:right w:type="dxa" w:w="110"/>
+            </w:tcMar>
+          </w:tcPr>
+          <w:p>
+            <w:pPr>
+              <w:spacing w:after="0" w:before="0"/>
+            </w:pPr>
+            <w:r>
+              <w:rPr>
+                <w:rFonts w:ascii="Calibri" w:cs="Calibri" w:eastAsia="Calibri" w:hAnsi="Calibri"/>
+                <w:color w:val="1F2933"/>
+                <w:sz w:val="19"/>
+                <w:szCs w:val="19"/>
+              </w:rPr>
+              <w:t xml:space="preserve">[Provision SharePoint](#stage-1)</w:t>
+            </w:r>
+          </w:p>
+        </w:tc>
+        <w:tc>
+          <w:tcPr>
+            <w:tcW w:type="dxa" w:w="829"/>
+            <w:shd w:fill="FFFFFF" w:val="clear"/>
+            <w:tcMar>
+              <w:top w:type="dxa" w:w="70"/>
+              <w:left w:type="dxa" w:w="110"/>
+              <w:bottom w:type="dxa" w:w="70"/>
+              <w:right w:type="dxa" w:w="110"/>
+            </w:tcMar>
+          </w:tcPr>
+          <w:p>
+            <w:pPr>
+              <w:spacing w:after="0" w:before="0"/>
+            </w:pPr>
+            <w:r>
+              <w:rPr>
+                <w:rFonts w:ascii="Calibri" w:cs="Calibri" w:eastAsia="Calibri" w:hAnsi="Calibri"/>
+                <w:color w:val="1F2933"/>
+                <w:sz w:val="19"/>
+                <w:szCs w:val="19"/>
+              </w:rPr>
+              <w:t xml:space="preserve">3 h</w:t>
+            </w:r>
+          </w:p>
+        </w:tc>
+        <w:tc>
+          <w:tcPr>
+            <w:tcW w:type="dxa" w:w="3887"/>
+            <w:shd w:fill="FFFFFF" w:val="clear"/>
+            <w:tcMar>
+              <w:top w:type="dxa" w:w="70"/>
+              <w:left w:type="dxa" w:w="110"/>
+              <w:bottom w:type="dxa" w:w="70"/>
+              <w:right w:type="dxa" w:w="110"/>
+            </w:tcMar>
+          </w:tcPr>
+          <w:p>
+            <w:pPr>
+              <w:spacing w:after="0" w:before="0"/>
+            </w:pPr>
+            <w:r>
+              <w:rPr>
+                <w:rFonts w:ascii="Calibri" w:cs="Calibri" w:eastAsia="Calibri" w:hAnsi="Calibri"/>
+                <w:color w:val="1F2933"/>
+                <w:sz w:val="19"/>
+                <w:szCs w:val="19"/>
+              </w:rPr>
+              <w:t xml:space="preserve">14 lists, 138 columns, 11 views, 5 libraries</w:t>
             </w:r>
           </w:p>
         </w:tc>
@@ -883,79 +1411,79 @@
         </w:tc>
         <w:tc>
           <w:tcPr>
-            <w:tcW w:type="dxa" w:w="3845"/>
-            <w:shd w:fill="FFFFFF" w:val="clear"/>
-            <w:tcMar>
-              <w:top w:type="dxa" w:w="70"/>
-              <w:left w:type="dxa" w:w="110"/>
-              <w:bottom w:type="dxa" w:w="70"/>
-              <w:right w:type="dxa" w:w="110"/>
-            </w:tcMar>
-          </w:tcPr>
-          <w:p>
-            <w:pPr>
-              <w:spacing w:after="0" w:before="0"/>
-            </w:pPr>
-            <w:r>
-              <w:rPr>
-                <w:rFonts w:ascii="Calibri" w:cs="Calibri" w:eastAsia="Calibri" w:hAnsi="Calibri"/>
-                <w:color w:val="1F2933"/>
-                <w:sz w:val="19"/>
-                <w:szCs w:val="19"/>
-              </w:rPr>
-              <w:t xml:space="preserve">[Provision SharePoint](#stage-2)</w:t>
-            </w:r>
-          </w:p>
-        </w:tc>
-        <w:tc>
-          <w:tcPr>
-            <w:tcW w:type="dxa" w:w="779"/>
-            <w:shd w:fill="FFFFFF" w:val="clear"/>
-            <w:tcMar>
-              <w:top w:type="dxa" w:w="70"/>
-              <w:left w:type="dxa" w:w="110"/>
-              <w:bottom w:type="dxa" w:w="70"/>
-              <w:right w:type="dxa" w:w="110"/>
-            </w:tcMar>
-          </w:tcPr>
-          <w:p>
-            <w:pPr>
-              <w:spacing w:after="0" w:before="0"/>
-            </w:pPr>
-            <w:r>
-              <w:rPr>
-                <w:rFonts w:ascii="Calibri" w:cs="Calibri" w:eastAsia="Calibri" w:hAnsi="Calibri"/>
-                <w:color w:val="1F2933"/>
-                <w:sz w:val="19"/>
-                <w:szCs w:val="19"/>
-              </w:rPr>
-              <w:t xml:space="preserve">3 h</w:t>
-            </w:r>
-          </w:p>
-        </w:tc>
-        <w:tc>
-          <w:tcPr>
-            <w:tcW w:type="dxa" w:w="4343"/>
-            <w:shd w:fill="FFFFFF" w:val="clear"/>
-            <w:tcMar>
-              <w:top w:type="dxa" w:w="70"/>
-              <w:left w:type="dxa" w:w="110"/>
-              <w:bottom w:type="dxa" w:w="70"/>
-              <w:right w:type="dxa" w:w="110"/>
-            </w:tcMar>
-          </w:tcPr>
-          <w:p>
-            <w:pPr>
-              <w:spacing w:after="0" w:before="0"/>
-            </w:pPr>
-            <w:r>
-              <w:rPr>
-                <w:rFonts w:ascii="Calibri" w:cs="Calibri" w:eastAsia="Calibri" w:hAnsi="Calibri"/>
-                <w:color w:val="1F2933"/>
-                <w:sz w:val="19"/>
-                <w:szCs w:val="19"/>
-              </w:rPr>
-              <w:t xml:space="preserve">14 lists, 138 columns, 11 views, 5 libraries, data loaded</w:t>
+            <w:tcW w:type="dxa" w:w="4251"/>
+            <w:shd w:fill="FFFFFF" w:val="clear"/>
+            <w:tcMar>
+              <w:top w:type="dxa" w:w="70"/>
+              <w:left w:type="dxa" w:w="110"/>
+              <w:bottom w:type="dxa" w:w="70"/>
+              <w:right w:type="dxa" w:w="110"/>
+            </w:tcMar>
+          </w:tcPr>
+          <w:p>
+            <w:pPr>
+              <w:spacing w:after="0" w:before="0"/>
+            </w:pPr>
+            <w:r>
+              <w:rPr>
+                <w:rFonts w:ascii="Calibri" w:cs="Calibri" w:eastAsia="Calibri" w:hAnsi="Calibri"/>
+                <w:color w:val="1F2933"/>
+                <w:sz w:val="19"/>
+                <w:szCs w:val="19"/>
+              </w:rPr>
+              <w:t xml:space="preserve">[Load and verify the data](#stage-2)</w:t>
+            </w:r>
+          </w:p>
+        </w:tc>
+        <w:tc>
+          <w:tcPr>
+            <w:tcW w:type="dxa" w:w="829"/>
+            <w:shd w:fill="FFFFFF" w:val="clear"/>
+            <w:tcMar>
+              <w:top w:type="dxa" w:w="70"/>
+              <w:left w:type="dxa" w:w="110"/>
+              <w:bottom w:type="dxa" w:w="70"/>
+              <w:right w:type="dxa" w:w="110"/>
+            </w:tcMar>
+          </w:tcPr>
+          <w:p>
+            <w:pPr>
+              <w:spacing w:after="0" w:before="0"/>
+            </w:pPr>
+            <w:r>
+              <w:rPr>
+                <w:rFonts w:ascii="Calibri" w:cs="Calibri" w:eastAsia="Calibri" w:hAnsi="Calibri"/>
+                <w:color w:val="1F2933"/>
+                <w:sz w:val="19"/>
+                <w:szCs w:val="19"/>
+              </w:rPr>
+              <w:t xml:space="preserve">1 h</w:t>
+            </w:r>
+          </w:p>
+        </w:tc>
+        <w:tc>
+          <w:tcPr>
+            <w:tcW w:type="dxa" w:w="3887"/>
+            <w:shd w:fill="FFFFFF" w:val="clear"/>
+            <w:tcMar>
+              <w:top w:type="dxa" w:w="70"/>
+              <w:left w:type="dxa" w:w="110"/>
+              <w:bottom w:type="dxa" w:w="70"/>
+              <w:right w:type="dxa" w:w="110"/>
+            </w:tcMar>
+          </w:tcPr>
+          <w:p>
+            <w:pPr>
+              <w:spacing w:after="0" w:before="0"/>
+            </w:pPr>
+            <w:r>
+              <w:rPr>
+                <w:rFonts w:ascii="Calibri" w:cs="Calibri" w:eastAsia="Calibri" w:hAnsi="Calibri"/>
+                <w:color w:val="1F2933"/>
+                <w:sz w:val="19"/>
+                <w:szCs w:val="19"/>
+              </w:rPr>
+              <w:t xml:space="preserve">2,422 rows, every check passing</w:t>
             </w:r>
           </w:p>
         </w:tc>
@@ -992,7 +1520,7 @@
         </w:tc>
         <w:tc>
           <w:tcPr>
-            <w:tcW w:type="dxa" w:w="3845"/>
+            <w:tcW w:type="dxa" w:w="4251"/>
             <w:shd w:fill="FFFFFF" w:val="clear"/>
             <w:tcMar>
               <w:top w:type="dxa" w:w="70"/>
@@ -1018,7 +1546,7 @@
         </w:tc>
         <w:tc>
           <w:tcPr>
-            <w:tcW w:type="dxa" w:w="779"/>
+            <w:tcW w:type="dxa" w:w="829"/>
             <w:shd w:fill="FFFFFF" w:val="clear"/>
             <w:tcMar>
               <w:top w:type="dxa" w:w="70"/>
@@ -1044,27 +1572,27 @@
         </w:tc>
         <w:tc>
           <w:tcPr>
-            <w:tcW w:type="dxa" w:w="4343"/>
-            <w:shd w:fill="FFFFFF" w:val="clear"/>
-            <w:tcMar>
-              <w:top w:type="dxa" w:w="70"/>
-              <w:left w:type="dxa" w:w="110"/>
-              <w:bottom w:type="dxa" w:w="70"/>
-              <w:right w:type="dxa" w:w="110"/>
-            </w:tcMar>
-          </w:tcPr>
-          <w:p>
-            <w:pPr>
-              <w:spacing w:after="0" w:before="0"/>
-            </w:pPr>
-            <w:r>
-              <w:rPr>
-                <w:rFonts w:ascii="Calibri" w:cs="Calibri" w:eastAsia="Calibri" w:hAnsi="Calibri"/>
-                <w:color w:val="1F2933"/>
-                <w:sz w:val="19"/>
-                <w:szCs w:val="19"/>
-              </w:rPr>
-              <w:t xml:space="preserve">5 Forms, pre-filled links wired into the Machine Hub</w:t>
+            <w:tcW w:type="dxa" w:w="3887"/>
+            <w:shd w:fill="FFFFFF" w:val="clear"/>
+            <w:tcMar>
+              <w:top w:type="dxa" w:w="70"/>
+              <w:left w:type="dxa" w:w="110"/>
+              <w:bottom w:type="dxa" w:w="70"/>
+              <w:right w:type="dxa" w:w="110"/>
+            </w:tcMar>
+          </w:tcPr>
+          <w:p>
+            <w:pPr>
+              <w:spacing w:after="0" w:before="0"/>
+            </w:pPr>
+            <w:r>
+              <w:rPr>
+                <w:rFonts w:ascii="Calibri" w:cs="Calibri" w:eastAsia="Calibri" w:hAnsi="Calibri"/>
+                <w:color w:val="1F2933"/>
+                <w:sz w:val="19"/>
+                <w:szCs w:val="19"/>
+              </w:rPr>
+              <w:t xml:space="preserve">5 Forms, wired into the Machine Hub</w:t>
             </w:r>
           </w:p>
         </w:tc>
@@ -1101,7 +1629,7 @@
         </w:tc>
         <w:tc>
           <w:tcPr>
-            <w:tcW w:type="dxa" w:w="3845"/>
+            <w:tcW w:type="dxa" w:w="4251"/>
             <w:shd w:fill="FFFFFF" w:val="clear"/>
             <w:tcMar>
               <w:top w:type="dxa" w:w="70"/>
@@ -1127,7 +1655,7 @@
         </w:tc>
         <w:tc>
           <w:tcPr>
-            <w:tcW w:type="dxa" w:w="779"/>
+            <w:tcW w:type="dxa" w:w="829"/>
             <w:shd w:fill="FFFFFF" w:val="clear"/>
             <w:tcMar>
               <w:top w:type="dxa" w:w="70"/>
@@ -1153,27 +1681,27 @@
         </w:tc>
         <w:tc>
           <w:tcPr>
-            <w:tcW w:type="dxa" w:w="4343"/>
-            <w:shd w:fill="FFFFFF" w:val="clear"/>
-            <w:tcMar>
-              <w:top w:type="dxa" w:w="70"/>
-              <w:left w:type="dxa" w:w="110"/>
-              <w:bottom w:type="dxa" w:w="70"/>
-              <w:right w:type="dxa" w:w="110"/>
-            </w:tcMar>
-          </w:tcPr>
-          <w:p>
-            <w:pPr>
-              <w:spacing w:after="0" w:before="0"/>
-            </w:pPr>
-            <w:r>
-              <w:rPr>
-                <w:rFonts w:ascii="Calibri" w:cs="Calibri" w:eastAsia="Calibri" w:hAnsi="Calibri"/>
-                <w:color w:val="1F2933"/>
-                <w:sz w:val="19"/>
-                <w:szCs w:val="19"/>
-              </w:rPr>
-              <w:t xml:space="preserve">30 stickers on machines, every one scan-tested</w:t>
+            <w:tcW w:type="dxa" w:w="3887"/>
+            <w:shd w:fill="FFFFFF" w:val="clear"/>
+            <w:tcMar>
+              <w:top w:type="dxa" w:w="70"/>
+              <w:left w:type="dxa" w:w="110"/>
+              <w:bottom w:type="dxa" w:w="70"/>
+              <w:right w:type="dxa" w:w="110"/>
+            </w:tcMar>
+          </w:tcPr>
+          <w:p>
+            <w:pPr>
+              <w:spacing w:after="0" w:before="0"/>
+            </w:pPr>
+            <w:r>
+              <w:rPr>
+                <w:rFonts w:ascii="Calibri" w:cs="Calibri" w:eastAsia="Calibri" w:hAnsi="Calibri"/>
+                <w:color w:val="1F2933"/>
+                <w:sz w:val="19"/>
+                <w:szCs w:val="19"/>
+              </w:rPr>
+              <w:t xml:space="preserve">30 stickers, every one scan-tested</w:t>
             </w:r>
           </w:p>
         </w:tc>
@@ -1210,7 +1738,7 @@
         </w:tc>
         <w:tc>
           <w:tcPr>
-            <w:tcW w:type="dxa" w:w="3845"/>
+            <w:tcW w:type="dxa" w:w="4251"/>
             <w:shd w:fill="FFFFFF" w:val="clear"/>
             <w:tcMar>
               <w:top w:type="dxa" w:w="70"/>
@@ -1236,7 +1764,7 @@
         </w:tc>
         <w:tc>
           <w:tcPr>
-            <w:tcW w:type="dxa" w:w="779"/>
+            <w:tcW w:type="dxa" w:w="829"/>
             <w:shd w:fill="FFFFFF" w:val="clear"/>
             <w:tcMar>
               <w:top w:type="dxa" w:w="70"/>
@@ -1262,7 +1790,7 @@
         </w:tc>
         <w:tc>
           <w:tcPr>
-            <w:tcW w:type="dxa" w:w="4343"/>
+            <w:tcW w:type="dxa" w:w="3887"/>
             <w:shd w:fill="FFFFFF" w:val="clear"/>
             <w:tcMar>
               <w:top w:type="dxa" w:w="70"/>
@@ -1319,33 +1847,33 @@
         </w:tc>
         <w:tc>
           <w:tcPr>
-            <w:tcW w:type="dxa" w:w="3845"/>
-            <w:shd w:fill="FFFFFF" w:val="clear"/>
-            <w:tcMar>
-              <w:top w:type="dxa" w:w="70"/>
-              <w:left w:type="dxa" w:w="110"/>
-              <w:bottom w:type="dxa" w:w="70"/>
-              <w:right w:type="dxa" w:w="110"/>
-            </w:tcMar>
-          </w:tcPr>
-          <w:p>
-            <w:pPr>
-              <w:spacing w:after="0" w:before="0"/>
-            </w:pPr>
-            <w:r>
-              <w:rPr>
-                <w:rFonts w:ascii="Calibri" w:cs="Calibri" w:eastAsia="Calibri" w:hAnsi="Calibri"/>
-                <w:color w:val="1F2933"/>
-                <w:sz w:val="19"/>
-                <w:szCs w:val="19"/>
-              </w:rPr>
-              <w:t xml:space="preserve">[Publish Power BI, test, go live](#stage-6)</w:t>
-            </w:r>
-          </w:p>
-        </w:tc>
-        <w:tc>
-          <w:tcPr>
-            <w:tcW w:type="dxa" w:w="779"/>
+            <w:tcW w:type="dxa" w:w="4251"/>
+            <w:shd w:fill="FFFFFF" w:val="clear"/>
+            <w:tcMar>
+              <w:top w:type="dxa" w:w="70"/>
+              <w:left w:type="dxa" w:w="110"/>
+              <w:bottom w:type="dxa" w:w="70"/>
+              <w:right w:type="dxa" w:w="110"/>
+            </w:tcMar>
+          </w:tcPr>
+          <w:p>
+            <w:pPr>
+              <w:spacing w:after="0" w:before="0"/>
+            </w:pPr>
+            <w:r>
+              <w:rPr>
+                <w:rFonts w:ascii="Calibri" w:cs="Calibri" w:eastAsia="Calibri" w:hAnsi="Calibri"/>
+                <w:color w:val="1F2933"/>
+                <w:sz w:val="19"/>
+                <w:szCs w:val="19"/>
+              </w:rPr>
+              <w:t xml:space="preserve">[Power BI, UAT, go live](#stage-6)</w:t>
+            </w:r>
+          </w:p>
+        </w:tc>
+        <w:tc>
+          <w:tcPr>
+            <w:tcW w:type="dxa" w:w="829"/>
             <w:shd w:fill="FFFFFF" w:val="clear"/>
             <w:tcMar>
               <w:top w:type="dxa" w:w="70"/>
@@ -1371,7 +1899,7 @@
         </w:tc>
         <w:tc>
           <w:tcPr>
-            <w:tcW w:type="dxa" w:w="4343"/>
+            <w:tcW w:type="dxa" w:w="3887"/>
             <w:shd w:fill="FFFFFF" w:val="clear"/>
             <w:tcMar>
               <w:top w:type="dxa" w:w="70"/>
@@ -1427,7 +1955,7 @@
           <w:sz w:val="21"/>
           <w:szCs w:val="21"/>
         </w:rPr>
-        <w:t xml:space="preserve"> Stage 5 cannot be built before Stage 3 exists, because a flow's trigger has nothing to point at.</w:t>
+        <w:t xml:space="preserve"> Stage 5 cannot be built before Stage 3 exists, because a flow's trigger has nothing to point at. Stage 4 needs Stage 1 done, because the sticker points at a view that has to exist.</w:t>
       </w:r>
     </w:p>
     <w:p>
@@ -1614,7 +2142,7 @@
           <w:sz w:val="26"/>
           <w:szCs w:val="26"/>
         </w:rPr>
-        <w:t xml:space="preserve">Stage 0 — Set up your machine · 30 minutes</w:t>
+        <w:t xml:space="preserve">Stage 0 — Set up and check the files · 30 minutes</w:t>
       </w:r>
     </w:p>
     <w:p>
@@ -1631,13 +2159,27 @@
           <w:sz w:val="22"/>
           <w:szCs w:val="22"/>
         </w:rPr>
-        <w:t xml:space="preserve">Install three things</w:t>
+        <w:t xml:space="preserve">Install PowerShell 7 and the SharePoint module</w:t>
+      </w:r>
+    </w:p>
+    <w:p>
+      <w:pPr>
+        <w:spacing w:after="120" w:before="60"/>
+      </w:pPr>
+      <w:r>
+        <w:rPr>
+          <w:rFonts w:ascii="Calibri" w:cs="Calibri" w:eastAsia="Calibri" w:hAnsi="Calibri"/>
+          <w:color w:val="1F2933"/>
+          <w:sz w:val="21"/>
+          <w:szCs w:val="21"/>
+        </w:rPr>
+        <w:t xml:space="preserve">Download PowerShell 7 from Microsoft and install it. Then open it and run:</w:t>
       </w:r>
     </w:p>
     <w:p>
       <w:pPr>
         <w:shd w:fill="F4F6F7" w:val="clear"/>
-        <w:spacing w:after="0" w:before="100"/>
+        <w:spacing w:after="140" w:before="100"/>
         <w:ind w:left="170" w:right="170"/>
       </w:pPr>
       <w:r>
@@ -1647,13 +2189,68 @@
           <w:sz w:val="17"/>
           <w:szCs w:val="17"/>
         </w:rPr>
-        <w:t xml:space="preserve"># 1. Python 3.9 or newer - check what you have</w:t>
+        <w:t xml:space="preserve">Install-Module PnP.PowerShell -Scope CurrentUser</w:t>
+      </w:r>
+    </w:p>
+    <w:p>
+      <w:pPr>
+        <w:spacing w:after="120" w:before="60"/>
+      </w:pPr>
+      <w:r>
+        <w:rPr>
+          <w:rFonts w:ascii="Consolas" w:cs="Consolas" w:eastAsia="Consolas" w:hAnsi="Consolas"/>
+          <w:color w:val="0C3549"/>
+          <w:sz w:val="19"/>
+          <w:szCs w:val="19"/>
+          <w:shd w:fill="F4F6F7" w:val="clear"/>
+        </w:rPr>
+        <w:t xml:space="preserve">-Scope CurrentUser</w:t>
+      </w:r>
+      <w:r>
+        <w:rPr>
+          <w:rFonts w:ascii="Calibri" w:cs="Calibri" w:eastAsia="Calibri" w:hAnsi="Calibri"/>
+          <w:color w:val="1F2933"/>
+          <w:sz w:val="21"/>
+          <w:szCs w:val="21"/>
+        </w:rPr>
+        <w:t xml:space="preserve"> installs it for you alone, so it does not need an administrator.</w:t>
+      </w:r>
+    </w:p>
+    <w:p>
+      <w:pPr>
+        <w:pStyle w:val="Heading3"/>
+        <w:spacing w:after="100" w:before="240"/>
+      </w:pPr>
+      <w:r>
+        <w:rPr>
+          <w:rFonts w:ascii="Calibri" w:cs="Calibri" w:eastAsia="Calibri" w:hAnsi="Calibri"/>
+          <w:b/>
+          <w:bCs/>
+          <w:color w:val="2E86AB"/>
+          <w:sz w:val="22"/>
+          <w:szCs w:val="22"/>
+        </w:rPr>
+        <w:t xml:space="preserve">Confirm the files arrived intact</w:t>
+      </w:r>
+    </w:p>
+    <w:p>
+      <w:pPr>
+        <w:spacing w:after="120" w:before="60"/>
+      </w:pPr>
+      <w:r>
+        <w:rPr>
+          <w:rFonts w:ascii="Calibri" w:cs="Calibri" w:eastAsia="Calibri" w:hAnsi="Calibri"/>
+          <w:color w:val="1F2933"/>
+          <w:sz w:val="21"/>
+          <w:szCs w:val="21"/>
+        </w:rPr>
+        <w:t xml:space="preserve">Everything you need is already in this folder. Check the four that matter:</w:t>
       </w:r>
     </w:p>
     <w:p>
       <w:pPr>
         <w:shd w:fill="F4F6F7" w:val="clear"/>
-        <w:spacing w:after="0" w:before="0"/>
+        <w:spacing w:after="0" w:before="100"/>
         <w:ind w:left="170" w:right="170"/>
       </w:pPr>
       <w:r>
@@ -1663,7 +2260,7 @@
           <w:sz w:val="17"/>
           <w:szCs w:val="17"/>
         </w:rPr>
-        <w:t xml:space="preserve">python3 --version</w:t>
+        <w:t xml:space="preserve">cd sharepoint</w:t>
       </w:r>
     </w:p>
     <w:p>
@@ -1679,7 +2276,7 @@
           <w:sz w:val="17"/>
           <w:szCs w:val="17"/>
         </w:rPr>
-        <w:t xml:space="preserve"> </w:t>
+        <w:t xml:space="preserve">Get-ChildItem data\*.csv   | Measure-Object      # expect Count : 14</w:t>
       </w:r>
     </w:p>
     <w:p>
@@ -1695,7 +2292,7 @@
           <w:sz w:val="17"/>
           <w:szCs w:val="17"/>
         </w:rPr>
-        <w:t xml:space="preserve"># 2. Python packages</w:t>
+        <w:t xml:space="preserve">Get-ChildItem schema\*.json | Measure-Object     # expect Count : 15  (14 lists + manifest)</w:t>
       </w:r>
     </w:p>
     <w:p>
@@ -1711,13 +2308,13 @@
           <w:sz w:val="17"/>
           <w:szCs w:val="17"/>
         </w:rPr>
-        <w:t xml:space="preserve">pip install -r tools/requirements.txt</w:t>
+        <w:t xml:space="preserve">Get-Content data\_ROW_COUNTS.csv | Measure-Object -Line   # expect Lines : 15  (header + 14)</w:t>
       </w:r>
     </w:p>
     <w:p>
       <w:pPr>
         <w:shd w:fill="F4F6F7" w:val="clear"/>
-        <w:spacing w:after="0" w:before="0"/>
+        <w:spacing w:after="140" w:before="0"/>
         <w:ind w:left="170" w:right="170"/>
       </w:pPr>
       <w:r>
@@ -1727,71 +2324,21 @@
           <w:sz w:val="17"/>
           <w:szCs w:val="17"/>
         </w:rPr>
-        <w:t xml:space="preserve">pip install -r qr/requirements.txt</w:t>
-      </w:r>
-    </w:p>
-    <w:p>
-      <w:pPr>
-        <w:shd w:fill="F4F6F7" w:val="clear"/>
-        <w:spacing w:after="0" w:before="0"/>
-        <w:ind w:left="170" w:right="170"/>
-      </w:pPr>
-      <w:r>
-        <w:rPr>
-          <w:rFonts w:ascii="Consolas" w:cs="Consolas" w:eastAsia="Consolas" w:hAnsi="Consolas"/>
-          <w:color w:val="0C3549"/>
-          <w:sz w:val="17"/>
-          <w:szCs w:val="17"/>
-        </w:rPr>
-        <w:t xml:space="preserve"> </w:t>
-      </w:r>
-    </w:p>
-    <w:p>
-      <w:pPr>
-        <w:shd w:fill="F4F6F7" w:val="clear"/>
-        <w:spacing w:after="0" w:before="0"/>
-        <w:ind w:left="170" w:right="170"/>
-      </w:pPr>
-      <w:r>
-        <w:rPr>
-          <w:rFonts w:ascii="Consolas" w:cs="Consolas" w:eastAsia="Consolas" w:hAnsi="Consolas"/>
-          <w:color w:val="0C3549"/>
-          <w:sz w:val="17"/>
-          <w:szCs w:val="17"/>
-        </w:rPr>
-        <w:t xml:space="preserve"># 3. PowerShell 7 and the SharePoint module</w:t>
-      </w:r>
-    </w:p>
-    <w:p>
-      <w:pPr>
-        <w:shd w:fill="F4F6F7" w:val="clear"/>
-        <w:spacing w:after="0" w:before="0"/>
-        <w:ind w:left="170" w:right="170"/>
-      </w:pPr>
-      <w:r>
-        <w:rPr>
-          <w:rFonts w:ascii="Consolas" w:cs="Consolas" w:eastAsia="Consolas" w:hAnsi="Consolas"/>
-          <w:color w:val="0C3549"/>
-          <w:sz w:val="17"/>
-          <w:szCs w:val="17"/>
-        </w:rPr>
-        <w:t xml:space="preserve">#    Download PowerShell 7 from Microsoft, then:</w:t>
-      </w:r>
-    </w:p>
-    <w:p>
-      <w:pPr>
-        <w:shd w:fill="F4F6F7" w:val="clear"/>
-        <w:spacing w:after="140" w:before="0"/>
-        <w:ind w:left="170" w:right="170"/>
-      </w:pPr>
-      <w:r>
-        <w:rPr>
-          <w:rFonts w:ascii="Consolas" w:cs="Consolas" w:eastAsia="Consolas" w:hAnsi="Consolas"/>
-          <w:color w:val="0C3549"/>
-          <w:sz w:val="17"/>
-          <w:szCs w:val="17"/>
-        </w:rPr>
-        <w:t xml:space="preserve">Install-Module PnP.PowerShell -Scope CurrentUser</w:t>
+        <w:t xml:space="preserve">Test-Path ..\qr\browser\qr_labels.html           # expect True</w:t>
+      </w:r>
+    </w:p>
+    <w:p>
+      <w:pPr>
+        <w:spacing w:after="120" w:before="60"/>
+      </w:pPr>
+      <w:r>
+        <w:rPr>
+          <w:rFonts w:ascii="Calibri" w:cs="Calibri" w:eastAsia="Calibri" w:hAnsi="Calibri"/>
+          <w:color w:val="1F2933"/>
+          <w:sz w:val="21"/>
+          <w:szCs w:val="21"/>
+        </w:rPr>
+        <w:t xml:space="preserve">If those four are right, the data is complete and you can build.</w:t>
       </w:r>
     </w:p>
     <w:p>
@@ -1812,7 +2359,7 @@
           <w:sz w:val="20"/>
           <w:szCs w:val="20"/>
         </w:rPr>
-        <w:t xml:space="preserve">`pyzbar` needs a system library.</w:t>
+        <w:t xml:space="preserve">Where the data came from.</w:t>
       </w:r>
       <w:r>
         <w:rPr>
@@ -1821,8 +2368,15 @@
           <w:sz w:val="20"/>
           <w:szCs w:val="20"/>
         </w:rPr>
-        <w:t xml:space="preserve"> On Debian/Ubuntu: </w:t>
-      </w:r>
+        <w:t xml:space="preserve"> The 14 CSVs were generated from the three workbooks in</w:t>
+      </w:r>
+    </w:p>
+    <w:p>
+      <w:pPr>
+        <w:shd w:fill="FDF6E3" w:val="clear"/>
+        <w:spacing w:after="60" w:before="0"/>
+        <w:ind w:left="280" w:right="280"/>
+      </w:pPr>
       <w:r>
         <w:rPr>
           <w:rFonts w:ascii="Consolas" w:cs="Consolas" w:eastAsia="Consolas" w:hAnsi="Consolas"/>
@@ -1831,7 +2385,7 @@
           <w:szCs w:val="18"/>
           <w:shd w:fill="F4F6F7" w:val="clear"/>
         </w:rPr>
-        <w:t xml:space="preserve">sudo apt install libzbar0</w:t>
+        <w:t xml:space="preserve">input/</w:t>
       </w:r>
       <w:r>
         <w:rPr>
@@ -1840,7 +2394,7 @@
           <w:sz w:val="20"/>
           <w:szCs w:val="20"/>
         </w:rPr>
-        <w:t xml:space="preserve">.</w:t>
+        <w:t xml:space="preserve"> and validated against six cross-table integrity rules — unique keys, a work</w:t>
       </w:r>
     </w:p>
     <w:p>
@@ -1856,7 +2410,101 @@
           <w:sz w:val="20"/>
           <w:szCs w:val="20"/>
         </w:rPr>
-        <w:t xml:space="preserve">Without it the QR round-trip test falls back to a weaker check, and that test is</w:t>
+        <w:t xml:space="preserve">order's task count matching its machine count, a completed work order having no open</w:t>
+      </w:r>
+    </w:p>
+    <w:p>
+      <w:pPr>
+        <w:shd w:fill="FDF6E3" w:val="clear"/>
+        <w:spacing w:after="60" w:before="0"/>
+        <w:ind w:left="280" w:right="280"/>
+      </w:pPr>
+      <w:r>
+        <w:rPr>
+          <w:rFonts w:ascii="Calibri" w:cs="Calibri" w:eastAsia="Calibri" w:hAnsi="Calibri"/>
+          <w:color w:val="8A5A00"/>
+          <w:sz w:val="20"/>
+          <w:szCs w:val="20"/>
+        </w:rPr>
+        <w:t xml:space="preserve">tasks, the counter reset moving all three cell fields together, every checklist</w:t>
+      </w:r>
+    </w:p>
+    <w:p>
+      <w:pPr>
+        <w:shd w:fill="FDF6E3" w:val="clear"/>
+        <w:spacing w:after="60" w:before="0"/>
+        <w:ind w:left="280" w:right="280"/>
+      </w:pPr>
+      <w:r>
+        <w:rPr>
+          <w:rFonts w:ascii="Calibri" w:cs="Calibri" w:eastAsia="Calibri" w:hAnsi="Calibri"/>
+          <w:color w:val="8A5A00"/>
+          <w:sz w:val="20"/>
+          <w:szCs w:val="20"/>
+        </w:rPr>
+        <w:t xml:space="preserve">response having a parent task, and every completed work order having a scanned-out</w:t>
+      </w:r>
+    </w:p>
+    <w:p>
+      <w:pPr>
+        <w:shd w:fill="FDF6E3" w:val="clear"/>
+        <w:spacing w:after="60" w:before="0"/>
+        <w:ind w:left="280" w:right="280"/>
+      </w:pPr>
+      <w:r>
+        <w:rPr>
+          <w:rFonts w:ascii="Calibri" w:cs="Calibri" w:eastAsia="Calibri" w:hAnsi="Calibri"/>
+          <w:color w:val="8A5A00"/>
+          <w:sz w:val="20"/>
+          <w:szCs w:val="20"/>
+        </w:rPr>
+        <w:t xml:space="preserve">task to date it by. They passed with </w:t>
+      </w:r>
+      <w:r>
+        <w:rPr>
+          <w:rFonts w:ascii="Calibri" w:cs="Calibri" w:eastAsia="Calibri" w:hAnsi="Calibri"/>
+          <w:b/>
+          <w:bCs/>
+          <w:color w:val="8A5A00"/>
+          <w:sz w:val="20"/>
+          <w:szCs w:val="20"/>
+        </w:rPr>
+        <w:t xml:space="preserve">0 errors and 0 warnings</w:t>
+      </w:r>
+      <w:r>
+        <w:rPr>
+          <w:rFonts w:ascii="Calibri" w:cs="Calibri" w:eastAsia="Calibri" w:hAnsi="Calibri"/>
+          <w:color w:val="8A5A00"/>
+          <w:sz w:val="20"/>
+          <w:szCs w:val="20"/>
+        </w:rPr>
+        <w:t xml:space="preserve">;</w:t>
+      </w:r>
+    </w:p>
+    <w:p>
+      <w:pPr>
+        <w:shd w:fill="FDF6E3" w:val="clear"/>
+        <w:spacing w:after="60" w:before="0"/>
+        <w:ind w:left="280" w:right="280"/>
+      </w:pPr>
+      <w:r>
+        <w:rPr>
+          <w:rFonts w:ascii="Consolas" w:cs="Consolas" w:eastAsia="Consolas" w:hAnsi="Consolas"/>
+          <w:color w:val="0C3549"/>
+          <w:sz w:val="18"/>
+          <w:szCs w:val="18"/>
+          <w:shd w:fill="F4F6F7" w:val="clear"/>
+        </w:rPr>
+        <w:t xml:space="preserve">sharepoint/data/_VALIDATION_REPORT.md</w:t>
+      </w:r>
+      <w:r>
+        <w:rPr>
+          <w:rFonts w:ascii="Calibri" w:cs="Calibri" w:eastAsia="Calibri" w:hAnsi="Calibri"/>
+          <w:color w:val="8A5A00"/>
+          <w:sz w:val="20"/>
+          <w:szCs w:val="20"/>
+        </w:rPr>
+        <w:t xml:space="preserve"> is that run's report. You do not need to</w:t>
       </w:r>
     </w:p>
     <w:p>
@@ -1875,32 +2523,105 @@
           <w:sz w:val="20"/>
           <w:szCs w:val="20"/>
         </w:rPr>
-        <w:t xml:space="preserve">the thing standing between you and 30 wrong stickers.</w:t>
+        <w:t xml:space="preserve">rerun it — but [Appendix A](#appendix-a) says how if you ever want to.</w:t>
+      </w:r>
+    </w:p>
+    <w:p>
+      <w:pPr>
+        <w:pBdr>
+          <w:bottom w:val="single" w:color="D9E2E6" w:sz="6"/>
+        </w:pBdr>
+        <w:spacing w:after="200" w:before="120"/>
+      </w:pPr>
+      <w:r>
+        <w:t xml:space="preserve"/>
       </w:r>
     </w:p>
     <w:p>
       <w:pPr>
         <w:spacing w:after="120" w:before="60"/>
+      </w:pPr>
+      <w:r>
+        <w:rPr>
+          <w:rFonts w:ascii="Calibri" w:cs="Calibri" w:eastAsia="Calibri" w:hAnsi="Calibri"/>
+          <w:color w:val="1F2933"/>
+          <w:sz w:val="21"/>
+          <w:szCs w:val="21"/>
+        </w:rPr>
+        <w:t xml:space="preserve">&lt;a name="stage-1"&gt;&lt;/a&gt;</w:t>
+      </w:r>
+    </w:p>
+    <w:p>
+      <w:pPr>
+        <w:pStyle w:val="Heading2"/>
+        <w:spacing w:after="140" w:before="320"/>
       </w:pPr>
       <w:r>
         <w:rPr>
           <w:rFonts w:ascii="Calibri" w:cs="Calibri" w:eastAsia="Calibri" w:hAnsi="Calibri"/>
           <w:b/>
           <w:bCs/>
-          <w:color w:val="1F2933"/>
-          <w:sz w:val="21"/>
-          <w:szCs w:val="21"/>
-        </w:rPr>
-        <w:t xml:space="preserve">Node.js is optional.</w:t>
-      </w:r>
-      <w:r>
-        <w:rPr>
-          <w:rFonts w:ascii="Calibri" w:cs="Calibri" w:eastAsia="Calibri" w:hAnsi="Calibri"/>
-          <w:color w:val="1F2933"/>
-          <w:sz w:val="21"/>
-          <w:szCs w:val="21"/>
-        </w:rPr>
-        <w:t xml:space="preserve"> It only regenerates the Word files and the licence deck, and both are already built in </w:t>
+          <w:color w:val="0C3549"/>
+          <w:sz w:val="26"/>
+          <w:szCs w:val="26"/>
+        </w:rPr>
+        <w:t xml:space="preserve">Stage 1 — Provision SharePoint · 3 hours</w:t>
+      </w:r>
+    </w:p>
+    <w:p>
+      <w:pPr>
+        <w:spacing w:after="120" w:before="60"/>
+      </w:pPr>
+      <w:r>
+        <w:rPr>
+          <w:rFonts w:ascii="Calibri" w:cs="Calibri" w:eastAsia="Calibri" w:hAnsi="Calibri"/>
+          <w:b/>
+          <w:bCs/>
+          <w:color w:val="1F2933"/>
+          <w:sz w:val="21"/>
+          <w:szCs w:val="21"/>
+        </w:rPr>
+        <w:t xml:space="preserve">What you are doing:</w:t>
+      </w:r>
+      <w:r>
+        <w:rPr>
+          <w:rFonts w:ascii="Calibri" w:cs="Calibri" w:eastAsia="Calibri" w:hAnsi="Calibri"/>
+          <w:color w:val="1F2933"/>
+          <w:sz w:val="21"/>
+          <w:szCs w:val="21"/>
+        </w:rPr>
+        <w:t xml:space="preserve"> creating the lists, columns, indexes, views and libraries.</w:t>
+      </w:r>
+    </w:p>
+    <w:p>
+      <w:pPr>
+        <w:pStyle w:val="Heading3"/>
+        <w:spacing w:after="100" w:before="240"/>
+      </w:pPr>
+      <w:r>
+        <w:rPr>
+          <w:rFonts w:ascii="Calibri" w:cs="Calibri" w:eastAsia="Calibri" w:hAnsi="Calibri"/>
+          <w:b/>
+          <w:bCs/>
+          <w:color w:val="2E86AB"/>
+          <w:sz w:val="22"/>
+          <w:szCs w:val="22"/>
+        </w:rPr>
+        <w:t xml:space="preserve">1.1 Dry-run first</w:t>
+      </w:r>
+    </w:p>
+    <w:p>
+      <w:pPr>
+        <w:spacing w:after="120" w:before="60"/>
+      </w:pPr>
+      <w:r>
+        <w:rPr>
+          <w:rFonts w:ascii="Calibri" w:cs="Calibri" w:eastAsia="Calibri" w:hAnsi="Calibri"/>
+          <w:color w:val="1F2933"/>
+          <w:sz w:val="21"/>
+          <w:szCs w:val="21"/>
+        </w:rPr>
+        <w:t xml:space="preserve">Every script supports </w:t>
       </w:r>
       <w:r>
         <w:rPr>
@@ -1910,16 +2631,398 @@
           <w:szCs w:val="19"/>
           <w:shd w:fill="F4F6F7" w:val="clear"/>
         </w:rPr>
-        <w:t xml:space="preserve">docs/</w:t>
-      </w:r>
-      <w:r>
-        <w:rPr>
-          <w:rFonts w:ascii="Calibri" w:cs="Calibri" w:eastAsia="Calibri" w:hAnsi="Calibri"/>
-          <w:color w:val="1F2933"/>
-          <w:sz w:val="21"/>
-          <w:szCs w:val="21"/>
-        </w:rPr>
-        <w:t xml:space="preserve">. If you want to regenerate them: </w:t>
+        <w:t xml:space="preserve">-WhatIf</w:t>
+      </w:r>
+      <w:r>
+        <w:rPr>
+          <w:rFonts w:ascii="Calibri" w:cs="Calibri" w:eastAsia="Calibri" w:hAnsi="Calibri"/>
+          <w:color w:val="1F2933"/>
+          <w:sz w:val="21"/>
+          <w:szCs w:val="21"/>
+        </w:rPr>
+        <w:t xml:space="preserve">, which shows exactly what it would do without touching the tenant.</w:t>
+      </w:r>
+    </w:p>
+    <w:p>
+      <w:pPr>
+        <w:shd w:fill="F4F6F7" w:val="clear"/>
+        <w:spacing w:after="0" w:before="100"/>
+        <w:ind w:left="170" w:right="170"/>
+      </w:pPr>
+      <w:r>
+        <w:rPr>
+          <w:rFonts w:ascii="Consolas" w:cs="Consolas" w:eastAsia="Consolas" w:hAnsi="Consolas"/>
+          <w:color w:val="0C3549"/>
+          <w:sz w:val="17"/>
+          <w:szCs w:val="17"/>
+        </w:rPr>
+        <w:t xml:space="preserve">cd sharepoint</w:t>
+      </w:r>
+    </w:p>
+    <w:p>
+      <w:pPr>
+        <w:shd w:fill="F4F6F7" w:val="clear"/>
+        <w:spacing w:after="140" w:before="0"/>
+        <w:ind w:left="170" w:right="170"/>
+      </w:pPr>
+      <w:r>
+        <w:rPr>
+          <w:rFonts w:ascii="Consolas" w:cs="Consolas" w:eastAsia="Consolas" w:hAnsi="Consolas"/>
+          <w:color w:val="0C3549"/>
+          <w:sz w:val="17"/>
+          <w:szCs w:val="17"/>
+        </w:rPr>
+        <w:t xml:space="preserve">.\provision_lists.ps1 -SiteUrl "https://yourcompany.sharepoint.com/sites/Maintenance" -WhatIf</w:t>
+      </w:r>
+    </w:p>
+    <w:p>
+      <w:pPr>
+        <w:pBdr>
+          <w:top w:val="single" w:color="FDF6E3" w:sz="6"/>
+        </w:pBdr>
+        <w:shd w:fill="FDF6E3" w:val="clear"/>
+        <w:spacing w:after="60" w:before="140"/>
+        <w:ind w:left="280" w:right="280"/>
+      </w:pPr>
+      <w:r>
+        <w:rPr>
+          <w:rFonts w:ascii="Calibri" w:cs="Calibri" w:eastAsia="Calibri" w:hAnsi="Calibri"/>
+          <w:b/>
+          <w:bCs/>
+          <w:color w:val="0C3549"/>
+          <w:sz w:val="24"/>
+          <w:szCs w:val="24"/>
+        </w:rPr>
+        <w:t xml:space="preserve">⚠ If it fails asking for admin approval</w:t>
+      </w:r>
+    </w:p>
+    <w:p>
+      <w:pPr>
+        <w:shd w:fill="FDF6E3" w:val="clear"/>
+        <w:spacing w:after="60" w:before="0"/>
+        <w:ind w:left="280" w:right="280"/>
+      </w:pPr>
+      <w:r>
+        <w:rPr>
+          <w:rFonts w:ascii="Calibri" w:cs="Calibri" w:eastAsia="Calibri" w:hAnsi="Calibri"/>
+          <w:color w:val="8A5A00"/>
+          <w:sz w:val="20"/>
+          <w:szCs w:val="20"/>
+        </w:rPr>
+        <w:t xml:space="preserve">Many corporate tenants block unapproved applications, and the error does not tell</w:t>
+      </w:r>
+    </w:p>
+    <w:p>
+      <w:pPr>
+        <w:shd w:fill="FDF6E3" w:val="clear"/>
+        <w:spacing w:after="60" w:before="0"/>
+        <w:ind w:left="280" w:right="280"/>
+      </w:pPr>
+      <w:r>
+        <w:rPr>
+          <w:rFonts w:ascii="Calibri" w:cs="Calibri" w:eastAsia="Calibri" w:hAnsi="Calibri"/>
+          <w:color w:val="8A5A00"/>
+          <w:sz w:val="20"/>
+          <w:szCs w:val="20"/>
+        </w:rPr>
+        <w:t xml:space="preserve">you what to do. Someone with Entra (Azure AD) rights registers one, </w:t>
+      </w:r>
+      <w:r>
+        <w:rPr>
+          <w:rFonts w:ascii="Calibri" w:cs="Calibri" w:eastAsia="Calibri" w:hAnsi="Calibri"/>
+          <w:b/>
+          <w:bCs/>
+          <w:color w:val="8A5A00"/>
+          <w:sz w:val="20"/>
+          <w:szCs w:val="20"/>
+        </w:rPr>
+        <w:t xml:space="preserve">once</w:t>
+      </w:r>
+      <w:r>
+        <w:rPr>
+          <w:rFonts w:ascii="Calibri" w:cs="Calibri" w:eastAsia="Calibri" w:hAnsi="Calibri"/>
+          <w:color w:val="8A5A00"/>
+          <w:sz w:val="20"/>
+          <w:szCs w:val="20"/>
+        </w:rPr>
+        <w:t xml:space="preserve">:</w:t>
+      </w:r>
+    </w:p>
+    <w:p>
+      <w:pPr>
+        <w:shd w:fill="FDF6E3" w:val="clear"/>
+        <w:spacing w:after="60" w:before="0"/>
+        <w:ind w:left="280" w:right="280"/>
+      </w:pPr>
+      <w:r>
+        <w:rPr>
+          <w:rFonts w:ascii="Calibri" w:cs="Calibri" w:eastAsia="Calibri" w:hAnsi="Calibri"/>
+          <w:color w:val="8A5A00"/>
+          <w:sz w:val="20"/>
+          <w:szCs w:val="20"/>
+        </w:rPr>
+        <w:t xml:space="preserve">```powershell</w:t>
+      </w:r>
+    </w:p>
+    <w:p>
+      <w:pPr>
+        <w:shd w:fill="FDF6E3" w:val="clear"/>
+        <w:spacing w:after="60" w:before="0"/>
+        <w:ind w:left="280" w:right="280"/>
+      </w:pPr>
+      <w:r>
+        <w:rPr>
+          <w:rFonts w:ascii="Calibri" w:cs="Calibri" w:eastAsia="Calibri" w:hAnsi="Calibri"/>
+          <w:color w:val="8A5A00"/>
+          <w:sz w:val="20"/>
+          <w:szCs w:val="20"/>
+        </w:rPr>
+        <w:t xml:space="preserve">Register-PnPEntraIDAppForInteractiveLogin `</w:t>
+      </w:r>
+    </w:p>
+    <w:p>
+      <w:pPr>
+        <w:shd w:fill="FDF6E3" w:val="clear"/>
+        <w:spacing w:after="60" w:before="0"/>
+        <w:ind w:left="280" w:right="280"/>
+      </w:pPr>
+      <w:r>
+        <w:rPr>
+          <w:rFonts w:ascii="Calibri" w:cs="Calibri" w:eastAsia="Calibri" w:hAnsi="Calibri"/>
+          <w:color w:val="8A5A00"/>
+          <w:sz w:val="20"/>
+          <w:szCs w:val="20"/>
+        </w:rPr>
+        <w:t xml:space="preserve">    -ApplicationName "EPQPL PM Provisioning" `</w:t>
+      </w:r>
+    </w:p>
+    <w:p>
+      <w:pPr>
+        <w:shd w:fill="FDF6E3" w:val="clear"/>
+        <w:spacing w:after="60" w:before="0"/>
+        <w:ind w:left="280" w:right="280"/>
+      </w:pPr>
+      <w:r>
+        <w:rPr>
+          <w:rFonts w:ascii="Calibri" w:cs="Calibri" w:eastAsia="Calibri" w:hAnsi="Calibri"/>
+          <w:color w:val="8A5A00"/>
+          <w:sz w:val="20"/>
+          <w:szCs w:val="20"/>
+        </w:rPr>
+        <w:t xml:space="preserve">    -Tenant yourcompany.onmicrosoft.com -Interactive</w:t>
+      </w:r>
+    </w:p>
+    <w:p>
+      <w:pPr>
+        <w:shd w:fill="FDF6E3" w:val="clear"/>
+        <w:spacing w:after="60" w:before="0"/>
+        <w:ind w:left="280" w:right="280"/>
+      </w:pPr>
+      <w:r>
+        <w:rPr>
+          <w:rFonts w:ascii="Calibri" w:cs="Calibri" w:eastAsia="Calibri" w:hAnsi="Calibri"/>
+          <w:color w:val="8A5A00"/>
+          <w:sz w:val="20"/>
+          <w:szCs w:val="20"/>
+        </w:rPr>
+        <w:t xml:space="preserve">```</w:t>
+      </w:r>
+    </w:p>
+    <w:p>
+      <w:pPr>
+        <w:shd w:fill="FDF6E3" w:val="clear"/>
+        <w:spacing w:after="60" w:before="0"/>
+        <w:ind w:left="280" w:right="280"/>
+      </w:pPr>
+      <w:r>
+        <w:rPr>
+          <w:rFonts w:ascii="Calibri" w:cs="Calibri" w:eastAsia="Calibri" w:hAnsi="Calibri"/>
+          <w:color w:val="8A5A00"/>
+          <w:sz w:val="20"/>
+          <w:szCs w:val="20"/>
+        </w:rPr>
+        <w:t xml:space="preserve">It prints a client id. Pass it as </w:t>
+      </w:r>
+      <w:r>
+        <w:rPr>
+          <w:rFonts w:ascii="Consolas" w:cs="Consolas" w:eastAsia="Consolas" w:hAnsi="Consolas"/>
+          <w:color w:val="0C3549"/>
+          <w:sz w:val="18"/>
+          <w:szCs w:val="18"/>
+          <w:shd w:fill="F4F6F7" w:val="clear"/>
+        </w:rPr>
+        <w:t xml:space="preserve">-ClientId "&lt;id&gt;"</w:t>
+      </w:r>
+      <w:r>
+        <w:rPr>
+          <w:rFonts w:ascii="Calibri" w:cs="Calibri" w:eastAsia="Calibri" w:hAnsi="Calibri"/>
+          <w:color w:val="8A5A00"/>
+          <w:sz w:val="20"/>
+          <w:szCs w:val="20"/>
+        </w:rPr>
+        <w:t xml:space="preserve"> to </w:t>
+      </w:r>
+      <w:r>
+        <w:rPr>
+          <w:rFonts w:ascii="Calibri" w:cs="Calibri" w:eastAsia="Calibri" w:hAnsi="Calibri"/>
+          <w:b/>
+          <w:bCs/>
+          <w:color w:val="8A5A00"/>
+          <w:sz w:val="20"/>
+          <w:szCs w:val="20"/>
+        </w:rPr>
+        <w:t xml:space="preserve">all four</w:t>
+      </w:r>
+      <w:r>
+        <w:rPr>
+          <w:rFonts w:ascii="Calibri" w:cs="Calibri" w:eastAsia="Calibri" w:hAnsi="Calibri"/>
+          <w:color w:val="8A5A00"/>
+          <w:sz w:val="20"/>
+          <w:szCs w:val="20"/>
+        </w:rPr>
+        <w:t xml:space="preserve"> scripts from</w:t>
+      </w:r>
+    </w:p>
+    <w:p>
+      <w:pPr>
+        <w:shd w:fill="FDF6E3" w:val="clear"/>
+        <w:spacing w:after="60" w:before="0"/>
+        <w:ind w:left="280" w:right="280"/>
+      </w:pPr>
+      <w:r>
+        <w:rPr>
+          <w:rFonts w:ascii="Calibri" w:cs="Calibri" w:eastAsia="Calibri" w:hAnsi="Calibri"/>
+          <w:color w:val="8A5A00"/>
+          <w:sz w:val="20"/>
+          <w:szCs w:val="20"/>
+        </w:rPr>
+        <w:t xml:space="preserve">then on.</w:t>
+      </w:r>
+    </w:p>
+    <w:p>
+      <w:pPr>
+        <w:shd w:fill="FDF6E3" w:val="clear"/>
+        <w:spacing w:after="60" w:before="0"/>
+        <w:ind w:left="280" w:right="280"/>
+      </w:pPr>
+      <w:r>
+        <w:rPr>
+          <w:rFonts w:ascii="Calibri" w:cs="Calibri" w:eastAsia="Calibri" w:hAnsi="Calibri"/>
+          <w:b/>
+          <w:bCs/>
+          <w:color w:val="8A5A00"/>
+          <w:sz w:val="20"/>
+          <w:szCs w:val="20"/>
+        </w:rPr>
+        <w:t xml:space="preserve">Confirm this before provisioning day.</w:t>
+      </w:r>
+      <w:r>
+        <w:rPr>
+          <w:rFonts w:ascii="Calibri" w:cs="Calibri" w:eastAsia="Calibri" w:hAnsi="Calibri"/>
+          <w:color w:val="8A5A00"/>
+          <w:sz w:val="20"/>
+          <w:szCs w:val="20"/>
+        </w:rPr>
+        <w:t xml:space="preserve"> It is ten minutes for whoever holds the</w:t>
+      </w:r>
+    </w:p>
+    <w:p>
+      <w:pPr>
+        <w:pBdr>
+          <w:bottom w:val="single" w:color="FDF6E3" w:sz="6"/>
+        </w:pBdr>
+        <w:shd w:fill="FDF6E3" w:val="clear"/>
+        <w:spacing w:after="180" w:before="0"/>
+        <w:ind w:left="280" w:right="280"/>
+      </w:pPr>
+      <w:r>
+        <w:rPr>
+          <w:rFonts w:ascii="Calibri" w:cs="Calibri" w:eastAsia="Calibri" w:hAnsi="Calibri"/>
+          <w:color w:val="8A5A00"/>
+          <w:sz w:val="20"/>
+          <w:szCs w:val="20"/>
+        </w:rPr>
+        <w:t xml:space="preserve">rights, and half a day lost if you discover it at 9 a.m. on the morning.</w:t>
+      </w:r>
+    </w:p>
+    <w:p>
+      <w:pPr>
+        <w:pStyle w:val="Heading3"/>
+        <w:spacing w:after="100" w:before="240"/>
+      </w:pPr>
+      <w:r>
+        <w:rPr>
+          <w:rFonts w:ascii="Calibri" w:cs="Calibri" w:eastAsia="Calibri" w:hAnsi="Calibri"/>
+          <w:b/>
+          <w:bCs/>
+          <w:color w:val="2E86AB"/>
+          <w:sz w:val="22"/>
+          <w:szCs w:val="22"/>
+        </w:rPr>
+        <w:t xml:space="preserve">1.2 Run for real</w:t>
+      </w:r>
+    </w:p>
+    <w:p>
+      <w:pPr>
+        <w:shd w:fill="F4F6F7" w:val="clear"/>
+        <w:spacing w:after="0" w:before="100"/>
+        <w:ind w:left="170" w:right="170"/>
+      </w:pPr>
+      <w:r>
+        <w:rPr>
+          <w:rFonts w:ascii="Consolas" w:cs="Consolas" w:eastAsia="Consolas" w:hAnsi="Consolas"/>
+          <w:color w:val="0C3549"/>
+          <w:sz w:val="17"/>
+          <w:szCs w:val="17"/>
+        </w:rPr>
+        <w:t xml:space="preserve">.\provision_lists.ps1 -SiteUrl "&lt;your site&gt;"    # 14 lists, 138 columns, 5 libraries</w:t>
+      </w:r>
+    </w:p>
+    <w:p>
+      <w:pPr>
+        <w:shd w:fill="F4F6F7" w:val="clear"/>
+        <w:spacing w:after="140" w:before="0"/>
+        <w:ind w:left="170" w:right="170"/>
+      </w:pPr>
+      <w:r>
+        <w:rPr>
+          <w:rFonts w:ascii="Consolas" w:cs="Consolas" w:eastAsia="Consolas" w:hAnsi="Consolas"/>
+          <w:color w:val="0C3549"/>
+          <w:sz w:val="17"/>
+          <w:szCs w:val="17"/>
+        </w:rPr>
+        <w:t xml:space="preserve">.\apply_views.ps1     -SiteUrl "&lt;your site&gt;"    # 11 views + shop-floor formatting</w:t>
+      </w:r>
+    </w:p>
+    <w:p>
+      <w:pPr>
+        <w:pStyle w:val="Heading3"/>
+        <w:spacing w:after="100" w:before="240"/>
+      </w:pPr>
+      <w:r>
+        <w:rPr>
+          <w:rFonts w:ascii="Calibri" w:cs="Calibri" w:eastAsia="Calibri" w:hAnsi="Calibri"/>
+          <w:b/>
+          <w:bCs/>
+          <w:color w:val="2E86AB"/>
+          <w:sz w:val="22"/>
+          <w:szCs w:val="22"/>
+        </w:rPr>
+        <w:t xml:space="preserve">1.3 Check the internal names are not mangled</w:t>
+      </w:r>
+    </w:p>
+    <w:p>
+      <w:pPr>
+        <w:spacing w:after="120" w:before="60"/>
+      </w:pPr>
+      <w:r>
+        <w:rPr>
+          <w:rFonts w:ascii="Calibri" w:cs="Calibri" w:eastAsia="Calibri" w:hAnsi="Calibri"/>
+          <w:color w:val="1F2933"/>
+          <w:sz w:val="21"/>
+          <w:szCs w:val="21"/>
+        </w:rPr>
+        <w:t xml:space="preserve">Open </w:t>
       </w:r>
       <w:r>
         <w:rPr>
@@ -1929,7 +3032,84 @@
           <w:szCs w:val="19"/>
           <w:shd w:fill="F4F6F7" w:val="clear"/>
         </w:rPr>
-        <w:t xml:space="preserve">npm install</w:t>
+        <w:t xml:space="preserve">Cell_Master</w:t>
+      </w:r>
+      <w:r>
+        <w:rPr>
+          <w:rFonts w:ascii="Calibri" w:cs="Calibri" w:eastAsia="Calibri" w:hAnsi="Calibri"/>
+          <w:color w:val="1F2933"/>
+          <w:sz w:val="21"/>
+          <w:szCs w:val="21"/>
+        </w:rPr>
+        <w:t xml:space="preserve"> → List settings → click </w:t>
+      </w:r>
+      <w:r>
+        <w:rPr>
+          <w:rFonts w:ascii="Consolas" w:cs="Consolas" w:eastAsia="Consolas" w:hAnsi="Consolas"/>
+          <w:color w:val="0C3549"/>
+          <w:sz w:val="19"/>
+          <w:szCs w:val="19"/>
+          <w:shd w:fill="F4F6F7" w:val="clear"/>
+        </w:rPr>
+        <w:t xml:space="preserve">Cell_ID</w:t>
+      </w:r>
+      <w:r>
+        <w:rPr>
+          <w:rFonts w:ascii="Calibri" w:cs="Calibri" w:eastAsia="Calibri" w:hAnsi="Calibri"/>
+          <w:color w:val="1F2933"/>
+          <w:sz w:val="21"/>
+          <w:szCs w:val="21"/>
+        </w:rPr>
+        <w:t xml:space="preserve"> and read the browser address bar. It must say </w:t>
+      </w:r>
+      <w:r>
+        <w:rPr>
+          <w:rFonts w:ascii="Consolas" w:cs="Consolas" w:eastAsia="Consolas" w:hAnsi="Consolas"/>
+          <w:color w:val="0C3549"/>
+          <w:sz w:val="19"/>
+          <w:szCs w:val="19"/>
+          <w:shd w:fill="F4F6F7" w:val="clear"/>
+        </w:rPr>
+        <w:t xml:space="preserve">Field=Cell_ID</w:t>
+      </w:r>
+      <w:r>
+        <w:rPr>
+          <w:rFonts w:ascii="Calibri" w:cs="Calibri" w:eastAsia="Calibri" w:hAnsi="Calibri"/>
+          <w:color w:val="1F2933"/>
+          <w:sz w:val="21"/>
+          <w:szCs w:val="21"/>
+        </w:rPr>
+        <w:t xml:space="preserve">, </w:t>
+      </w:r>
+      <w:r>
+        <w:rPr>
+          <w:rFonts w:ascii="Calibri" w:cs="Calibri" w:eastAsia="Calibri" w:hAnsi="Calibri"/>
+          <w:b/>
+          <w:bCs/>
+          <w:color w:val="1F2933"/>
+          <w:sz w:val="21"/>
+          <w:szCs w:val="21"/>
+        </w:rPr>
+        <w:t xml:space="preserve">not</w:t>
+      </w:r>
+      <w:r>
+        <w:rPr>
+          <w:rFonts w:ascii="Calibri" w:cs="Calibri" w:eastAsia="Calibri" w:hAnsi="Calibri"/>
+          <w:color w:val="1F2933"/>
+          <w:sz w:val="21"/>
+          <w:szCs w:val="21"/>
+        </w:rPr>
+        <w:t xml:space="preserve"> </w:t>
+      </w:r>
+      <w:r>
+        <w:rPr>
+          <w:rFonts w:ascii="Consolas" w:cs="Consolas" w:eastAsia="Consolas" w:hAnsi="Consolas"/>
+          <w:color w:val="0C3549"/>
+          <w:sz w:val="19"/>
+          <w:szCs w:val="19"/>
+          <w:shd w:fill="F4F6F7" w:val="clear"/>
+        </w:rPr>
+        <w:t xml:space="preserve">Field=Cell%5Fx005f%5FID</w:t>
       </w:r>
       <w:r>
         <w:rPr>
@@ -1939,6 +3119,165 @@
           <w:szCs w:val="21"/>
         </w:rPr>
         <w:t xml:space="preserve">.</w:t>
+      </w:r>
+    </w:p>
+    <w:p>
+      <w:pPr>
+        <w:spacing w:after="120" w:before="60"/>
+      </w:pPr>
+      <w:r>
+        <w:rPr>
+          <w:rFonts w:ascii="Calibri" w:cs="Calibri" w:eastAsia="Calibri" w:hAnsi="Calibri"/>
+          <w:color w:val="1F2933"/>
+          <w:sz w:val="21"/>
+          <w:szCs w:val="21"/>
+        </w:rPr>
+        <w:t xml:space="preserve">If it is mangled, the Power BI model will load blank columns and nothing will tell you why. The field XML sets </w:t>
+      </w:r>
+      <w:r>
+        <w:rPr>
+          <w:rFonts w:ascii="Consolas" w:cs="Consolas" w:eastAsia="Consolas" w:hAnsi="Consolas"/>
+          <w:color w:val="0C3549"/>
+          <w:sz w:val="19"/>
+          <w:szCs w:val="19"/>
+          <w:shd w:fill="F4F6F7" w:val="clear"/>
+        </w:rPr>
+        <w:t xml:space="preserve">Name</w:t>
+      </w:r>
+      <w:r>
+        <w:rPr>
+          <w:rFonts w:ascii="Calibri" w:cs="Calibri" w:eastAsia="Calibri" w:hAnsi="Calibri"/>
+          <w:color w:val="1F2933"/>
+          <w:sz w:val="21"/>
+          <w:szCs w:val="21"/>
+        </w:rPr>
+        <w:t xml:space="preserve">, </w:t>
+      </w:r>
+      <w:r>
+        <w:rPr>
+          <w:rFonts w:ascii="Consolas" w:cs="Consolas" w:eastAsia="Consolas" w:hAnsi="Consolas"/>
+          <w:color w:val="0C3549"/>
+          <w:sz w:val="19"/>
+          <w:szCs w:val="19"/>
+          <w:shd w:fill="F4F6F7" w:val="clear"/>
+        </w:rPr>
+        <w:t xml:space="preserve">StaticName</w:t>
+      </w:r>
+      <w:r>
+        <w:rPr>
+          <w:rFonts w:ascii="Calibri" w:cs="Calibri" w:eastAsia="Calibri" w:hAnsi="Calibri"/>
+          <w:color w:val="1F2933"/>
+          <w:sz w:val="21"/>
+          <w:szCs w:val="21"/>
+        </w:rPr>
+        <w:t xml:space="preserve"> and </w:t>
+      </w:r>
+      <w:r>
+        <w:rPr>
+          <w:rFonts w:ascii="Consolas" w:cs="Consolas" w:eastAsia="Consolas" w:hAnsi="Consolas"/>
+          <w:color w:val="0C3549"/>
+          <w:sz w:val="19"/>
+          <w:szCs w:val="19"/>
+          <w:shd w:fill="F4F6F7" w:val="clear"/>
+        </w:rPr>
+        <w:t xml:space="preserve">DisplayName</w:t>
+      </w:r>
+      <w:r>
+        <w:rPr>
+          <w:rFonts w:ascii="Calibri" w:cs="Calibri" w:eastAsia="Calibri" w:hAnsi="Calibri"/>
+          <w:color w:val="1F2933"/>
+          <w:sz w:val="21"/>
+          <w:szCs w:val="21"/>
+        </w:rPr>
+        <w:t xml:space="preserve"> identically to prevent exactly this — but check, because it is five seconds now and a lost afternoon later.</w:t>
+      </w:r>
+    </w:p>
+    <w:p>
+      <w:pPr>
+        <w:spacing w:after="120" w:before="60"/>
+      </w:pPr>
+      <w:r>
+        <w:rPr>
+          <w:rFonts w:ascii="Calibri" w:cs="Calibri" w:eastAsia="Calibri" w:hAnsi="Calibri"/>
+          <w:color w:val="1F2933"/>
+          <w:sz w:val="21"/>
+          <w:szCs w:val="21"/>
+        </w:rPr>
+        <w:t xml:space="preserve">*(Stage 2's verification script checks this across all 138 columns automatically.)*</w:t>
+      </w:r>
+    </w:p>
+    <w:p>
+      <w:pPr>
+        <w:pBdr>
+          <w:bottom w:val="single" w:color="D9E2E6" w:sz="6"/>
+        </w:pBdr>
+        <w:spacing w:after="200" w:before="120"/>
+      </w:pPr>
+      <w:r>
+        <w:t xml:space="preserve"/>
+      </w:r>
+    </w:p>
+    <w:p>
+      <w:pPr>
+        <w:spacing w:after="120" w:before="60"/>
+      </w:pPr>
+      <w:r>
+        <w:rPr>
+          <w:rFonts w:ascii="Calibri" w:cs="Calibri" w:eastAsia="Calibri" w:hAnsi="Calibri"/>
+          <w:color w:val="1F2933"/>
+          <w:sz w:val="21"/>
+          <w:szCs w:val="21"/>
+        </w:rPr>
+        <w:t xml:space="preserve">&lt;a name="stage-2"&gt;&lt;/a&gt;</w:t>
+      </w:r>
+    </w:p>
+    <w:p>
+      <w:pPr>
+        <w:pStyle w:val="Heading2"/>
+        <w:spacing w:after="140" w:before="320"/>
+      </w:pPr>
+      <w:r>
+        <w:rPr>
+          <w:rFonts w:ascii="Calibri" w:cs="Calibri" w:eastAsia="Calibri" w:hAnsi="Calibri"/>
+          <w:b/>
+          <w:bCs/>
+          <w:color w:val="0C3549"/>
+          <w:sz w:val="26"/>
+          <w:szCs w:val="26"/>
+        </w:rPr>
+        <w:t xml:space="preserve">Stage 2 — Load and verify the data · 1 hour</w:t>
+      </w:r>
+    </w:p>
+    <w:p>
+      <w:pPr>
+        <w:shd w:fill="F4F6F7" w:val="clear"/>
+        <w:spacing w:after="0" w:before="100"/>
+        <w:ind w:left="170" w:right="170"/>
+      </w:pPr>
+      <w:r>
+        <w:rPr>
+          <w:rFonts w:ascii="Consolas" w:cs="Consolas" w:eastAsia="Consolas" w:hAnsi="Consolas"/>
+          <w:color w:val="0C3549"/>
+          <w:sz w:val="17"/>
+          <w:szCs w:val="17"/>
+        </w:rPr>
+        <w:t xml:space="preserve">.\load_data.ps1 -SiteUrl "&lt;your site&gt;" -WhatIf   # dry run first</w:t>
+      </w:r>
+    </w:p>
+    <w:p>
+      <w:pPr>
+        <w:shd w:fill="F4F6F7" w:val="clear"/>
+        <w:spacing w:after="140" w:before="0"/>
+        <w:ind w:left="170" w:right="170"/>
+      </w:pPr>
+      <w:r>
+        <w:rPr>
+          <w:rFonts w:ascii="Consolas" w:cs="Consolas" w:eastAsia="Consolas" w:hAnsi="Consolas"/>
+          <w:color w:val="0C3549"/>
+          <w:sz w:val="17"/>
+          <w:szCs w:val="17"/>
+        </w:rPr>
+        <w:t xml:space="preserve">.\load_data.ps1 -SiteUrl "&lt;your site&gt;"           # 2,422 rows</w:t>
       </w:r>
     </w:p>
     <w:p>
@@ -1955,7 +3294,7 @@
           <w:sz w:val="22"/>
           <w:szCs w:val="22"/>
         </w:rPr>
-        <w:t xml:space="preserve">Prove the project is intact</w:t>
+        <w:t xml:space="preserve">Then prove it worked</w:t>
       </w:r>
     </w:p>
     <w:p>
@@ -1971,7 +3310,7 @@
           <w:sz w:val="17"/>
           <w:szCs w:val="17"/>
         </w:rPr>
-        <w:t xml:space="preserve">python3 tools/check_consistency.py</w:t>
+        <w:t xml:space="preserve">.\verify_load.ps1 -SiteUrl "&lt;your site&gt;"</w:t>
       </w:r>
     </w:p>
     <w:p>
@@ -1985,291 +3324,7 @@
           <w:sz w:val="21"/>
           <w:szCs w:val="21"/>
         </w:rPr>
-        <w:t xml:space="preserve">This checks 36 things — that the schema, the exported data, the Power BI model, the flow specifications, the views and every document all agree with each other. It must print:</w:t>
-      </w:r>
-    </w:p>
-    <w:p>
-      <w:pPr>
-        <w:shd w:fill="F4F6F7" w:val="clear"/>
-        <w:spacing w:after="140" w:before="100"/>
-        <w:ind w:left="170" w:right="170"/>
-      </w:pPr>
-      <w:r>
-        <w:rPr>
-          <w:rFonts w:ascii="Consolas" w:cs="Consolas" w:eastAsia="Consolas" w:hAnsi="Consolas"/>
-          <w:color w:val="0C3549"/>
-          <w:sz w:val="17"/>
-          <w:szCs w:val="17"/>
-        </w:rPr>
-        <w:t xml:space="preserve">  Everything agrees. Schema, data, model, flows, views and documents.</w:t>
-      </w:r>
-    </w:p>
-    <w:p>
-      <w:pPr>
-        <w:spacing w:after="120" w:before="60"/>
-      </w:pPr>
-      <w:r>
-        <w:rPr>
-          <w:rFonts w:ascii="Calibri" w:cs="Calibri" w:eastAsia="Calibri" w:hAnsi="Calibri"/>
-          <w:color w:val="1F2933"/>
-          <w:sz w:val="21"/>
-          <w:szCs w:val="21"/>
-        </w:rPr>
-        <w:t xml:space="preserve">If it does not, stop and read what it says. It names the file and the line.</w:t>
-      </w:r>
-    </w:p>
-    <w:p>
-      <w:pPr>
-        <w:pBdr>
-          <w:bottom w:val="single" w:color="D9E2E6" w:sz="6"/>
-        </w:pBdr>
-        <w:spacing w:after="200" w:before="120"/>
-      </w:pPr>
-      <w:r>
-        <w:t xml:space="preserve"/>
-      </w:r>
-    </w:p>
-    <w:p>
-      <w:pPr>
-        <w:spacing w:after="120" w:before="60"/>
-      </w:pPr>
-      <w:r>
-        <w:rPr>
-          <w:rFonts w:ascii="Calibri" w:cs="Calibri" w:eastAsia="Calibri" w:hAnsi="Calibri"/>
-          <w:color w:val="1F2933"/>
-          <w:sz w:val="21"/>
-          <w:szCs w:val="21"/>
-        </w:rPr>
-        <w:t xml:space="preserve">&lt;a name="stage-1"&gt;&lt;/a&gt;</w:t>
-      </w:r>
-    </w:p>
-    <w:p>
-      <w:pPr>
-        <w:pStyle w:val="Heading2"/>
-        <w:spacing w:after="140" w:before="320"/>
-      </w:pPr>
-      <w:r>
-        <w:rPr>
-          <w:rFonts w:ascii="Calibri" w:cs="Calibri" w:eastAsia="Calibri" w:hAnsi="Calibri"/>
-          <w:b/>
-          <w:bCs/>
-          <w:color w:val="0C3549"/>
-          <w:sz w:val="26"/>
-          <w:szCs w:val="26"/>
-        </w:rPr>
-        <w:t xml:space="preserve">Stage 1 — Prepare and validate the data · 2 hours</w:t>
-      </w:r>
-    </w:p>
-    <w:p>
-      <w:pPr>
-        <w:spacing w:after="120" w:before="60"/>
-      </w:pPr>
-      <w:r>
-        <w:rPr>
-          <w:rFonts w:ascii="Calibri" w:cs="Calibri" w:eastAsia="Calibri" w:hAnsi="Calibri"/>
-          <w:b/>
-          <w:bCs/>
-          <w:color w:val="1F2933"/>
-          <w:sz w:val="21"/>
-          <w:szCs w:val="21"/>
-        </w:rPr>
-        <w:t xml:space="preserve">What you are doing:</w:t>
-      </w:r>
-      <w:r>
-        <w:rPr>
-          <w:rFonts w:ascii="Calibri" w:cs="Calibri" w:eastAsia="Calibri" w:hAnsi="Calibri"/>
-          <w:color w:val="1F2933"/>
-          <w:sz w:val="21"/>
-          <w:szCs w:val="21"/>
-        </w:rPr>
-        <w:t xml:space="preserve"> turning the three supplied workbooks into typed, validated CSVs that SharePoint can accept, and proving the data is sound before it goes anywhere.</w:t>
-      </w:r>
-    </w:p>
-    <w:p>
-      <w:pPr>
-        <w:shd w:fill="F4F6F7" w:val="clear"/>
-        <w:spacing w:after="140" w:before="100"/>
-        <w:ind w:left="170" w:right="170"/>
-      </w:pPr>
-      <w:r>
-        <w:rPr>
-          <w:rFonts w:ascii="Consolas" w:cs="Consolas" w:eastAsia="Consolas" w:hAnsi="Consolas"/>
-          <w:color w:val="0C3549"/>
-          <w:sz w:val="17"/>
-          <w:szCs w:val="17"/>
-        </w:rPr>
-        <w:t xml:space="preserve">python3 tools/prepare_sharepoint_data.py --strict</w:t>
-      </w:r>
-    </w:p>
-    <w:p>
-      <w:pPr>
-        <w:spacing w:after="120" w:before="60"/>
-      </w:pPr>
-      <w:r>
-        <w:rPr>
-          <w:rFonts w:ascii="Calibri" w:cs="Calibri" w:eastAsia="Calibri" w:hAnsi="Calibri"/>
-          <w:b/>
-          <w:bCs/>
-          <w:color w:val="1F2933"/>
-          <w:sz w:val="21"/>
-          <w:szCs w:val="21"/>
-        </w:rPr>
-        <w:t xml:space="preserve">It must end with `0 error(s), 0 warning(s)`.</w:t>
-      </w:r>
-      <w:r>
-        <w:rPr>
-          <w:rFonts w:ascii="Calibri" w:cs="Calibri" w:eastAsia="Calibri" w:hAnsi="Calibri"/>
-          <w:color w:val="1F2933"/>
-          <w:sz w:val="21"/>
-          <w:szCs w:val="21"/>
-        </w:rPr>
-        <w:t xml:space="preserve"> With </w:t>
-      </w:r>
-      <w:r>
-        <w:rPr>
-          <w:rFonts w:ascii="Consolas" w:cs="Consolas" w:eastAsia="Consolas" w:hAnsi="Consolas"/>
-          <w:color w:val="0C3549"/>
-          <w:sz w:val="19"/>
-          <w:szCs w:val="19"/>
-          <w:shd w:fill="F4F6F7" w:val="clear"/>
-        </w:rPr>
-        <w:t xml:space="preserve">--strict</w:t>
-      </w:r>
-      <w:r>
-        <w:rPr>
-          <w:rFonts w:ascii="Calibri" w:cs="Calibri" w:eastAsia="Calibri" w:hAnsi="Calibri"/>
-          <w:color w:val="1F2933"/>
-          <w:sz w:val="21"/>
-          <w:szCs w:val="21"/>
-        </w:rPr>
-        <w:t xml:space="preserve"> it refuses to write anything if it finds a problem, which is the point — a half-valid load is far harder to unpick than a rejected one.</w:t>
-      </w:r>
-    </w:p>
-    <w:p>
-      <w:pPr>
-        <w:spacing w:after="120" w:before="60"/>
-      </w:pPr>
-      <w:r>
-        <w:rPr>
-          <w:rFonts w:ascii="Calibri" w:cs="Calibri" w:eastAsia="Calibri" w:hAnsi="Calibri"/>
-          <w:color w:val="1F2933"/>
-          <w:sz w:val="21"/>
-          <w:szCs w:val="21"/>
-        </w:rPr>
-        <w:t xml:space="preserve">You get 14 files in </w:t>
-      </w:r>
-      <w:r>
-        <w:rPr>
-          <w:rFonts w:ascii="Consolas" w:cs="Consolas" w:eastAsia="Consolas" w:hAnsi="Consolas"/>
-          <w:color w:val="0C3549"/>
-          <w:sz w:val="19"/>
-          <w:szCs w:val="19"/>
-          <w:shd w:fill="F4F6F7" w:val="clear"/>
-        </w:rPr>
-        <w:t xml:space="preserve">sharepoint/data/</w:t>
-      </w:r>
-      <w:r>
-        <w:rPr>
-          <w:rFonts w:ascii="Calibri" w:cs="Calibri" w:eastAsia="Calibri" w:hAnsi="Calibri"/>
-          <w:color w:val="1F2933"/>
-          <w:sz w:val="21"/>
-          <w:szCs w:val="21"/>
-        </w:rPr>
-        <w:t xml:space="preserve">, plus </w:t>
-      </w:r>
-      <w:r>
-        <w:rPr>
-          <w:rFonts w:ascii="Consolas" w:cs="Consolas" w:eastAsia="Consolas" w:hAnsi="Consolas"/>
-          <w:color w:val="0C3549"/>
-          <w:sz w:val="19"/>
-          <w:szCs w:val="19"/>
-          <w:shd w:fill="F4F6F7" w:val="clear"/>
-        </w:rPr>
-        <w:t xml:space="preserve">_VALIDATION_REPORT.md</w:t>
-      </w:r>
-      <w:r>
-        <w:rPr>
-          <w:rFonts w:ascii="Calibri" w:cs="Calibri" w:eastAsia="Calibri" w:hAnsi="Calibri"/>
-          <w:color w:val="1F2933"/>
-          <w:sz w:val="21"/>
-          <w:szCs w:val="21"/>
-        </w:rPr>
-        <w:t xml:space="preserve"> (read it) and </w:t>
-      </w:r>
-      <w:r>
-        <w:rPr>
-          <w:rFonts w:ascii="Consolas" w:cs="Consolas" w:eastAsia="Consolas" w:hAnsi="Consolas"/>
-          <w:color w:val="0C3549"/>
-          <w:sz w:val="19"/>
-          <w:szCs w:val="19"/>
-          <w:shd w:fill="F4F6F7" w:val="clear"/>
-        </w:rPr>
-        <w:t xml:space="preserve">_ROW_COUNTS.csv</w:t>
-      </w:r>
-      <w:r>
-        <w:rPr>
-          <w:rFonts w:ascii="Calibri" w:cs="Calibri" w:eastAsia="Calibri" w:hAnsi="Calibri"/>
-          <w:color w:val="1F2933"/>
-          <w:sz w:val="21"/>
-          <w:szCs w:val="21"/>
-        </w:rPr>
-        <w:t xml:space="preserve"> (keep it; you reconcile against it in Stage 2).</w:t>
-      </w:r>
-    </w:p>
-    <w:p>
-      <w:pPr>
-        <w:spacing w:after="120" w:before="60"/>
-      </w:pPr>
-      <w:r>
-        <w:rPr>
-          <w:rFonts w:ascii="Calibri" w:cs="Calibri" w:eastAsia="Calibri" w:hAnsi="Calibri"/>
-          <w:b/>
-          <w:bCs/>
-          <w:color w:val="1F2933"/>
-          <w:sz w:val="21"/>
-          <w:szCs w:val="21"/>
-        </w:rPr>
-        <w:t xml:space="preserve">Expect 2,422 rows across 14 lists.</w:t>
-      </w:r>
-      <w:r>
-        <w:rPr>
-          <w:rFonts w:ascii="Calibri" w:cs="Calibri" w:eastAsia="Calibri" w:hAnsi="Calibri"/>
-          <w:color w:val="1F2933"/>
-          <w:sz w:val="21"/>
-          <w:szCs w:val="21"/>
-        </w:rPr>
-        <w:t xml:space="preserve"> 730 of them are the plant calendar.</w:t>
-      </w:r>
-    </w:p>
-    <w:p>
-      <w:pPr>
-        <w:pStyle w:val="Heading3"/>
-        <w:spacing w:after="100" w:before="240"/>
-      </w:pPr>
-      <w:r>
-        <w:rPr>
-          <w:rFonts w:ascii="Calibri" w:cs="Calibri" w:eastAsia="Calibri" w:hAnsi="Calibri"/>
-          <w:b/>
-          <w:bCs/>
-          <w:color w:val="2E86AB"/>
-          <w:sz w:val="22"/>
-          <w:szCs w:val="22"/>
-        </w:rPr>
-        <w:t xml:space="preserve">What it is actually checking</w:t>
-      </w:r>
-    </w:p>
-    <w:p>
-      <w:pPr>
-        <w:spacing w:after="120" w:before="60"/>
-      </w:pPr>
-      <w:r>
-        <w:rPr>
-          <w:rFonts w:ascii="Calibri" w:cs="Calibri" w:eastAsia="Calibri" w:hAnsi="Calibri"/>
-          <w:color w:val="1F2933"/>
-          <w:sz w:val="21"/>
-          <w:szCs w:val="21"/>
-        </w:rPr>
-        <w:t xml:space="preserve">Six integrity rules that the business depends on, not just column types:</w:t>
+        <w:t xml:space="preserve">This is your gate. It checks the seven things that go wrong quietly:</w:t>
       </w:r>
     </w:p>
     <w:p>
@@ -2288,7 +3343,7 @@
           <w:sz w:val="21"/>
           <w:szCs w:val="21"/>
         </w:rPr>
-        <w:t xml:space="preserve">Every primary key is present and unique</w:t>
+        <w:t xml:space="preserve">Every list exists, with every column</w:t>
       </w:r>
     </w:p>
     <w:p>
@@ -2303,11 +3358,22 @@
       <w:r>
         <w:rPr>
           <w:rFonts w:ascii="Calibri" w:cs="Calibri" w:eastAsia="Calibri" w:hAnsi="Calibri"/>
-          <w:color w:val="1F2933"/>
-          <w:sz w:val="21"/>
-          <w:szCs w:val="21"/>
-        </w:rPr>
-        <w:t xml:space="preserve">A work order's machine-task count equals its </w:t>
+          <w:b/>
+          <w:bCs/>
+          <w:color w:val="1F2933"/>
+          <w:sz w:val="21"/>
+          <w:szCs w:val="21"/>
+        </w:rPr>
+        <w:t xml:space="preserve">No column name was mangled</w:t>
+      </w:r>
+      <w:r>
+        <w:rPr>
+          <w:rFonts w:ascii="Calibri" w:cs="Calibri" w:eastAsia="Calibri" w:hAnsi="Calibri"/>
+          <w:color w:val="1F2933"/>
+          <w:sz w:val="21"/>
+          <w:szCs w:val="21"/>
+        </w:rPr>
+        <w:t xml:space="preserve"> into </w:t>
       </w:r>
       <w:r>
         <w:rPr>
@@ -2317,7 +3383,7 @@
           <w:szCs w:val="19"/>
           <w:shd w:fill="F4F6F7" w:val="clear"/>
         </w:rPr>
-        <w:t xml:space="preserve">Machines_In_Scope</w:t>
+        <w:t xml:space="preserve">Cell_x005f_ID</w:t>
       </w:r>
     </w:p>
     <w:p>
@@ -2332,11 +3398,22 @@
       <w:r>
         <w:rPr>
           <w:rFonts w:ascii="Calibri" w:cs="Calibri" w:eastAsia="Calibri" w:hAnsi="Calibri"/>
-          <w:color w:val="1F2933"/>
-          <w:sz w:val="21"/>
-          <w:szCs w:val="21"/>
-        </w:rPr>
-        <w:t xml:space="preserve">A work order is only </w:t>
+          <w:b/>
+          <w:bCs/>
+          <w:color w:val="1F2933"/>
+          <w:sz w:val="21"/>
+          <w:szCs w:val="21"/>
+        </w:rPr>
+        <w:t xml:space="preserve">Row counts reconcile</w:t>
+      </w:r>
+      <w:r>
+        <w:rPr>
+          <w:rFonts w:ascii="Calibri" w:cs="Calibri" w:eastAsia="Calibri" w:hAnsi="Calibri"/>
+          <w:color w:val="1F2933"/>
+          <w:sz w:val="21"/>
+          <w:szCs w:val="21"/>
+        </w:rPr>
+        <w:t xml:space="preserve"> against </w:t>
       </w:r>
       <w:r>
         <w:rPr>
@@ -2346,16 +3423,16 @@
           <w:szCs w:val="19"/>
           <w:shd w:fill="F4F6F7" w:val="clear"/>
         </w:rPr>
-        <w:t xml:space="preserve">Completed</w:t>
-      </w:r>
-      <w:r>
-        <w:rPr>
-          <w:rFonts w:ascii="Calibri" w:cs="Calibri" w:eastAsia="Calibri" w:hAnsi="Calibri"/>
-          <w:color w:val="1F2933"/>
-          <w:sz w:val="21"/>
-          <w:szCs w:val="21"/>
-        </w:rPr>
-        <w:t xml:space="preserve"> when no task is still open</w:t>
+        <w:t xml:space="preserve">data\_ROW_COUNTS.csv</w:t>
+      </w:r>
+      <w:r>
+        <w:rPr>
+          <w:rFonts w:ascii="Calibri" w:cs="Calibri" w:eastAsia="Calibri" w:hAnsi="Calibri"/>
+          <w:color w:val="1F2933"/>
+          <w:sz w:val="21"/>
+          <w:szCs w:val="21"/>
+        </w:rPr>
+        <w:t xml:space="preserve">, list by list</w:t>
       </w:r>
     </w:p>
     <w:p>
@@ -2370,11 +3447,22 @@
       <w:r>
         <w:rPr>
           <w:rFonts w:ascii="Calibri" w:cs="Calibri" w:eastAsia="Calibri" w:hAnsi="Calibri"/>
-          <w:color w:val="1F2933"/>
-          <w:sz w:val="21"/>
-          <w:szCs w:val="21"/>
-        </w:rPr>
-        <w:t xml:space="preserve">The counter reset moves all three cell fields together, or not at all</w:t>
+          <w:b/>
+          <w:bCs/>
+          <w:color w:val="1F2933"/>
+          <w:sz w:val="21"/>
+          <w:szCs w:val="21"/>
+        </w:rPr>
+        <w:t xml:space="preserve">Every column a view filters on is indexed</w:t>
+      </w:r>
+      <w:r>
+        <w:rPr>
+          <w:rFonts w:ascii="Calibri" w:cs="Calibri" w:eastAsia="Calibri" w:hAnsi="Calibri"/>
+          <w:color w:val="1F2933"/>
+          <w:sz w:val="21"/>
+          <w:szCs w:val="21"/>
+        </w:rPr>
+        <w:t xml:space="preserve"> — an unindexed filter works perfectly until the list passes 5,000 items, then fails silently, years later</w:t>
       </w:r>
     </w:p>
     <w:p>
@@ -2393,7 +3481,7 @@
           <w:sz w:val="21"/>
           <w:szCs w:val="21"/>
         </w:rPr>
-        <w:t xml:space="preserve">Every checklist response has a parent machine task</w:t>
+        <w:t xml:space="preserve">Every view was created</w:t>
       </w:r>
     </w:p>
     <w:p>
@@ -2408,33 +3496,41 @@
       <w:r>
         <w:rPr>
           <w:rFonts w:ascii="Calibri" w:cs="Calibri" w:eastAsia="Calibri" w:hAnsi="Calibri"/>
+          <w:color w:val="1F2933"/>
+          <w:sz w:val="21"/>
+          <w:szCs w:val="21"/>
+        </w:rPr>
+        <w:t xml:space="preserve">Every document library was created</w:t>
+      </w:r>
+    </w:p>
+    <w:p>
+      <w:pPr>
+        <w:pStyle w:val="ListParagraph"/>
+        <w:numPr>
+          <w:ilvl w:val="0"/>
+          <w:numId w:val="2"/>
+        </w:numPr>
+        <w:spacing w:after="60" w:before="60"/>
+      </w:pPr>
+      <w:r>
+        <w:rPr>
+          <w:rFonts w:ascii="Calibri" w:cs="Calibri" w:eastAsia="Calibri" w:hAnsi="Calibri"/>
           <w:b/>
           <w:bCs/>
           <w:color w:val="1F2933"/>
           <w:sz w:val="21"/>
           <w:szCs w:val="21"/>
         </w:rPr>
-        <w:t xml:space="preserve">A completed work order has at least one scanned-out task</w:t>
-      </w:r>
-      <w:r>
-        <w:rPr>
-          <w:rFonts w:ascii="Calibri" w:cs="Calibri" w:eastAsia="Calibri" w:hAnsi="Calibri"/>
-          <w:color w:val="1F2933"/>
-          <w:sz w:val="21"/>
-          <w:szCs w:val="21"/>
-        </w:rPr>
-        <w:t xml:space="preserve"> — without one, nothing can date it, and it vanishes silently from three measures that all read *better* for its absence</w:t>
-      </w:r>
-    </w:p>
-    <w:p>
-      <w:pPr>
-        <w:pBdr>
-          <w:bottom w:val="single" w:color="D9E2E6" w:sz="6"/>
-        </w:pBdr>
-        <w:spacing w:after="200" w:before="120"/>
-      </w:pPr>
-      <w:r>
-        <w:t xml:space="preserve"/>
+        <w:t xml:space="preserve">No completed work order left its counter unreset</w:t>
+      </w:r>
+      <w:r>
+        <w:rPr>
+          <w:rFonts w:ascii="Calibri" w:cs="Calibri" w:eastAsia="Calibri" w:hAnsi="Calibri"/>
+          <w:color w:val="1F2933"/>
+          <w:sz w:val="21"/>
+          <w:szCs w:val="21"/>
+        </w:rPr>
+        <w:t xml:space="preserve"> — the failure that costs most and announces itself least</w:t>
       </w:r>
     </w:p>
     <w:p>
@@ -2448,24 +3544,23 @@
           <w:sz w:val="21"/>
           <w:szCs w:val="21"/>
         </w:rPr>
-        <w:t xml:space="preserve">&lt;a name="stage-2"&gt;&lt;/a&gt;</w:t>
-      </w:r>
-    </w:p>
-    <w:p>
-      <w:pPr>
-        <w:pStyle w:val="Heading2"/>
-        <w:spacing w:after="140" w:before="320"/>
-      </w:pPr>
-      <w:r>
-        <w:rPr>
-          <w:rFonts w:ascii="Calibri" w:cs="Calibri" w:eastAsia="Calibri" w:hAnsi="Calibri"/>
-          <w:b/>
-          <w:bCs/>
+        <w:t xml:space="preserve">It must end with:</w:t>
+      </w:r>
+    </w:p>
+    <w:p>
+      <w:pPr>
+        <w:shd w:fill="F4F6F7" w:val="clear"/>
+        <w:spacing w:after="140" w:before="100"/>
+        <w:ind w:left="170" w:right="170"/>
+      </w:pPr>
+      <w:r>
+        <w:rPr>
+          <w:rFonts w:ascii="Consolas" w:cs="Consolas" w:eastAsia="Consolas" w:hAnsi="Consolas"/>
           <w:color w:val="0C3549"/>
-          <w:sz w:val="26"/>
-          <w:szCs w:val="26"/>
-        </w:rPr>
-        <w:t xml:space="preserve">Stage 2 — Provision SharePoint · 3 hours</w:t>
+          <w:sz w:val="17"/>
+          <w:szCs w:val="17"/>
+        </w:rPr>
+        <w:t xml:space="preserve">  Everything checks out. SharePoint is provisioned and loaded correctly.</w:t>
       </w:r>
     </w:p>
     <w:p>
@@ -2475,22 +3570,11 @@
       <w:r>
         <w:rPr>
           <w:rFonts w:ascii="Calibri" w:cs="Calibri" w:eastAsia="Calibri" w:hAnsi="Calibri"/>
-          <w:b/>
-          <w:bCs/>
-          <w:color w:val="1F2933"/>
-          <w:sz w:val="21"/>
-          <w:szCs w:val="21"/>
-        </w:rPr>
-        <w:t xml:space="preserve">What you are doing:</w:t>
-      </w:r>
-      <w:r>
-        <w:rPr>
-          <w:rFonts w:ascii="Calibri" w:cs="Calibri" w:eastAsia="Calibri" w:hAnsi="Calibri"/>
-          <w:color w:val="1F2933"/>
-          <w:sz w:val="21"/>
-          <w:szCs w:val="21"/>
-        </w:rPr>
-        <w:t xml:space="preserve"> creating the lists, columns, indexes, views and libraries, then loading the data.</w:t>
+          <w:color w:val="1F2933"/>
+          <w:sz w:val="21"/>
+          <w:szCs w:val="21"/>
+        </w:rPr>
+        <w:t xml:space="preserve">A list short by even one row means a row was dropped silently. Find it now, not in six months.</w:t>
       </w:r>
     </w:p>
     <w:p>
@@ -2507,7 +3591,7 @@
           <w:sz w:val="22"/>
           <w:szCs w:val="22"/>
         </w:rPr>
-        <w:t xml:space="preserve">2.1 Dry-run everything first</w:t>
+        <w:t xml:space="preserve">⚠ Then mark your holidays</w:t>
       </w:r>
     </w:p>
     <w:p>
@@ -2521,7 +3605,27 @@
           <w:sz w:val="21"/>
           <w:szCs w:val="21"/>
         </w:rPr>
-        <w:t xml:space="preserve">All three scripts support </w:t>
+        <w:t xml:space="preserve">Open the </w:t>
+      </w:r>
+      <w:r>
+        <w:rPr>
+          <w:rFonts w:ascii="Calibri" w:cs="Calibri" w:eastAsia="Calibri" w:hAnsi="Calibri"/>
+          <w:b/>
+          <w:bCs/>
+          <w:color w:val="1F2933"/>
+          <w:sz w:val="21"/>
+          <w:szCs w:val="21"/>
+        </w:rPr>
+        <w:t xml:space="preserve">`Plant_Calendar`</w:t>
+      </w:r>
+      <w:r>
+        <w:rPr>
+          <w:rFonts w:ascii="Calibri" w:cs="Calibri" w:eastAsia="Calibri" w:hAnsi="Calibri"/>
+          <w:color w:val="1F2933"/>
+          <w:sz w:val="21"/>
+          <w:szCs w:val="21"/>
+        </w:rPr>
+        <w:t xml:space="preserve"> list and set </w:t>
       </w:r>
       <w:r>
         <w:rPr>
@@ -2531,721 +3635,50 @@
           <w:szCs w:val="19"/>
           <w:shd w:fill="F4F6F7" w:val="clear"/>
         </w:rPr>
-        <w:t xml:space="preserve">-WhatIf</w:t>
-      </w:r>
-      <w:r>
-        <w:rPr>
-          <w:rFonts w:ascii="Calibri" w:cs="Calibri" w:eastAsia="Calibri" w:hAnsi="Calibri"/>
-          <w:color w:val="1F2933"/>
-          <w:sz w:val="21"/>
-          <w:szCs w:val="21"/>
-        </w:rPr>
-        <w:t xml:space="preserve">, which shows you exactly what they would do without touching the tenant.</w:t>
-      </w:r>
-    </w:p>
-    <w:p>
-      <w:pPr>
-        <w:shd w:fill="F4F6F7" w:val="clear"/>
-        <w:spacing w:after="0" w:before="100"/>
-        <w:ind w:left="170" w:right="170"/>
-      </w:pPr>
-      <w:r>
-        <w:rPr>
-          <w:rFonts w:ascii="Consolas" w:cs="Consolas" w:eastAsia="Consolas" w:hAnsi="Consolas"/>
-          <w:color w:val="0C3549"/>
-          <w:sz w:val="17"/>
-          <w:szCs w:val="17"/>
-        </w:rPr>
-        <w:t xml:space="preserve">cd sharepoint</w:t>
-      </w:r>
-    </w:p>
-    <w:p>
-      <w:pPr>
-        <w:shd w:fill="F4F6F7" w:val="clear"/>
-        <w:spacing w:after="140" w:before="0"/>
-        <w:ind w:left="170" w:right="170"/>
-      </w:pPr>
-      <w:r>
-        <w:rPr>
-          <w:rFonts w:ascii="Consolas" w:cs="Consolas" w:eastAsia="Consolas" w:hAnsi="Consolas"/>
-          <w:color w:val="0C3549"/>
-          <w:sz w:val="17"/>
-          <w:szCs w:val="17"/>
-        </w:rPr>
-        <w:t xml:space="preserve">.\provision_lists.ps1 -SiteUrl "https://yourcompany.sharepoint.com/sites/Maintenance" -WhatIf</w:t>
-      </w:r>
-    </w:p>
-    <w:p>
-      <w:pPr>
-        <w:pBdr>
-          <w:top w:val="single" w:color="FDF6E3" w:sz="6"/>
-        </w:pBdr>
-        <w:shd w:fill="FDF6E3" w:val="clear"/>
-        <w:spacing w:after="60" w:before="140"/>
-        <w:ind w:left="280" w:right="280"/>
-      </w:pPr>
+        <w:t xml:space="preserve">Is_Working_Day = No</w:t>
+      </w:r>
+      <w:r>
+        <w:rPr>
+          <w:rFonts w:ascii="Calibri" w:cs="Calibri" w:eastAsia="Calibri" w:hAnsi="Calibri"/>
+          <w:color w:val="1F2933"/>
+          <w:sz w:val="21"/>
+          <w:szCs w:val="21"/>
+        </w:rPr>
+        <w:t xml:space="preserve"> for Pongal, Diwali and any plant shutdown.</w:t>
+      </w:r>
+    </w:p>
+    <w:p>
+      <w:pPr>
+        <w:spacing w:after="120" w:before="60"/>
+      </w:pPr>
+      <w:r>
+        <w:rPr>
+          <w:rFonts w:ascii="Calibri" w:cs="Calibri" w:eastAsia="Calibri" w:hAnsi="Calibri"/>
+          <w:color w:val="1F2933"/>
+          <w:sz w:val="21"/>
+          <w:szCs w:val="21"/>
+        </w:rPr>
+        <w:t xml:space="preserve">This list is the divisor in the mid-month proration rule — it is what stops a cell that resets mid-month from being credited hours the plant was never open to earn. </w:t>
+      </w:r>
       <w:r>
         <w:rPr>
           <w:rFonts w:ascii="Calibri" w:cs="Calibri" w:eastAsia="Calibri" w:hAnsi="Calibri"/>
           <w:b/>
           <w:bCs/>
-          <w:color w:val="0C3549"/>
-          <w:sz w:val="24"/>
-          <w:szCs w:val="24"/>
-        </w:rPr>
-        <w:t xml:space="preserve">⚠ If it fails asking for admin approval</w:t>
-      </w:r>
-    </w:p>
-    <w:p>
-      <w:pPr>
-        <w:shd w:fill="FDF6E3" w:val="clear"/>
-        <w:spacing w:after="60" w:before="0"/>
-        <w:ind w:left="280" w:right="280"/>
-      </w:pPr>
-      <w:r>
-        <w:rPr>
-          <w:rFonts w:ascii="Calibri" w:cs="Calibri" w:eastAsia="Calibri" w:hAnsi="Calibri"/>
-          <w:color w:val="8A5A00"/>
-          <w:sz w:val="20"/>
-          <w:szCs w:val="20"/>
-        </w:rPr>
-        <w:t xml:space="preserve">Many corporate tenants block unapproved applications, and the error does not tell</w:t>
-      </w:r>
-    </w:p>
-    <w:p>
-      <w:pPr>
-        <w:shd w:fill="FDF6E3" w:val="clear"/>
-        <w:spacing w:after="60" w:before="0"/>
-        <w:ind w:left="280" w:right="280"/>
-      </w:pPr>
-      <w:r>
-        <w:rPr>
-          <w:rFonts w:ascii="Calibri" w:cs="Calibri" w:eastAsia="Calibri" w:hAnsi="Calibri"/>
-          <w:color w:val="8A5A00"/>
-          <w:sz w:val="20"/>
-          <w:szCs w:val="20"/>
-        </w:rPr>
-        <w:t xml:space="preserve">you what to do. Someone with Entra (Azure AD) rights registers one, </w:t>
-      </w:r>
-      <w:r>
-        <w:rPr>
-          <w:rFonts w:ascii="Calibri" w:cs="Calibri" w:eastAsia="Calibri" w:hAnsi="Calibri"/>
-          <w:b/>
-          <w:bCs/>
-          <w:color w:val="8A5A00"/>
-          <w:sz w:val="20"/>
-          <w:szCs w:val="20"/>
-        </w:rPr>
-        <w:t xml:space="preserve">once</w:t>
-      </w:r>
-      <w:r>
-        <w:rPr>
-          <w:rFonts w:ascii="Calibri" w:cs="Calibri" w:eastAsia="Calibri" w:hAnsi="Calibri"/>
-          <w:color w:val="8A5A00"/>
-          <w:sz w:val="20"/>
-          <w:szCs w:val="20"/>
-        </w:rPr>
-        <w:t xml:space="preserve">:</w:t>
-      </w:r>
-    </w:p>
-    <w:p>
-      <w:pPr>
-        <w:shd w:fill="FDF6E3" w:val="clear"/>
-        <w:spacing w:after="60" w:before="0"/>
-        <w:ind w:left="280" w:right="280"/>
-      </w:pPr>
-      <w:r>
-        <w:rPr>
-          <w:rFonts w:ascii="Calibri" w:cs="Calibri" w:eastAsia="Calibri" w:hAnsi="Calibri"/>
-          <w:color w:val="8A5A00"/>
-          <w:sz w:val="20"/>
-          <w:szCs w:val="20"/>
-        </w:rPr>
-        <w:t xml:space="preserve">```powershell</w:t>
-      </w:r>
-    </w:p>
-    <w:p>
-      <w:pPr>
-        <w:shd w:fill="FDF6E3" w:val="clear"/>
-        <w:spacing w:after="60" w:before="0"/>
-        <w:ind w:left="280" w:right="280"/>
-      </w:pPr>
-      <w:r>
-        <w:rPr>
-          <w:rFonts w:ascii="Calibri" w:cs="Calibri" w:eastAsia="Calibri" w:hAnsi="Calibri"/>
-          <w:color w:val="8A5A00"/>
-          <w:sz w:val="20"/>
-          <w:szCs w:val="20"/>
-        </w:rPr>
-        <w:t xml:space="preserve">Register-PnPEntraIDAppForInteractiveLogin `</w:t>
-      </w:r>
-    </w:p>
-    <w:p>
-      <w:pPr>
-        <w:shd w:fill="FDF6E3" w:val="clear"/>
-        <w:spacing w:after="60" w:before="0"/>
-        <w:ind w:left="280" w:right="280"/>
-      </w:pPr>
-      <w:r>
-        <w:rPr>
-          <w:rFonts w:ascii="Calibri" w:cs="Calibri" w:eastAsia="Calibri" w:hAnsi="Calibri"/>
-          <w:color w:val="8A5A00"/>
-          <w:sz w:val="20"/>
-          <w:szCs w:val="20"/>
-        </w:rPr>
-        <w:t xml:space="preserve">    -ApplicationName "EPQPL PM Provisioning" `</w:t>
-      </w:r>
-    </w:p>
-    <w:p>
-      <w:pPr>
-        <w:shd w:fill="FDF6E3" w:val="clear"/>
-        <w:spacing w:after="60" w:before="0"/>
-        <w:ind w:left="280" w:right="280"/>
-      </w:pPr>
-      <w:r>
-        <w:rPr>
-          <w:rFonts w:ascii="Calibri" w:cs="Calibri" w:eastAsia="Calibri" w:hAnsi="Calibri"/>
-          <w:color w:val="8A5A00"/>
-          <w:sz w:val="20"/>
-          <w:szCs w:val="20"/>
-        </w:rPr>
-        <w:t xml:space="preserve">    -Tenant yourcompany.onmicrosoft.com -Interactive</w:t>
-      </w:r>
-    </w:p>
-    <w:p>
-      <w:pPr>
-        <w:shd w:fill="FDF6E3" w:val="clear"/>
-        <w:spacing w:after="60" w:before="0"/>
-        <w:ind w:left="280" w:right="280"/>
-      </w:pPr>
-      <w:r>
-        <w:rPr>
-          <w:rFonts w:ascii="Calibri" w:cs="Calibri" w:eastAsia="Calibri" w:hAnsi="Calibri"/>
-          <w:color w:val="8A5A00"/>
-          <w:sz w:val="20"/>
-          <w:szCs w:val="20"/>
-        </w:rPr>
-        <w:t xml:space="preserve">```</w:t>
-      </w:r>
-    </w:p>
-    <w:p>
-      <w:pPr>
-        <w:shd w:fill="FDF6E3" w:val="clear"/>
-        <w:spacing w:after="60" w:before="0"/>
-        <w:ind w:left="280" w:right="280"/>
-      </w:pPr>
-      <w:r>
-        <w:rPr>
-          <w:rFonts w:ascii="Calibri" w:cs="Calibri" w:eastAsia="Calibri" w:hAnsi="Calibri"/>
-          <w:color w:val="8A5A00"/>
-          <w:sz w:val="20"/>
-          <w:szCs w:val="20"/>
-        </w:rPr>
-        <w:t xml:space="preserve">It prints a client id. Pass it as </w:t>
-      </w:r>
-      <w:r>
-        <w:rPr>
-          <w:rFonts w:ascii="Consolas" w:cs="Consolas" w:eastAsia="Consolas" w:hAnsi="Consolas"/>
-          <w:color w:val="0C3549"/>
-          <w:sz w:val="18"/>
-          <w:szCs w:val="18"/>
-          <w:shd w:fill="F4F6F7" w:val="clear"/>
-        </w:rPr>
-        <w:t xml:space="preserve">-ClientId "&lt;id&gt;"</w:t>
-      </w:r>
-      <w:r>
-        <w:rPr>
-          <w:rFonts w:ascii="Calibri" w:cs="Calibri" w:eastAsia="Calibri" w:hAnsi="Calibri"/>
-          <w:color w:val="8A5A00"/>
-          <w:sz w:val="20"/>
-          <w:szCs w:val="20"/>
-        </w:rPr>
-        <w:t xml:space="preserve"> to </w:t>
-      </w:r>
-      <w:r>
-        <w:rPr>
-          <w:rFonts w:ascii="Calibri" w:cs="Calibri" w:eastAsia="Calibri" w:hAnsi="Calibri"/>
-          <w:b/>
-          <w:bCs/>
-          <w:color w:val="8A5A00"/>
-          <w:sz w:val="20"/>
-          <w:szCs w:val="20"/>
-        </w:rPr>
-        <w:t xml:space="preserve">all three</w:t>
-      </w:r>
-      <w:r>
-        <w:rPr>
-          <w:rFonts w:ascii="Calibri" w:cs="Calibri" w:eastAsia="Calibri" w:hAnsi="Calibri"/>
-          <w:color w:val="8A5A00"/>
-          <w:sz w:val="20"/>
-          <w:szCs w:val="20"/>
-        </w:rPr>
-        <w:t xml:space="preserve"> scripts from</w:t>
-      </w:r>
-    </w:p>
-    <w:p>
-      <w:pPr>
-        <w:shd w:fill="FDF6E3" w:val="clear"/>
-        <w:spacing w:after="60" w:before="0"/>
-        <w:ind w:left="280" w:right="280"/>
-      </w:pPr>
-      <w:r>
-        <w:rPr>
-          <w:rFonts w:ascii="Calibri" w:cs="Calibri" w:eastAsia="Calibri" w:hAnsi="Calibri"/>
-          <w:color w:val="8A5A00"/>
-          <w:sz w:val="20"/>
-          <w:szCs w:val="20"/>
-        </w:rPr>
-        <w:t xml:space="preserve">then on.</w:t>
-      </w:r>
-    </w:p>
-    <w:p>
-      <w:pPr>
-        <w:shd w:fill="FDF6E3" w:val="clear"/>
-        <w:spacing w:after="60" w:before="0"/>
-        <w:ind w:left="280" w:right="280"/>
-      </w:pPr>
-      <w:r>
-        <w:rPr>
-          <w:rFonts w:ascii="Calibri" w:cs="Calibri" w:eastAsia="Calibri" w:hAnsi="Calibri"/>
-          <w:b/>
-          <w:bCs/>
-          <w:color w:val="8A5A00"/>
-          <w:sz w:val="20"/>
-          <w:szCs w:val="20"/>
-        </w:rPr>
-        <w:t xml:space="preserve">Confirm this before provisioning day.</w:t>
-      </w:r>
-      <w:r>
-        <w:rPr>
-          <w:rFonts w:ascii="Calibri" w:cs="Calibri" w:eastAsia="Calibri" w:hAnsi="Calibri"/>
-          <w:color w:val="8A5A00"/>
-          <w:sz w:val="20"/>
-          <w:szCs w:val="20"/>
-        </w:rPr>
-        <w:t xml:space="preserve"> It is ten minutes for whoever holds the</w:t>
-      </w:r>
-    </w:p>
-    <w:p>
-      <w:pPr>
-        <w:pBdr>
-          <w:bottom w:val="single" w:color="FDF6E3" w:sz="6"/>
-        </w:pBdr>
-        <w:shd w:fill="FDF6E3" w:val="clear"/>
-        <w:spacing w:after="180" w:before="0"/>
-        <w:ind w:left="280" w:right="280"/>
-      </w:pPr>
-      <w:r>
-        <w:rPr>
-          <w:rFonts w:ascii="Calibri" w:cs="Calibri" w:eastAsia="Calibri" w:hAnsi="Calibri"/>
-          <w:color w:val="8A5A00"/>
-          <w:sz w:val="20"/>
-          <w:szCs w:val="20"/>
-        </w:rPr>
-        <w:t xml:space="preserve">rights, and half a day lost if you discover it at 9 a.m. on the morning.</w:t>
-      </w:r>
-    </w:p>
-    <w:p>
-      <w:pPr>
-        <w:pStyle w:val="Heading3"/>
-        <w:spacing w:after="100" w:before="240"/>
-      </w:pPr>
-      <w:r>
-        <w:rPr>
-          <w:rFonts w:ascii="Calibri" w:cs="Calibri" w:eastAsia="Calibri" w:hAnsi="Calibri"/>
-          <w:b/>
-          <w:bCs/>
-          <w:color w:val="2E86AB"/>
-          <w:sz w:val="22"/>
-          <w:szCs w:val="22"/>
-        </w:rPr>
-        <w:t xml:space="preserve">2.2 Run for real, in this order</w:t>
-      </w:r>
-    </w:p>
-    <w:p>
-      <w:pPr>
-        <w:shd w:fill="F4F6F7" w:val="clear"/>
-        <w:spacing w:after="0" w:before="100"/>
-        <w:ind w:left="170" w:right="170"/>
-      </w:pPr>
-      <w:r>
-        <w:rPr>
-          <w:rFonts w:ascii="Consolas" w:cs="Consolas" w:eastAsia="Consolas" w:hAnsi="Consolas"/>
-          <w:color w:val="0C3549"/>
-          <w:sz w:val="17"/>
-          <w:szCs w:val="17"/>
-        </w:rPr>
-        <w:t xml:space="preserve">.\provision_lists.ps1 -SiteUrl "&lt;your site&gt;"      # 14 lists, 138 columns, 5 libraries</w:t>
-      </w:r>
-    </w:p>
-    <w:p>
-      <w:pPr>
-        <w:shd w:fill="F4F6F7" w:val="clear"/>
-        <w:spacing w:after="0" w:before="0"/>
-        <w:ind w:left="170" w:right="170"/>
-      </w:pPr>
-      <w:r>
-        <w:rPr>
-          <w:rFonts w:ascii="Consolas" w:cs="Consolas" w:eastAsia="Consolas" w:hAnsi="Consolas"/>
-          <w:color w:val="0C3549"/>
-          <w:sz w:val="17"/>
-          <w:szCs w:val="17"/>
-        </w:rPr>
-        <w:t xml:space="preserve">.\apply_views.ps1     -SiteUrl "&lt;your site&gt;"      # 11 views + shop-floor formatting</w:t>
-      </w:r>
-    </w:p>
-    <w:p>
-      <w:pPr>
-        <w:shd w:fill="F4F6F7" w:val="clear"/>
-        <w:spacing w:after="0" w:before="0"/>
-        <w:ind w:left="170" w:right="170"/>
-      </w:pPr>
-      <w:r>
-        <w:rPr>
-          <w:rFonts w:ascii="Consolas" w:cs="Consolas" w:eastAsia="Consolas" w:hAnsi="Consolas"/>
-          <w:color w:val="0C3549"/>
-          <w:sz w:val="17"/>
-          <w:szCs w:val="17"/>
-        </w:rPr>
-        <w:t xml:space="preserve">.\load_data.ps1       -SiteUrl "&lt;your site&gt;" -WhatIf   # dry run first</w:t>
-      </w:r>
-    </w:p>
-    <w:p>
-      <w:pPr>
-        <w:shd w:fill="F4F6F7" w:val="clear"/>
-        <w:spacing w:after="140" w:before="0"/>
-        <w:ind w:left="170" w:right="170"/>
-      </w:pPr>
-      <w:r>
-        <w:rPr>
-          <w:rFonts w:ascii="Consolas" w:cs="Consolas" w:eastAsia="Consolas" w:hAnsi="Consolas"/>
-          <w:color w:val="0C3549"/>
-          <w:sz w:val="17"/>
-          <w:szCs w:val="17"/>
-        </w:rPr>
-        <w:t xml:space="preserve">.\load_data.ps1       -SiteUrl "&lt;your site&gt;"      # 2,422 rows</w:t>
-      </w:r>
-    </w:p>
-    <w:p>
-      <w:pPr>
-        <w:spacing w:after="120" w:before="60"/>
-      </w:pPr>
-      <w:r>
-        <w:rPr>
-          <w:rFonts w:ascii="Calibri" w:cs="Calibri" w:eastAsia="Calibri" w:hAnsi="Calibri"/>
-          <w:b/>
-          <w:bCs/>
-          <w:color w:val="1F2933"/>
-          <w:sz w:val="21"/>
-          <w:szCs w:val="21"/>
-        </w:rPr>
-        <w:t xml:space="preserve">Then reconcile.</w:t>
-      </w:r>
-      <w:r>
-        <w:rPr>
-          <w:rFonts w:ascii="Calibri" w:cs="Calibri" w:eastAsia="Calibri" w:hAnsi="Calibri"/>
-          <w:color w:val="1F2933"/>
-          <w:sz w:val="21"/>
-          <w:szCs w:val="21"/>
-        </w:rPr>
-        <w:t xml:space="preserve"> Open each list and compare its item count against </w:t>
-      </w:r>
-      <w:r>
-        <w:rPr>
-          <w:rFonts w:ascii="Consolas" w:cs="Consolas" w:eastAsia="Consolas" w:hAnsi="Consolas"/>
-          <w:color w:val="0C3549"/>
-          <w:sz w:val="19"/>
-          <w:szCs w:val="19"/>
-          <w:shd w:fill="F4F6F7" w:val="clear"/>
-        </w:rPr>
-        <w:t xml:space="preserve">sharepoint/data/_ROW_COUNTS.csv</w:t>
-      </w:r>
-      <w:r>
-        <w:rPr>
-          <w:rFonts w:ascii="Calibri" w:cs="Calibri" w:eastAsia="Calibri" w:hAnsi="Calibri"/>
-          <w:color w:val="1F2933"/>
-          <w:sz w:val="21"/>
-          <w:szCs w:val="21"/>
-        </w:rPr>
-        <w:t xml:space="preserve">. A list short by even one row means a row was dropped silently — find it now, not in six months.</w:t>
-      </w:r>
-    </w:p>
-    <w:p>
-      <w:pPr>
-        <w:pStyle w:val="Heading3"/>
-        <w:spacing w:after="100" w:before="240"/>
-      </w:pPr>
-      <w:r>
-        <w:rPr>
-          <w:rFonts w:ascii="Calibri" w:cs="Calibri" w:eastAsia="Calibri" w:hAnsi="Calibri"/>
-          <w:b/>
-          <w:bCs/>
-          <w:color w:val="2E86AB"/>
-          <w:sz w:val="22"/>
-          <w:szCs w:val="22"/>
-        </w:rPr>
-        <w:t xml:space="preserve">2.3 Two things to check before moving on</w:t>
-      </w:r>
-    </w:p>
-    <w:p>
-      <w:pPr>
-        <w:spacing w:after="120" w:before="60"/>
-      </w:pPr>
-      <w:r>
-        <w:rPr>
-          <w:rFonts w:ascii="Calibri" w:cs="Calibri" w:eastAsia="Calibri" w:hAnsi="Calibri"/>
-          <w:b/>
-          <w:bCs/>
-          <w:color w:val="1F2933"/>
-          <w:sz w:val="21"/>
-          <w:szCs w:val="21"/>
-        </w:rPr>
-        <w:t xml:space="preserve">Column internal names must not be mangled.</w:t>
-      </w:r>
-      <w:r>
-        <w:rPr>
-          <w:rFonts w:ascii="Calibri" w:cs="Calibri" w:eastAsia="Calibri" w:hAnsi="Calibri"/>
-          <w:color w:val="1F2933"/>
-          <w:sz w:val="21"/>
-          <w:szCs w:val="21"/>
-        </w:rPr>
-        <w:t xml:space="preserve"> Open </w:t>
-      </w:r>
-      <w:r>
-        <w:rPr>
-          <w:rFonts w:ascii="Consolas" w:cs="Consolas" w:eastAsia="Consolas" w:hAnsi="Consolas"/>
-          <w:color w:val="0C3549"/>
-          <w:sz w:val="19"/>
-          <w:szCs w:val="19"/>
-          <w:shd w:fill="F4F6F7" w:val="clear"/>
-        </w:rPr>
-        <w:t xml:space="preserve">Cell_Master</w:t>
-      </w:r>
-      <w:r>
-        <w:rPr>
-          <w:rFonts w:ascii="Calibri" w:cs="Calibri" w:eastAsia="Calibri" w:hAnsi="Calibri"/>
-          <w:color w:val="1F2933"/>
-          <w:sz w:val="21"/>
-          <w:szCs w:val="21"/>
-        </w:rPr>
-        <w:t xml:space="preserve"> → List settings → click </w:t>
-      </w:r>
-      <w:r>
-        <w:rPr>
-          <w:rFonts w:ascii="Consolas" w:cs="Consolas" w:eastAsia="Consolas" w:hAnsi="Consolas"/>
-          <w:color w:val="0C3549"/>
-          <w:sz w:val="19"/>
-          <w:szCs w:val="19"/>
-          <w:shd w:fill="F4F6F7" w:val="clear"/>
-        </w:rPr>
-        <w:t xml:space="preserve">Cell_ID</w:t>
-      </w:r>
-      <w:r>
-        <w:rPr>
-          <w:rFonts w:ascii="Calibri" w:cs="Calibri" w:eastAsia="Calibri" w:hAnsi="Calibri"/>
-          <w:color w:val="1F2933"/>
-          <w:sz w:val="21"/>
-          <w:szCs w:val="21"/>
-        </w:rPr>
-        <w:t xml:space="preserve"> and read the browser URL. It must say </w:t>
-      </w:r>
-      <w:r>
-        <w:rPr>
-          <w:rFonts w:ascii="Consolas" w:cs="Consolas" w:eastAsia="Consolas" w:hAnsi="Consolas"/>
-          <w:color w:val="0C3549"/>
-          <w:sz w:val="19"/>
-          <w:szCs w:val="19"/>
-          <w:shd w:fill="F4F6F7" w:val="clear"/>
-        </w:rPr>
-        <w:t xml:space="preserve">Field=Cell_ID</w:t>
-      </w:r>
-      <w:r>
-        <w:rPr>
-          <w:rFonts w:ascii="Calibri" w:cs="Calibri" w:eastAsia="Calibri" w:hAnsi="Calibri"/>
-          <w:color w:val="1F2933"/>
-          <w:sz w:val="21"/>
-          <w:szCs w:val="21"/>
-        </w:rPr>
-        <w:t xml:space="preserve">, </w:t>
-      </w:r>
-      <w:r>
-        <w:rPr>
-          <w:rFonts w:ascii="Calibri" w:cs="Calibri" w:eastAsia="Calibri" w:hAnsi="Calibri"/>
-          <w:b/>
-          <w:bCs/>
-          <w:color w:val="1F2933"/>
-          <w:sz w:val="21"/>
-          <w:szCs w:val="21"/>
-        </w:rPr>
-        <w:t xml:space="preserve">not</w:t>
-      </w:r>
-      <w:r>
-        <w:rPr>
-          <w:rFonts w:ascii="Calibri" w:cs="Calibri" w:eastAsia="Calibri" w:hAnsi="Calibri"/>
-          <w:color w:val="1F2933"/>
-          <w:sz w:val="21"/>
-          <w:szCs w:val="21"/>
-        </w:rPr>
-        <w:t xml:space="preserve"> </w:t>
-      </w:r>
-      <w:r>
-        <w:rPr>
-          <w:rFonts w:ascii="Consolas" w:cs="Consolas" w:eastAsia="Consolas" w:hAnsi="Consolas"/>
-          <w:color w:val="0C3549"/>
-          <w:sz w:val="19"/>
-          <w:szCs w:val="19"/>
-          <w:shd w:fill="F4F6F7" w:val="clear"/>
-        </w:rPr>
-        <w:t xml:space="preserve">Field=Cell%5Fx005f%5FID</w:t>
-      </w:r>
-      <w:r>
-        <w:rPr>
-          <w:rFonts w:ascii="Calibri" w:cs="Calibri" w:eastAsia="Calibri" w:hAnsi="Calibri"/>
-          <w:color w:val="1F2933"/>
-          <w:sz w:val="21"/>
-          <w:szCs w:val="21"/>
-        </w:rPr>
-        <w:t xml:space="preserve">. If it is mangled, the Power BI model will load blank columns and you will not know why. The field XML sets </w:t>
-      </w:r>
-      <w:r>
-        <w:rPr>
-          <w:rFonts w:ascii="Consolas" w:cs="Consolas" w:eastAsia="Consolas" w:hAnsi="Consolas"/>
-          <w:color w:val="0C3549"/>
-          <w:sz w:val="19"/>
-          <w:szCs w:val="19"/>
-          <w:shd w:fill="F4F6F7" w:val="clear"/>
-        </w:rPr>
-        <w:t xml:space="preserve">Name</w:t>
-      </w:r>
-      <w:r>
-        <w:rPr>
-          <w:rFonts w:ascii="Calibri" w:cs="Calibri" w:eastAsia="Calibri" w:hAnsi="Calibri"/>
-          <w:color w:val="1F2933"/>
-          <w:sz w:val="21"/>
-          <w:szCs w:val="21"/>
-        </w:rPr>
-        <w:t xml:space="preserve">, </w:t>
-      </w:r>
-      <w:r>
-        <w:rPr>
-          <w:rFonts w:ascii="Consolas" w:cs="Consolas" w:eastAsia="Consolas" w:hAnsi="Consolas"/>
-          <w:color w:val="0C3549"/>
-          <w:sz w:val="19"/>
-          <w:szCs w:val="19"/>
-          <w:shd w:fill="F4F6F7" w:val="clear"/>
-        </w:rPr>
-        <w:t xml:space="preserve">StaticName</w:t>
-      </w:r>
-      <w:r>
-        <w:rPr>
-          <w:rFonts w:ascii="Calibri" w:cs="Calibri" w:eastAsia="Calibri" w:hAnsi="Calibri"/>
-          <w:color w:val="1F2933"/>
-          <w:sz w:val="21"/>
-          <w:szCs w:val="21"/>
-        </w:rPr>
-        <w:t xml:space="preserve"> and </w:t>
-      </w:r>
-      <w:r>
-        <w:rPr>
-          <w:rFonts w:ascii="Consolas" w:cs="Consolas" w:eastAsia="Consolas" w:hAnsi="Consolas"/>
-          <w:color w:val="0C3549"/>
-          <w:sz w:val="19"/>
-          <w:szCs w:val="19"/>
-          <w:shd w:fill="F4F6F7" w:val="clear"/>
-        </w:rPr>
-        <w:t xml:space="preserve">DisplayName</w:t>
-      </w:r>
-      <w:r>
-        <w:rPr>
-          <w:rFonts w:ascii="Calibri" w:cs="Calibri" w:eastAsia="Calibri" w:hAnsi="Calibri"/>
-          <w:color w:val="1F2933"/>
-          <w:sz w:val="21"/>
-          <w:szCs w:val="21"/>
-        </w:rPr>
-        <w:t xml:space="preserve"> identically to prevent exactly this.</w:t>
-      </w:r>
-    </w:p>
-    <w:p>
-      <w:pPr>
-        <w:spacing w:after="120" w:before="60"/>
-      </w:pPr>
-      <w:r>
-        <w:rPr>
-          <w:rFonts w:ascii="Calibri" w:cs="Calibri" w:eastAsia="Calibri" w:hAnsi="Calibri"/>
-          <w:b/>
-          <w:bCs/>
-          <w:color w:val="1F2933"/>
-          <w:sz w:val="21"/>
-          <w:szCs w:val="21"/>
-        </w:rPr>
-        <w:t xml:space="preserve">Mark your holidays.</w:t>
-      </w:r>
-      <w:r>
-        <w:rPr>
-          <w:rFonts w:ascii="Calibri" w:cs="Calibri" w:eastAsia="Calibri" w:hAnsi="Calibri"/>
-          <w:color w:val="1F2933"/>
-          <w:sz w:val="21"/>
-          <w:szCs w:val="21"/>
-        </w:rPr>
-        <w:t xml:space="preserve"> Open </w:t>
-      </w:r>
-      <w:r>
-        <w:rPr>
-          <w:rFonts w:ascii="Consolas" w:cs="Consolas" w:eastAsia="Consolas" w:hAnsi="Consolas"/>
-          <w:color w:val="0C3549"/>
-          <w:sz w:val="19"/>
-          <w:szCs w:val="19"/>
-          <w:shd w:fill="F4F6F7" w:val="clear"/>
-        </w:rPr>
-        <w:t xml:space="preserve">Plant_Calendar</w:t>
-      </w:r>
-      <w:r>
-        <w:rPr>
-          <w:rFonts w:ascii="Calibri" w:cs="Calibri" w:eastAsia="Calibri" w:hAnsi="Calibri"/>
-          <w:color w:val="1F2933"/>
-          <w:sz w:val="21"/>
-          <w:szCs w:val="21"/>
-        </w:rPr>
-        <w:t xml:space="preserve"> and set </w:t>
-      </w:r>
-      <w:r>
-        <w:rPr>
-          <w:rFonts w:ascii="Consolas" w:cs="Consolas" w:eastAsia="Consolas" w:hAnsi="Consolas"/>
-          <w:color w:val="0C3549"/>
-          <w:sz w:val="19"/>
-          <w:szCs w:val="19"/>
-          <w:shd w:fill="F4F6F7" w:val="clear"/>
-        </w:rPr>
-        <w:t xml:space="preserve">Is_Working_Day = No</w:t>
-      </w:r>
-      <w:r>
-        <w:rPr>
-          <w:rFonts w:ascii="Calibri" w:cs="Calibri" w:eastAsia="Calibri" w:hAnsi="Calibri"/>
-          <w:color w:val="1F2933"/>
-          <w:sz w:val="21"/>
-          <w:szCs w:val="21"/>
-        </w:rPr>
-        <w:t xml:space="preserve"> for Pongal, Diwali and any plant shutdown. This list is the divisor in the mid-month proration rule. </w:t>
-      </w:r>
-      <w:r>
-        <w:rPr>
-          <w:rFonts w:ascii="Calibri" w:cs="Calibri" w:eastAsia="Calibri" w:hAnsi="Calibri"/>
-          <w:b/>
-          <w:bCs/>
-          <w:color w:val="1F2933"/>
-          <w:sz w:val="21"/>
-          <w:szCs w:val="21"/>
-        </w:rPr>
-        <w:t xml:space="preserve">Maintain it every December for the year ahead</w:t>
-      </w:r>
-      <w:r>
-        <w:rPr>
-          <w:rFonts w:ascii="Calibri" w:cs="Calibri" w:eastAsia="Calibri" w:hAnsi="Calibri"/>
-          <w:color w:val="1F2933"/>
-          <w:sz w:val="21"/>
-          <w:szCs w:val="21"/>
-        </w:rPr>
-        <w:t xml:space="preserve"> — if it runs out, the monthly import terminates rather than dividing by zero.</w:t>
+          <w:color w:val="1F2933"/>
+          <w:sz w:val="21"/>
+          <w:szCs w:val="21"/>
+        </w:rPr>
+        <w:t xml:space="preserve">Maintain it every December for the year ahead.</w:t>
+      </w:r>
+      <w:r>
+        <w:rPr>
+          <w:rFonts w:ascii="Calibri" w:cs="Calibri" w:eastAsia="Calibri" w:hAnsi="Calibri"/>
+          <w:color w:val="1F2933"/>
+          <w:sz w:val="21"/>
+          <w:szCs w:val="21"/>
+        </w:rPr>
+        <w:t xml:space="preserve"> If it runs out, the monthly import terminates with a message naming the month rather than dividing by zero.</w:t>
       </w:r>
     </w:p>
     <w:p>
@@ -4833,7 +5266,233 @@
           <w:sz w:val="21"/>
           <w:szCs w:val="21"/>
         </w:rPr>
-        <w:t xml:space="preserve">Then re-run </w:t>
+        <w:t xml:space="preserve">Then push the formatting up:</w:t>
+      </w:r>
+    </w:p>
+    <w:p>
+      <w:pPr>
+        <w:shd w:fill="F4F6F7" w:val="clear"/>
+        <w:spacing w:after="140" w:before="100"/>
+        <w:ind w:left="170" w:right="170"/>
+      </w:pPr>
+      <w:r>
+        <w:rPr>
+          <w:rFonts w:ascii="Consolas" w:cs="Consolas" w:eastAsia="Consolas" w:hAnsi="Consolas"/>
+          <w:color w:val="0C3549"/>
+          <w:sz w:val="17"/>
+          <w:szCs w:val="17"/>
+        </w:rPr>
+        <w:t xml:space="preserve">.\apply_views.ps1 -SiteUrl "&lt;your site&gt;"</w:t>
+      </w:r>
+    </w:p>
+    <w:p>
+      <w:pPr>
+        <w:spacing w:after="120" w:before="60"/>
+      </w:pPr>
+      <w:r>
+        <w:rPr>
+          <w:rFonts w:ascii="Calibri" w:cs="Calibri" w:eastAsia="Calibri" w:hAnsi="Calibri"/>
+          <w:b/>
+          <w:bCs/>
+          <w:color w:val="1F2933"/>
+          <w:sz w:val="21"/>
+          <w:szCs w:val="21"/>
+        </w:rPr>
+        <w:t xml:space="preserve">Test one on a real phone before you go on.</w:t>
+      </w:r>
+      <w:r>
+        <w:rPr>
+          <w:rFonts w:ascii="Calibri" w:cs="Calibri" w:eastAsia="Calibri" w:hAnsi="Calibri"/>
+          <w:color w:val="1F2933"/>
+          <w:sz w:val="21"/>
+          <w:szCs w:val="21"/>
+        </w:rPr>
+        <w:t xml:space="preserve"> The first thing you touch should be a real question — not the keyboard.</w:t>
+      </w:r>
+    </w:p>
+    <w:p>
+      <w:pPr>
+        <w:pBdr>
+          <w:bottom w:val="single" w:color="D9E2E6" w:sz="6"/>
+        </w:pBdr>
+        <w:spacing w:after="200" w:before="120"/>
+      </w:pPr>
+      <w:r>
+        <w:t xml:space="preserve"/>
+      </w:r>
+    </w:p>
+    <w:p>
+      <w:pPr>
+        <w:spacing w:after="120" w:before="60"/>
+      </w:pPr>
+      <w:r>
+        <w:rPr>
+          <w:rFonts w:ascii="Calibri" w:cs="Calibri" w:eastAsia="Calibri" w:hAnsi="Calibri"/>
+          <w:color w:val="1F2933"/>
+          <w:sz w:val="21"/>
+          <w:szCs w:val="21"/>
+        </w:rPr>
+        <w:t xml:space="preserve">&lt;a name="stage-4"&gt;&lt;/a&gt;</w:t>
+      </w:r>
+    </w:p>
+    <w:p>
+      <w:pPr>
+        <w:pStyle w:val="Heading2"/>
+        <w:spacing w:after="140" w:before="320"/>
+      </w:pPr>
+      <w:r>
+        <w:rPr>
+          <w:rFonts w:ascii="Calibri" w:cs="Calibri" w:eastAsia="Calibri" w:hAnsi="Calibri"/>
+          <w:b/>
+          <w:bCs/>
+          <w:color w:val="0C3549"/>
+          <w:sz w:val="26"/>
+          <w:szCs w:val="26"/>
+        </w:rPr>
+        <w:t xml:space="preserve">Stage 4 — Print and fit the QR stickers · 4 hours</w:t>
+      </w:r>
+    </w:p>
+    <w:p>
+      <w:pPr>
+        <w:spacing w:after="120" w:before="60"/>
+      </w:pPr>
+      <w:r>
+        <w:rPr>
+          <w:rFonts w:ascii="Calibri" w:cs="Calibri" w:eastAsia="Calibri" w:hAnsi="Calibri"/>
+          <w:b/>
+          <w:bCs/>
+          <w:color w:val="1F2933"/>
+          <w:sz w:val="21"/>
+          <w:szCs w:val="21"/>
+        </w:rPr>
+        <w:t xml:space="preserve">No install. Open a file in your browser.</w:t>
+      </w:r>
+    </w:p>
+    <w:p>
+      <w:pPr>
+        <w:pStyle w:val="ListParagraph"/>
+        <w:numPr>
+          <w:ilvl w:val="0"/>
+          <w:numId w:val="2"/>
+        </w:numPr>
+        <w:spacing w:after="60" w:before="60"/>
+      </w:pPr>
+      <w:r>
+        <w:rPr>
+          <w:rFonts w:ascii="Calibri" w:cs="Calibri" w:eastAsia="Calibri" w:hAnsi="Calibri"/>
+          <w:color w:val="1F2933"/>
+          <w:sz w:val="21"/>
+          <w:szCs w:val="21"/>
+        </w:rPr>
+        <w:t xml:space="preserve">Open </w:t>
+      </w:r>
+      <w:r>
+        <w:rPr>
+          <w:rFonts w:ascii="Calibri" w:cs="Calibri" w:eastAsia="Calibri" w:hAnsi="Calibri"/>
+          <w:b/>
+          <w:bCs/>
+          <w:color w:val="1F2933"/>
+          <w:sz w:val="21"/>
+          <w:szCs w:val="21"/>
+        </w:rPr>
+        <w:t xml:space="preserve">`qr/browser/qr_labels.html`</w:t>
+      </w:r>
+      <w:r>
+        <w:rPr>
+          <w:rFonts w:ascii="Calibri" w:cs="Calibri" w:eastAsia="Calibri" w:hAnsi="Calibri"/>
+          <w:color w:val="1F2933"/>
+          <w:sz w:val="21"/>
+          <w:szCs w:val="21"/>
+        </w:rPr>
+        <w:t xml:space="preserve"> by double-clicking it. It runs entirely on your machine — no network, no Python, no Node.js.</w:t>
+      </w:r>
+    </w:p>
+    <w:p>
+      <w:pPr>
+        <w:pStyle w:val="ListParagraph"/>
+        <w:numPr>
+          <w:ilvl w:val="0"/>
+          <w:numId w:val="2"/>
+        </w:numPr>
+        <w:spacing w:after="60" w:before="60"/>
+      </w:pPr>
+      <w:r>
+        <w:rPr>
+          <w:rFonts w:ascii="Calibri" w:cs="Calibri" w:eastAsia="Calibri" w:hAnsi="Calibri"/>
+          <w:color w:val="1F2933"/>
+          <w:sz w:val="21"/>
+          <w:szCs w:val="21"/>
+        </w:rPr>
+        <w:t xml:space="preserve">Paste your SharePoint site address.</w:t>
+      </w:r>
+    </w:p>
+    <w:p>
+      <w:pPr>
+        <w:pStyle w:val="ListParagraph"/>
+        <w:numPr>
+          <w:ilvl w:val="0"/>
+          <w:numId w:val="2"/>
+        </w:numPr>
+        <w:spacing w:after="60" w:before="60"/>
+      </w:pPr>
+      <w:r>
+        <w:rPr>
+          <w:rFonts w:ascii="Calibri" w:cs="Calibri" w:eastAsia="Calibri" w:hAnsi="Calibri"/>
+          <w:color w:val="1F2933"/>
+          <w:sz w:val="21"/>
+          <w:szCs w:val="21"/>
+        </w:rPr>
+        <w:t xml:space="preserve">Click </w:t>
+      </w:r>
+      <w:r>
+        <w:rPr>
+          <w:rFonts w:ascii="Calibri" w:cs="Calibri" w:eastAsia="Calibri" w:hAnsi="Calibri"/>
+          <w:b/>
+          <w:bCs/>
+          <w:color w:val="1F2933"/>
+          <w:sz w:val="21"/>
+          <w:szCs w:val="21"/>
+        </w:rPr>
+        <w:t xml:space="preserve">Generate</w:t>
+      </w:r>
+      <w:r>
+        <w:rPr>
+          <w:rFonts w:ascii="Calibri" w:cs="Calibri" w:eastAsia="Calibri" w:hAnsi="Calibri"/>
+          <w:color w:val="1F2933"/>
+          <w:sz w:val="21"/>
+          <w:szCs w:val="21"/>
+        </w:rPr>
+        <w:t xml:space="preserve">. It builds 30 stickers and checks each one before showing them.</w:t>
+      </w:r>
+    </w:p>
+    <w:p>
+      <w:pPr>
+        <w:pStyle w:val="ListParagraph"/>
+        <w:numPr>
+          <w:ilvl w:val="0"/>
+          <w:numId w:val="2"/>
+        </w:numPr>
+        <w:spacing w:after="60" w:before="60"/>
+      </w:pPr>
+      <w:r>
+        <w:rPr>
+          <w:rFonts w:ascii="Calibri" w:cs="Calibri" w:eastAsia="Calibri" w:hAnsi="Calibri"/>
+          <w:b/>
+          <w:bCs/>
+          <w:color w:val="1F2933"/>
+          <w:sz w:val="21"/>
+          <w:szCs w:val="21"/>
+        </w:rPr>
+        <w:t xml:space="preserve">Scan the first label off your screen with a real phone.</w:t>
+      </w:r>
+      <w:r>
+        <w:rPr>
+          <w:rFonts w:ascii="Calibri" w:cs="Calibri" w:eastAsia="Calibri" w:hAnsi="Calibri"/>
+          <w:color w:val="1F2933"/>
+          <w:sz w:val="21"/>
+          <w:szCs w:val="21"/>
+        </w:rPr>
+        <w:t xml:space="preserve"> It must open the Machine Hub filtered to </w:t>
       </w:r>
       <w:r>
         <w:rPr>
@@ -4843,22 +5502,36 @@
           <w:szCs w:val="19"/>
           <w:shd w:fill="F4F6F7" w:val="clear"/>
         </w:rPr>
-        <w:t xml:space="preserve">.\apply_views.ps1 -SiteUrl "&lt;your site&gt;"</w:t>
-      </w:r>
-      <w:r>
-        <w:rPr>
-          <w:rFonts w:ascii="Calibri" w:cs="Calibri" w:eastAsia="Calibri" w:hAnsi="Calibri"/>
-          <w:color w:val="1F2933"/>
-          <w:sz w:val="21"/>
-          <w:szCs w:val="21"/>
-        </w:rPr>
-        <w:t xml:space="preserve"> to push the formatting up.</w:t>
-      </w:r>
-    </w:p>
-    <w:p>
-      <w:pPr>
-        <w:spacing w:after="120" w:before="60"/>
-      </w:pPr>
+        <w:t xml:space="preserve">MC-01-001</w:t>
+      </w:r>
+      <w:r>
+        <w:rPr>
+          <w:rFonts w:ascii="Calibri" w:cs="Calibri" w:eastAsia="Calibri" w:hAnsi="Calibri"/>
+          <w:color w:val="1F2933"/>
+          <w:sz w:val="21"/>
+          <w:szCs w:val="21"/>
+        </w:rPr>
+        <w:t xml:space="preserve">.</w:t>
+      </w:r>
+    </w:p>
+    <w:p>
+      <w:pPr>
+        <w:pStyle w:val="ListParagraph"/>
+        <w:numPr>
+          <w:ilvl w:val="0"/>
+          <w:numId w:val="2"/>
+        </w:numPr>
+        <w:spacing w:after="60" w:before="60"/>
+      </w:pPr>
+      <w:r>
+        <w:rPr>
+          <w:rFonts w:ascii="Calibri" w:cs="Calibri" w:eastAsia="Calibri" w:hAnsi="Calibri"/>
+          <w:color w:val="1F2933"/>
+          <w:sz w:val="21"/>
+          <w:szCs w:val="21"/>
+        </w:rPr>
+        <w:t xml:space="preserve">Click </w:t>
+      </w:r>
       <w:r>
         <w:rPr>
           <w:rFonts w:ascii="Calibri" w:cs="Calibri" w:eastAsia="Calibri" w:hAnsi="Calibri"/>
@@ -4868,27 +5541,16 @@
           <w:sz w:val="21"/>
           <w:szCs w:val="21"/>
         </w:rPr>
-        <w:t xml:space="preserve">Test one on a real phone before you go on.</w:t>
-      </w:r>
-      <w:r>
-        <w:rPr>
-          <w:rFonts w:ascii="Calibri" w:cs="Calibri" w:eastAsia="Calibri" w:hAnsi="Calibri"/>
-          <w:color w:val="1F2933"/>
-          <w:sz w:val="21"/>
-          <w:szCs w:val="21"/>
-        </w:rPr>
-        <w:t xml:space="preserve"> The first thing you touch should be a real question — not the keyboard.</w:t>
-      </w:r>
-    </w:p>
-    <w:p>
-      <w:pPr>
-        <w:pBdr>
-          <w:bottom w:val="single" w:color="D9E2E6" w:sz="6"/>
-        </w:pBdr>
-        <w:spacing w:after="200" w:before="120"/>
-      </w:pPr>
-      <w:r>
-        <w:t xml:space="preserve"/>
+        <w:t xml:space="preserve">Print</w:t>
+      </w:r>
+      <w:r>
+        <w:rPr>
+          <w:rFonts w:ascii="Calibri" w:cs="Calibri" w:eastAsia="Calibri" w:hAnsi="Calibri"/>
+          <w:color w:val="1F2933"/>
+          <w:sz w:val="21"/>
+          <w:szCs w:val="21"/>
+        </w:rPr>
+        <w:t xml:space="preserve">.</w:t>
       </w:r>
     </w:p>
     <w:p>
@@ -4902,65 +5564,7 @@
           <w:sz w:val="21"/>
           <w:szCs w:val="21"/>
         </w:rPr>
-        <w:t xml:space="preserve">&lt;a name="stage-4"&gt;&lt;/a&gt;</w:t>
-      </w:r>
-    </w:p>
-    <w:p>
-      <w:pPr>
-        <w:pStyle w:val="Heading2"/>
-        <w:spacing w:after="140" w:before="320"/>
-      </w:pPr>
-      <w:r>
-        <w:rPr>
-          <w:rFonts w:ascii="Calibri" w:cs="Calibri" w:eastAsia="Calibri" w:hAnsi="Calibri"/>
-          <w:b/>
-          <w:bCs/>
-          <w:color w:val="0C3549"/>
-          <w:sz w:val="26"/>
-          <w:szCs w:val="26"/>
-        </w:rPr>
-        <w:t xml:space="preserve">Stage 4 — Print and fit the QR stickers · 4 hours</w:t>
-      </w:r>
-    </w:p>
-    <w:p>
-      <w:pPr>
-        <w:shd w:fill="F4F6F7" w:val="clear"/>
-        <w:spacing w:after="140" w:before="100"/>
-        <w:ind w:left="170" w:right="170"/>
-      </w:pPr>
-      <w:r>
-        <w:rPr>
-          <w:rFonts w:ascii="Consolas" w:cs="Consolas" w:eastAsia="Consolas" w:hAnsi="Consolas"/>
-          <w:color w:val="0C3549"/>
-          <w:sz w:val="17"/>
-          <w:szCs w:val="17"/>
-        </w:rPr>
-        <w:t xml:space="preserve">python3 qr/generate_qr_labels.py --base-url https://yourcompany.sharepoint.com/sites/Maintenance --test</w:t>
-      </w:r>
-    </w:p>
-    <w:p>
-      <w:pPr>
-        <w:spacing w:after="120" w:before="60"/>
-      </w:pPr>
-      <w:r>
-        <w:rPr>
-          <w:rFonts w:ascii="Calibri" w:cs="Calibri" w:eastAsia="Calibri" w:hAnsi="Calibri"/>
-          <w:b/>
-          <w:bCs/>
-          <w:color w:val="1F2933"/>
-          <w:sz w:val="21"/>
-          <w:szCs w:val="21"/>
-        </w:rPr>
-        <w:t xml:space="preserve">It must say `passed: 30    failed: 0`. If it does not, do not print.</w:t>
-      </w:r>
-      <w:r>
-        <w:rPr>
-          <w:rFonts w:ascii="Calibri" w:cs="Calibri" w:eastAsia="Calibri" w:hAnsi="Calibri"/>
-          <w:color w:val="1F2933"/>
-          <w:sz w:val="21"/>
-          <w:szCs w:val="21"/>
-        </w:rPr>
-        <w:t xml:space="preserve"> </w:t>
+        <w:t xml:space="preserve">Full detail, including what the page checks and what it cannot: </w:t>
       </w:r>
       <w:r>
         <w:rPr>
@@ -4970,49 +5574,33 @@
           <w:szCs w:val="19"/>
           <w:shd w:fill="F4F6F7" w:val="clear"/>
         </w:rPr>
-        <w:t xml:space="preserve">--test</w:t>
-      </w:r>
-      <w:r>
-        <w:rPr>
-          <w:rFonts w:ascii="Calibri" w:cs="Calibri" w:eastAsia="Calibri" w:hAnsi="Calibri"/>
-          <w:color w:val="1F2933"/>
-          <w:sz w:val="21"/>
-          <w:szCs w:val="21"/>
-        </w:rPr>
-        <w:t xml:space="preserve"> reads every sticker back with a scanner and checks it points at its own machine. A wrong sticker takes about a month to notice, and by then it has been scanned two hundred times against the wrong machine.</w:t>
-      </w:r>
-    </w:p>
-    <w:p>
-      <w:pPr>
-        <w:spacing w:after="120" w:before="60"/>
-      </w:pPr>
-      <w:r>
-        <w:rPr>
-          <w:rFonts w:ascii="Calibri" w:cs="Calibri" w:eastAsia="Calibri" w:hAnsi="Calibri"/>
-          <w:color w:val="1F2933"/>
-          <w:sz w:val="21"/>
-          <w:szCs w:val="21"/>
-        </w:rPr>
-        <w:t xml:space="preserve">Print </w:t>
-      </w:r>
-      <w:r>
-        <w:rPr>
-          <w:rFonts w:ascii="Consolas" w:cs="Consolas" w:eastAsia="Consolas" w:hAnsi="Consolas"/>
-          <w:color w:val="0C3549"/>
-          <w:sz w:val="19"/>
-          <w:szCs w:val="19"/>
-          <w:shd w:fill="F4F6F7" w:val="clear"/>
-        </w:rPr>
-        <w:t xml:space="preserve">qr/labels/PM_QR_Labels.pdf</w:t>
-      </w:r>
-      <w:r>
-        <w:rPr>
-          <w:rFonts w:ascii="Calibri" w:cs="Calibri" w:eastAsia="Calibri" w:hAnsi="Calibri"/>
-          <w:color w:val="1F2933"/>
-          <w:sz w:val="21"/>
-          <w:szCs w:val="21"/>
-        </w:rPr>
-        <w:t xml:space="preserve">:</w:t>
+        <w:t xml:space="preserve">qr/browser/README_QR_BROWSER.md</w:t>
+      </w:r>
+      <w:r>
+        <w:rPr>
+          <w:rFonts w:ascii="Calibri" w:cs="Calibri" w:eastAsia="Calibri" w:hAnsi="Calibri"/>
+          <w:color w:val="1F2933"/>
+          <w:sz w:val="21"/>
+          <w:szCs w:val="21"/>
+        </w:rPr>
+        <w:t xml:space="preserve">.</w:t>
+      </w:r>
+    </w:p>
+    <w:p>
+      <w:pPr>
+        <w:pStyle w:val="Heading3"/>
+        <w:spacing w:after="100" w:before="240"/>
+      </w:pPr>
+      <w:r>
+        <w:rPr>
+          <w:rFonts w:ascii="Calibri" w:cs="Calibri" w:eastAsia="Calibri" w:hAnsi="Calibri"/>
+          <w:b/>
+          <w:bCs/>
+          <w:color w:val="2E86AB"/>
+          <w:sz w:val="22"/>
+          <w:szCs w:val="22"/>
+        </w:rPr>
+        <w:t xml:space="preserve">Print settings</w:t>
       </w:r>
     </w:p>
     <w:tbl>
@@ -5394,6 +5982,111 @@
           </w:p>
         </w:tc>
       </w:tr>
+      <w:tr>
+        <w:trPr>
+          <w:tblHeader w:val="false"/>
+        </w:trPr>
+        <w:tc>
+          <w:tcPr>
+            <w:tcW w:type="dxa" w:w="779"/>
+            <w:shd w:fill="FFFFFF" w:val="clear"/>
+            <w:tcMar>
+              <w:top w:type="dxa" w:w="70"/>
+              <w:left w:type="dxa" w:w="110"/>
+              <w:bottom w:type="dxa" w:w="70"/>
+              <w:right w:type="dxa" w:w="110"/>
+            </w:tcMar>
+          </w:tcPr>
+          <w:p>
+            <w:pPr>
+              <w:spacing w:after="0" w:before="0"/>
+            </w:pPr>
+            <w:r>
+              <w:rPr>
+                <w:rFonts w:ascii="Calibri" w:cs="Calibri" w:eastAsia="Calibri" w:hAnsi="Calibri"/>
+                <w:color w:val="1F2933"/>
+                <w:sz w:val="19"/>
+                <w:szCs w:val="19"/>
+              </w:rPr>
+              <w:t xml:space="preserve">Margins</w:t>
+            </w:r>
+          </w:p>
+        </w:tc>
+        <w:tc>
+          <w:tcPr>
+            <w:tcW w:type="dxa" w:w="4018"/>
+            <w:shd w:fill="FFFFFF" w:val="clear"/>
+            <w:tcMar>
+              <w:top w:type="dxa" w:w="70"/>
+              <w:left w:type="dxa" w:w="110"/>
+              <w:bottom w:type="dxa" w:w="70"/>
+              <w:right w:type="dxa" w:w="110"/>
+            </w:tcMar>
+          </w:tcPr>
+          <w:p>
+            <w:pPr>
+              <w:spacing w:after="0" w:before="0"/>
+            </w:pPr>
+            <w:r>
+              <w:rPr>
+                <w:rFonts w:ascii="Calibri" w:cs="Calibri" w:eastAsia="Calibri" w:hAnsi="Calibri"/>
+                <w:b/>
+                <w:bCs/>
+                <w:color w:val="1F2933"/>
+                <w:sz w:val="19"/>
+                <w:szCs w:val="19"/>
+              </w:rPr>
+              <w:t xml:space="preserve">None</w:t>
+            </w:r>
+            <w:r>
+              <w:rPr>
+                <w:rFonts w:ascii="Calibri" w:cs="Calibri" w:eastAsia="Calibri" w:hAnsi="Calibri"/>
+                <w:color w:val="1F2933"/>
+                <w:sz w:val="19"/>
+                <w:szCs w:val="19"/>
+              </w:rPr>
+              <w:t xml:space="preserve">, headers and footers </w:t>
+            </w:r>
+            <w:r>
+              <w:rPr>
+                <w:rFonts w:ascii="Calibri" w:cs="Calibri" w:eastAsia="Calibri" w:hAnsi="Calibri"/>
+                <w:b/>
+                <w:bCs/>
+                <w:color w:val="1F2933"/>
+                <w:sz w:val="19"/>
+                <w:szCs w:val="19"/>
+              </w:rPr>
+              <w:t xml:space="preserve">off</w:t>
+            </w:r>
+          </w:p>
+        </w:tc>
+        <w:tc>
+          <w:tcPr>
+            <w:tcW w:type="dxa" w:w="4949"/>
+            <w:shd w:fill="FFFFFF" w:val="clear"/>
+            <w:tcMar>
+              <w:top w:type="dxa" w:w="70"/>
+              <w:left w:type="dxa" w:w="110"/>
+              <w:bottom w:type="dxa" w:w="70"/>
+              <w:right w:type="dxa" w:w="110"/>
+            </w:tcMar>
+          </w:tcPr>
+          <w:p>
+            <w:pPr>
+              <w:spacing w:after="0" w:before="0"/>
+            </w:pPr>
+            <w:r>
+              <w:rPr>
+                <w:rFonts w:ascii="Calibri" w:cs="Calibri" w:eastAsia="Calibri" w:hAnsi="Calibri"/>
+                <w:color w:val="1F2933"/>
+                <w:sz w:val="19"/>
+                <w:szCs w:val="19"/>
+              </w:rPr>
+              <w:t xml:space="preserve">Otherwise every label shifts and the pre-cut sheet no longer lines up</w:t>
+            </w:r>
+          </w:p>
+        </w:tc>
+      </w:tr>
     </w:tbl>
     <w:p>
       <w:pPr>
@@ -5459,7 +6152,7 @@
           <w:sz w:val="21"/>
           <w:szCs w:val="21"/>
         </w:rPr>
-        <w:t xml:space="preserve"> Two people, one hour. This removes an entire class of problem permanently.</w:t>
+        <w:t xml:space="preserve"> Two people, one hour — the last printed page is a fitting checklist for exactly this. It removes an entire class of problem permanently.</w:t>
       </w:r>
     </w:p>
     <w:p>
@@ -6904,46 +7597,35 @@
     </w:p>
     <w:p>
       <w:pPr>
-        <w:shd w:fill="F4F6F7" w:val="clear"/>
-        <w:spacing w:after="140" w:before="100"/>
-        <w:ind w:left="170" w:right="170"/>
-      </w:pPr>
+        <w:spacing w:after="120" w:before="60"/>
+      </w:pPr>
+      <w:r>
+        <w:rPr>
+          <w:rFonts w:ascii="Calibri" w:cs="Calibri" w:eastAsia="Calibri" w:hAnsi="Calibri"/>
+          <w:color w:val="1F2933"/>
+          <w:sz w:val="21"/>
+          <w:szCs w:val="21"/>
+        </w:rPr>
+        <w:t xml:space="preserve">Open the dashboard and confirm these four against </w:t>
+      </w:r>
       <w:r>
         <w:rPr>
           <w:rFonts w:ascii="Consolas" w:cs="Consolas" w:eastAsia="Consolas" w:hAnsi="Consolas"/>
           <w:color w:val="0C3549"/>
-          <w:sz w:val="17"/>
-          <w:szCs w:val="17"/>
-        </w:rPr>
-        <w:t xml:space="preserve">python3 tools/verify_measures.py</w:t>
-      </w:r>
-    </w:p>
-    <w:p>
-      <w:pPr>
-        <w:spacing w:after="120" w:before="60"/>
-      </w:pPr>
-      <w:r>
-        <w:rPr>
-          <w:rFonts w:ascii="Calibri" w:cs="Calibri" w:eastAsia="Calibri" w:hAnsi="Calibri"/>
-          <w:color w:val="1F2933"/>
-          <w:sz w:val="21"/>
-          <w:szCs w:val="21"/>
-        </w:rPr>
-        <w:t xml:space="preserve">This recomputes 65 measures in plain Python, independently of the DAX, from the same source data. Compare against the dashboard. Two independent derivations agreeing is a check; one reading back what the other stored is not.</w:t>
-      </w:r>
-    </w:p>
-    <w:p>
-      <w:pPr>
-        <w:spacing w:after="120" w:before="60"/>
-      </w:pPr>
-      <w:r>
-        <w:rPr>
-          <w:rFonts w:ascii="Calibri" w:cs="Calibri" w:eastAsia="Calibri" w:hAnsi="Calibri"/>
-          <w:color w:val="1F2933"/>
-          <w:sz w:val="21"/>
-          <w:szCs w:val="21"/>
-        </w:rPr>
-        <w:t xml:space="preserve">Spot-check these four by hand:</w:t>
+          <w:sz w:val="19"/>
+          <w:szCs w:val="19"/>
+          <w:shd w:fill="F4F6F7" w:val="clear"/>
+        </w:rPr>
+        <w:t xml:space="preserve">docs/ASSUMPTIONS.md</w:t>
+      </w:r>
+      <w:r>
+        <w:rPr>
+          <w:rFonts w:ascii="Calibri" w:cs="Calibri" w:eastAsia="Calibri" w:hAnsi="Calibri"/>
+          <w:color w:val="1F2933"/>
+          <w:sz w:val="21"/>
+          <w:szCs w:val="21"/>
+        </w:rPr>
+        <w:t xml:space="preserve"> §9:</w:t>
       </w:r>
     </w:p>
     <w:tbl>
@@ -7301,6 +7983,39 @@
     </w:p>
     <w:p>
       <w:pPr>
+        <w:spacing w:after="120" w:before="60"/>
+      </w:pPr>
+      <w:r>
+        <w:rPr>
+          <w:rFonts w:ascii="Calibri" w:cs="Calibri" w:eastAsia="Calibri" w:hAnsi="Calibri"/>
+          <w:color w:val="1F2933"/>
+          <w:sz w:val="21"/>
+          <w:szCs w:val="21"/>
+        </w:rPr>
+        <w:t xml:space="preserve">Every measure in the model was independently recomputed and checked before delivery; §9.4 of </w:t>
+      </w:r>
+      <w:r>
+        <w:rPr>
+          <w:rFonts w:ascii="Consolas" w:cs="Consolas" w:eastAsia="Consolas" w:hAnsi="Consolas"/>
+          <w:color w:val="0C3549"/>
+          <w:sz w:val="19"/>
+          <w:szCs w:val="19"/>
+          <w:shd w:fill="F4F6F7" w:val="clear"/>
+        </w:rPr>
+        <w:t xml:space="preserve">ASSUMPTIONS.md</w:t>
+      </w:r>
+      <w:r>
+        <w:rPr>
+          <w:rFonts w:ascii="Calibri" w:cs="Calibri" w:eastAsia="Calibri" w:hAnsi="Calibri"/>
+          <w:color w:val="1F2933"/>
+          <w:sz w:val="21"/>
+          <w:szCs w:val="21"/>
+        </w:rPr>
+        <w:t xml:space="preserve"> lists all 65 with their values.</w:t>
+      </w:r>
+    </w:p>
+    <w:p>
+      <w:pPr>
         <w:pStyle w:val="Heading3"/>
         <w:spacing w:after="100" w:before="240"/>
       </w:pPr>
@@ -8018,21 +8733,7 @@
           <w:sz w:val="26"/>
           <w:szCs w:val="26"/>
         </w:rPr>
-        <w:t xml:space="preserve">The five commands that prove it still works</w:t>
-      </w:r>
-    </w:p>
-    <w:p>
-      <w:pPr>
-        <w:spacing w:after="120" w:before="60"/>
-      </w:pPr>
-      <w:r>
-        <w:rPr>
-          <w:rFonts w:ascii="Calibri" w:cs="Calibri" w:eastAsia="Calibri" w:hAnsi="Calibri"/>
-          <w:color w:val="1F2933"/>
-          <w:sz w:val="21"/>
-          <w:szCs w:val="21"/>
-        </w:rPr>
-        <w:t xml:space="preserve">Run these any time you change something. All five should be clean.</w:t>
+        <w:t xml:space="preserve">Where everything lives</w:t>
       </w:r>
     </w:p>
     <w:p>
@@ -8048,7 +8749,7 @@
           <w:sz w:val="17"/>
           <w:szCs w:val="17"/>
         </w:rPr>
-        <w:t xml:space="preserve">python3 tools/check_consistency.py          # 36 checks: everything agrees</w:t>
+        <w:t xml:space="preserve">BUILD.md                    &lt;- you are here</w:t>
       </w:r>
     </w:p>
     <w:p>
@@ -8064,7 +8765,7 @@
           <w:sz w:val="17"/>
           <w:szCs w:val="17"/>
         </w:rPr>
-        <w:t xml:space="preserve">python3 tools/prepare_sharepoint_data.py --strict   # 0 errors, 0 warnings, 2,422 rows</w:t>
+        <w:t xml:space="preserve">README.md                   what this is, in one page</w:t>
       </w:r>
     </w:p>
     <w:p>
@@ -8080,7 +8781,7 @@
           <w:sz w:val="17"/>
           <w:szCs w:val="17"/>
         </w:rPr>
-        <w:t xml:space="preserve">python3 tools/validate_model.py             # 0 errors: every reference resolves</w:t>
+        <w:t xml:space="preserve"> </w:t>
       </w:r>
     </w:p>
     <w:p>
@@ -8096,13 +8797,13 @@
           <w:sz w:val="17"/>
           <w:szCs w:val="17"/>
         </w:rPr>
-        <w:t xml:space="preserve">python3 tools/verify_measures.py            # 65 measures, none blank</w:t>
+        <w:t xml:space="preserve">docs/</w:t>
       </w:r>
     </w:p>
     <w:p>
       <w:pPr>
         <w:shd w:fill="F4F6F7" w:val="clear"/>
-        <w:spacing w:after="140" w:before="0"/>
+        <w:spacing w:after="0" w:before="0"/>
         <w:ind w:left="170" w:right="170"/>
       </w:pPr>
       <w:r>
@@ -8112,41 +8813,13 @@
           <w:sz w:val="17"/>
           <w:szCs w:val="17"/>
         </w:rPr>
-        <w:t xml:space="preserve">python3 qr/generate_qr_labels.py --test     # 30/30 optical decode</w:t>
-      </w:r>
-    </w:p>
-    <w:p>
-      <w:pPr>
-        <w:pBdr>
-          <w:bottom w:val="single" w:color="D9E2E6" w:sz="6"/>
-        </w:pBdr>
-        <w:spacing w:after="200" w:before="120"/>
-      </w:pPr>
-      <w:r>
-        <w:t xml:space="preserve"/>
-      </w:r>
-    </w:p>
-    <w:p>
-      <w:pPr>
-        <w:pStyle w:val="Heading2"/>
-        <w:spacing w:after="140" w:before="320"/>
-      </w:pPr>
-      <w:r>
-        <w:rPr>
-          <w:rFonts w:ascii="Calibri" w:cs="Calibri" w:eastAsia="Calibri" w:hAnsi="Calibri"/>
-          <w:b/>
-          <w:bCs/>
-          <w:color w:val="0C3549"/>
-          <w:sz w:val="26"/>
-          <w:szCs w:val="26"/>
-        </w:rPr>
-        <w:t xml:space="preserve">Where everything lives</w:t>
+        <w:t xml:space="preserve">  STEP_BY_STEP_GUIDE.md     the plain-English walkthrough (also .docx)</w:t>
       </w:r>
     </w:p>
     <w:p>
       <w:pPr>
         <w:shd w:fill="F4F6F7" w:val="clear"/>
-        <w:spacing w:after="0" w:before="100"/>
+        <w:spacing w:after="0" w:before="0"/>
         <w:ind w:left="170" w:right="170"/>
       </w:pPr>
       <w:r>
@@ -8156,7 +8829,7 @@
           <w:sz w:val="17"/>
           <w:szCs w:val="17"/>
         </w:rPr>
-        <w:t xml:space="preserve">BUILD.md                    &lt;- you are here</w:t>
+        <w:t xml:space="preserve">  HANDOVER.md               the single hand-over summary  (also .docx)</w:t>
       </w:r>
     </w:p>
     <w:p>
@@ -8172,7 +8845,7 @@
           <w:sz w:val="17"/>
           <w:szCs w:val="17"/>
         </w:rPr>
-        <w:t xml:space="preserve">README.md                   what this is, in one page</w:t>
+        <w:t xml:space="preserve">  IMPLEMENTATION_RUNBOOK.md the same steps, full technical detail</w:t>
       </w:r>
     </w:p>
     <w:p>
@@ -8188,7 +8861,7 @@
           <w:sz w:val="17"/>
           <w:szCs w:val="17"/>
         </w:rPr>
-        <w:t xml:space="preserve"> </w:t>
+        <w:t xml:space="preserve">  DATA_DICTIONARY.md        every one of the 138 columns, and why it exists</w:t>
       </w:r>
     </w:p>
     <w:p>
@@ -8204,7 +8877,7 @@
           <w:sz w:val="17"/>
           <w:szCs w:val="17"/>
         </w:rPr>
-        <w:t xml:space="preserve">docs/</w:t>
+        <w:t xml:space="preserve">  ASSUMPTIONS.md            every judgement call, with verified figures</w:t>
       </w:r>
     </w:p>
     <w:p>
@@ -8220,7 +8893,7 @@
           <w:sz w:val="17"/>
           <w:szCs w:val="17"/>
         </w:rPr>
-        <w:t xml:space="preserve">  STEP_BY_STEP_GUIDE.md     the plain-English walkthrough (also .docx)</w:t>
+        <w:t xml:space="preserve">  UAT_TEST_CASES.md         36 cases</w:t>
       </w:r>
     </w:p>
     <w:p>
@@ -8236,7 +8909,7 @@
           <w:sz w:val="17"/>
           <w:szCs w:val="17"/>
         </w:rPr>
-        <w:t xml:space="preserve">  HANDOVER.md               the single hand-over summary  (also .docx)</w:t>
+        <w:t xml:space="preserve">  TECHNICIAN_SOP_1PAGE.md   bilingual shop-floor sheet, print and laminate</w:t>
       </w:r>
     </w:p>
     <w:p>
@@ -8252,7 +8925,7 @@
           <w:sz w:val="17"/>
           <w:szCs w:val="17"/>
         </w:rPr>
-        <w:t xml:space="preserve">  IMPLEMENTATION_RUNBOOK.md the same steps, full technical detail</w:t>
+        <w:t xml:space="preserve">  POWERAPPS_LICENCE_CASE.pptx   business case for the Phase 2 canvas app</w:t>
       </w:r>
     </w:p>
     <w:p>
@@ -8268,7 +8941,7 @@
           <w:sz w:val="17"/>
           <w:szCs w:val="17"/>
         </w:rPr>
-        <w:t xml:space="preserve">  DATA_DICTIONARY.md        every one of the 138 columns, and why it exists</w:t>
+        <w:t xml:space="preserve"> </w:t>
       </w:r>
     </w:p>
     <w:p>
@@ -8284,7 +8957,7 @@
           <w:sz w:val="17"/>
           <w:szCs w:val="17"/>
         </w:rPr>
-        <w:t xml:space="preserve">  ASSUMPTIONS.md            every judgement call, with verified figures</w:t>
+        <w:t xml:space="preserve">sharepoint/</w:t>
       </w:r>
     </w:p>
     <w:p>
@@ -8300,7 +8973,7 @@
           <w:sz w:val="17"/>
           <w:szCs w:val="17"/>
         </w:rPr>
-        <w:t xml:space="preserve">  UAT_TEST_CASES.md         36 cases</w:t>
+        <w:t xml:space="preserve">  provision_lists.ps1       14 lists, 138 columns, indexes, 5 libraries</w:t>
       </w:r>
     </w:p>
     <w:p>
@@ -8316,7 +8989,7 @@
           <w:sz w:val="17"/>
           <w:szCs w:val="17"/>
         </w:rPr>
-        <w:t xml:space="preserve">  TECHNICIAN_SOP_1PAGE.md   bilingual shop-floor sheet, print and laminate</w:t>
+        <w:t xml:space="preserve">  apply_views.ps1           11 views + shop-floor column formatting</w:t>
       </w:r>
     </w:p>
     <w:p>
@@ -8332,7 +9005,7 @@
           <w:sz w:val="17"/>
           <w:szCs w:val="17"/>
         </w:rPr>
-        <w:t xml:space="preserve">  POWERAPPS_LICENCE_CASE.pptx   business case for the Phase 2 canvas app</w:t>
+        <w:t xml:space="preserve">  load_data.ps1             batched CSV load with type conversion</w:t>
       </w:r>
     </w:p>
     <w:p>
@@ -8348,7 +9021,7 @@
           <w:sz w:val="17"/>
           <w:szCs w:val="17"/>
         </w:rPr>
-        <w:t xml:space="preserve"> </w:t>
+        <w:t xml:space="preserve">  verify_load.ps1           seven post-load checks - your gate</w:t>
       </w:r>
     </w:p>
     <w:p>
@@ -8364,7 +9037,7 @@
           <w:sz w:val="17"/>
           <w:szCs w:val="17"/>
         </w:rPr>
-        <w:t xml:space="preserve">sharepoint/</w:t>
+        <w:t xml:space="preserve">  schema/                   one JSON per list — what the scripts read</w:t>
       </w:r>
     </w:p>
     <w:p>
@@ -8380,7 +9053,7 @@
           <w:sz w:val="17"/>
           <w:szCs w:val="17"/>
         </w:rPr>
-        <w:t xml:space="preserve">  provision_lists.ps1       14 lists, 138 columns, indexes, 5 libraries</w:t>
+        <w:t xml:space="preserve">  views/, formatting/       view definitions and the Machine Hub card</w:t>
       </w:r>
     </w:p>
     <w:p>
@@ -8396,7 +9069,7 @@
           <w:sz w:val="17"/>
           <w:szCs w:val="17"/>
         </w:rPr>
-        <w:t xml:space="preserve">  apply_views.ps1           11 views + shop-floor column formatting</w:t>
+        <w:t xml:space="preserve">  data/                     import-ready CSVs, validation report, row counts</w:t>
       </w:r>
     </w:p>
     <w:p>
@@ -8412,7 +9085,7 @@
           <w:sz w:val="17"/>
           <w:szCs w:val="17"/>
         </w:rPr>
-        <w:t xml:space="preserve">  load_data.ps1             batched CSV load with type conversion</w:t>
+        <w:t xml:space="preserve"> </w:t>
       </w:r>
     </w:p>
     <w:p>
@@ -8428,7 +9101,7 @@
           <w:sz w:val="17"/>
           <w:szCs w:val="17"/>
         </w:rPr>
-        <w:t xml:space="preserve">  schema/                   one JSON per list — what the scripts read</w:t>
+        <w:t xml:space="preserve">automate/</w:t>
       </w:r>
     </w:p>
     <w:p>
@@ -8444,7 +9117,7 @@
           <w:sz w:val="17"/>
           <w:szCs w:val="17"/>
         </w:rPr>
-        <w:t xml:space="preserve">  views/, formatting/       view definitions and the Machine Hub card</w:t>
+        <w:t xml:space="preserve">  FLOW_SPECS.md             5 forms and 9 flows, action by action</w:t>
       </w:r>
     </w:p>
     <w:p>
@@ -8460,7 +9133,7 @@
           <w:sz w:val="17"/>
           <w:szCs w:val="17"/>
         </w:rPr>
-        <w:t xml:space="preserve">  data/                     import-ready CSVs, validation report, row counts</w:t>
+        <w:t xml:space="preserve">  expressions.md            every expression, copy-paste ready</w:t>
       </w:r>
     </w:p>
     <w:p>
@@ -8492,7 +9165,7 @@
           <w:sz w:val="17"/>
           <w:szCs w:val="17"/>
         </w:rPr>
-        <w:t xml:space="preserve">automate/</w:t>
+        <w:t xml:space="preserve">qr/browser/                 open qr_labels.html in a browser - no install</w:t>
       </w:r>
     </w:p>
     <w:p>
@@ -8508,7 +9181,7 @@
           <w:sz w:val="17"/>
           <w:szCs w:val="17"/>
         </w:rPr>
-        <w:t xml:space="preserve">  FLOW_SPECS.md             5 forms and 9 flows, action by action</w:t>
+        <w:t xml:space="preserve">powerbi/PM_Dashboard.pbip   open this in Power BI Desktop</w:t>
       </w:r>
     </w:p>
     <w:p>
@@ -8524,7 +9197,7 @@
           <w:sz w:val="17"/>
           <w:szCs w:val="17"/>
         </w:rPr>
-        <w:t xml:space="preserve">  expressions.md            every expression, copy-paste ready</w:t>
+        <w:t xml:space="preserve">powerapps/                  Phase 2 — specified and costed, not licensed</w:t>
       </w:r>
     </w:p>
     <w:p>
@@ -8540,13 +9213,13 @@
           <w:sz w:val="17"/>
           <w:szCs w:val="17"/>
         </w:rPr>
-        <w:t xml:space="preserve"> </w:t>
+        <w:t xml:space="preserve">input/                      the three supplied workbooks, unmodified</w:t>
       </w:r>
     </w:p>
     <w:p>
       <w:pPr>
         <w:shd w:fill="F4F6F7" w:val="clear"/>
-        <w:spacing w:after="0" w:before="0"/>
+        <w:spacing w:after="140" w:before="0"/>
         <w:ind w:left="170" w:right="170"/>
       </w:pPr>
       <w:r>
@@ -8556,135 +9229,7 @@
           <w:sz w:val="17"/>
           <w:szCs w:val="17"/>
         </w:rPr>
-        <w:t xml:space="preserve">powerbi/</w:t>
-      </w:r>
-    </w:p>
-    <w:p>
-      <w:pPr>
-        <w:shd w:fill="F4F6F7" w:val="clear"/>
-        <w:spacing w:after="0" w:before="0"/>
-        <w:ind w:left="170" w:right="170"/>
-      </w:pPr>
-      <w:r>
-        <w:rPr>
-          <w:rFonts w:ascii="Consolas" w:cs="Consolas" w:eastAsia="Consolas" w:hAnsi="Consolas"/>
-          <w:color w:val="0C3549"/>
-          <w:sz w:val="17"/>
-          <w:szCs w:val="17"/>
-        </w:rPr>
-        <w:t xml:space="preserve">  PM_Dashboard.pbip         open this in Power BI Desktop</w:t>
-      </w:r>
-    </w:p>
-    <w:p>
-      <w:pPr>
-        <w:shd w:fill="F4F6F7" w:val="clear"/>
-        <w:spacing w:after="0" w:before="0"/>
-        <w:ind w:left="170" w:right="170"/>
-      </w:pPr>
-      <w:r>
-        <w:rPr>
-          <w:rFonts w:ascii="Consolas" w:cs="Consolas" w:eastAsia="Consolas" w:hAnsi="Consolas"/>
-          <w:color w:val="0C3549"/>
-          <w:sz w:val="17"/>
-          <w:szCs w:val="17"/>
-        </w:rPr>
-        <w:t xml:space="preserve">  m_queries/                20 commented Power Query scripts</w:t>
-      </w:r>
-    </w:p>
-    <w:p>
-      <w:pPr>
-        <w:shd w:fill="F4F6F7" w:val="clear"/>
-        <w:spacing w:after="0" w:before="0"/>
-        <w:ind w:left="170" w:right="170"/>
-      </w:pPr>
-      <w:r>
-        <w:rPr>
-          <w:rFonts w:ascii="Consolas" w:cs="Consolas" w:eastAsia="Consolas" w:hAnsi="Consolas"/>
-          <w:color w:val="0C3549"/>
-          <w:sz w:val="17"/>
-          <w:szCs w:val="17"/>
-        </w:rPr>
-        <w:t xml:space="preserve">  dax/measures.dax          85 measures, each with a comment</w:t>
-      </w:r>
-    </w:p>
-    <w:p>
-      <w:pPr>
-        <w:shd w:fill="F4F6F7" w:val="clear"/>
-        <w:spacing w:after="0" w:before="0"/>
-        <w:ind w:left="170" w:right="170"/>
-      </w:pPr>
-      <w:r>
-        <w:rPr>
-          <w:rFonts w:ascii="Consolas" w:cs="Consolas" w:eastAsia="Consolas" w:hAnsi="Consolas"/>
-          <w:color w:val="0C3549"/>
-          <w:sz w:val="17"/>
-          <w:szCs w:val="17"/>
-        </w:rPr>
-        <w:t xml:space="preserve"> </w:t>
-      </w:r>
-    </w:p>
-    <w:p>
-      <w:pPr>
-        <w:shd w:fill="F4F6F7" w:val="clear"/>
-        <w:spacing w:after="0" w:before="0"/>
-        <w:ind w:left="170" w:right="170"/>
-      </w:pPr>
-      <w:r>
-        <w:rPr>
-          <w:rFonts w:ascii="Consolas" w:cs="Consolas" w:eastAsia="Consolas" w:hAnsi="Consolas"/>
-          <w:color w:val="0C3549"/>
-          <w:sz w:val="17"/>
-          <w:szCs w:val="17"/>
-        </w:rPr>
-        <w:t xml:space="preserve">qr/generate_qr_labels.py    --test decodes every label back to its own machine</w:t>
-      </w:r>
-    </w:p>
-    <w:p>
-      <w:pPr>
-        <w:shd w:fill="F4F6F7" w:val="clear"/>
-        <w:spacing w:after="0" w:before="0"/>
-        <w:ind w:left="170" w:right="170"/>
-      </w:pPr>
-      <w:r>
-        <w:rPr>
-          <w:rFonts w:ascii="Consolas" w:cs="Consolas" w:eastAsia="Consolas" w:hAnsi="Consolas"/>
-          <w:color w:val="0C3549"/>
-          <w:sz w:val="17"/>
-          <w:szCs w:val="17"/>
-        </w:rPr>
-        <w:t xml:space="preserve">tools/                      data prep, schema generation, and the five checks</w:t>
-      </w:r>
-    </w:p>
-    <w:p>
-      <w:pPr>
-        <w:shd w:fill="F4F6F7" w:val="clear"/>
-        <w:spacing w:after="0" w:before="0"/>
-        <w:ind w:left="170" w:right="170"/>
-      </w:pPr>
-      <w:r>
-        <w:rPr>
-          <w:rFonts w:ascii="Consolas" w:cs="Consolas" w:eastAsia="Consolas" w:hAnsi="Consolas"/>
-          <w:color w:val="0C3549"/>
-          <w:sz w:val="17"/>
-          <w:szCs w:val="17"/>
-        </w:rPr>
-        <w:t xml:space="preserve">powerapps/                  Phase 2 — specified and costed, not licensed</w:t>
-      </w:r>
-    </w:p>
-    <w:p>
-      <w:pPr>
-        <w:shd w:fill="F4F6F7" w:val="clear"/>
-        <w:spacing w:after="140" w:before="0"/>
-        <w:ind w:left="170" w:right="170"/>
-      </w:pPr>
-      <w:r>
-        <w:rPr>
-          <w:rFonts w:ascii="Consolas" w:cs="Consolas" w:eastAsia="Consolas" w:hAnsi="Consolas"/>
-          <w:color w:val="0C3549"/>
-          <w:sz w:val="17"/>
-          <w:szCs w:val="17"/>
-        </w:rPr>
-        <w:t xml:space="preserve">input/                      the three supplied workbooks, unmodified</w:t>
+        <w:t xml:space="preserve">tools/                      OPTIONAL Python toolkit - see Appendix A</w:t>
       </w:r>
     </w:p>
     <w:p>
@@ -8875,6 +9420,782 @@
           <w:szCs w:val="21"/>
         </w:rPr>
         <w:t xml:space="preserve"> — asset-register detail.</w:t>
+      </w:r>
+    </w:p>
+    <w:p>
+      <w:pPr>
+        <w:pBdr>
+          <w:bottom w:val="single" w:color="D9E2E6" w:sz="6"/>
+        </w:pBdr>
+        <w:spacing w:after="200" w:before="120"/>
+      </w:pPr>
+      <w:r>
+        <w:t xml:space="preserve"/>
+      </w:r>
+    </w:p>
+    <w:p>
+      <w:pPr>
+        <w:spacing w:after="120" w:before="60"/>
+      </w:pPr>
+      <w:r>
+        <w:rPr>
+          <w:rFonts w:ascii="Calibri" w:cs="Calibri" w:eastAsia="Calibri" w:hAnsi="Calibri"/>
+          <w:color w:val="1F2933"/>
+          <w:sz w:val="21"/>
+          <w:szCs w:val="21"/>
+        </w:rPr>
+        <w:t xml:space="preserve">&lt;a name="appendix-a"&gt;&lt;/a&gt;</w:t>
+      </w:r>
+    </w:p>
+    <w:p>
+      <w:pPr>
+        <w:pStyle w:val="Heading2"/>
+        <w:spacing w:after="140" w:before="320"/>
+      </w:pPr>
+      <w:r>
+        <w:rPr>
+          <w:rFonts w:ascii="Calibri" w:cs="Calibri" w:eastAsia="Calibri" w:hAnsi="Calibri"/>
+          <w:b/>
+          <w:bCs/>
+          <w:color w:val="0C3549"/>
+          <w:sz w:val="26"/>
+          <w:szCs w:val="26"/>
+        </w:rPr>
+        <w:t xml:space="preserve">Appendix A — the optional Python toolkit</w:t>
+      </w:r>
+    </w:p>
+    <w:p>
+      <w:pPr>
+        <w:spacing w:after="120" w:before="60"/>
+      </w:pPr>
+      <w:r>
+        <w:rPr>
+          <w:rFonts w:ascii="Calibri" w:cs="Calibri" w:eastAsia="Calibri" w:hAnsi="Calibri"/>
+          <w:b/>
+          <w:bCs/>
+          <w:color w:val="1F2933"/>
+          <w:sz w:val="21"/>
+          <w:szCs w:val="21"/>
+        </w:rPr>
+        <w:t xml:space="preserve">You do not need any of this to build, test or run the system.</w:t>
+      </w:r>
+      <w:r>
+        <w:rPr>
+          <w:rFonts w:ascii="Calibri" w:cs="Calibri" w:eastAsia="Calibri" w:hAnsi="Calibri"/>
+          <w:color w:val="1F2933"/>
+          <w:sz w:val="21"/>
+          <w:szCs w:val="21"/>
+        </w:rPr>
+        <w:t xml:space="preserve"> Everything it produces is already in the repository. It is here for whoever maintains the system later, and for the day the source data changes.</w:t>
+      </w:r>
+    </w:p>
+    <w:tbl>
+      <w:tblPr>
+        <w:tblW w:type="dxa" w:w="9746"/>
+        <w:tblBorders>
+          <w:top w:val="single" w:color="D9E2E6" w:sz="2"/>
+          <w:left w:val="single" w:color="D9E2E6" w:sz="2"/>
+          <w:bottom w:val="single" w:color="D9E2E6" w:sz="2"/>
+          <w:right w:val="single" w:color="D9E2E6" w:sz="2"/>
+          <w:insideH w:val="single" w:color="D9E2E6" w:sz="2"/>
+          <w:insideV w:val="single" w:color="D9E2E6" w:sz="2"/>
+        </w:tblBorders>
+      </w:tblPr>
+      <w:tblGrid>
+        <w:gridCol w:w="2201"/>
+        <w:gridCol w:w="3773"/>
+        <w:gridCol w:w="3772"/>
+      </w:tblGrid>
+      <w:tr>
+        <w:trPr>
+          <w:tblHeader/>
+        </w:trPr>
+        <w:tc>
+          <w:tcPr>
+            <w:tcW w:type="dxa" w:w="2201"/>
+            <w:shd w:fill="0C3549" w:val="clear"/>
+            <w:tcMar>
+              <w:top w:type="dxa" w:w="70"/>
+              <w:left w:type="dxa" w:w="110"/>
+              <w:bottom w:type="dxa" w:w="70"/>
+              <w:right w:type="dxa" w:w="110"/>
+            </w:tcMar>
+          </w:tcPr>
+          <w:p>
+            <w:pPr>
+              <w:spacing w:after="0" w:before="0"/>
+            </w:pPr>
+            <w:r>
+              <w:rPr>
+                <w:rFonts w:ascii="Calibri" w:cs="Calibri" w:eastAsia="Calibri" w:hAnsi="Calibri"/>
+                <w:b/>
+                <w:bCs/>
+                <w:color w:val="FFFFFF"/>
+                <w:sz w:val="19"/>
+                <w:szCs w:val="19"/>
+              </w:rPr>
+              <w:t xml:space="preserve">Script</w:t>
+            </w:r>
+          </w:p>
+        </w:tc>
+        <w:tc>
+          <w:tcPr>
+            <w:tcW w:type="dxa" w:w="3773"/>
+            <w:shd w:fill="0C3549" w:val="clear"/>
+            <w:tcMar>
+              <w:top w:type="dxa" w:w="70"/>
+              <w:left w:type="dxa" w:w="110"/>
+              <w:bottom w:type="dxa" w:w="70"/>
+              <w:right w:type="dxa" w:w="110"/>
+            </w:tcMar>
+          </w:tcPr>
+          <w:p>
+            <w:pPr>
+              <w:spacing w:after="0" w:before="0"/>
+            </w:pPr>
+            <w:r>
+              <w:rPr>
+                <w:rFonts w:ascii="Calibri" w:cs="Calibri" w:eastAsia="Calibri" w:hAnsi="Calibri"/>
+                <w:b/>
+                <w:bCs/>
+                <w:color w:val="FFFFFF"/>
+                <w:sz w:val="19"/>
+                <w:szCs w:val="19"/>
+              </w:rPr>
+              <w:t xml:space="preserve">What it does</w:t>
+            </w:r>
+          </w:p>
+        </w:tc>
+        <w:tc>
+          <w:tcPr>
+            <w:tcW w:type="dxa" w:w="3772"/>
+            <w:shd w:fill="0C3549" w:val="clear"/>
+            <w:tcMar>
+              <w:top w:type="dxa" w:w="70"/>
+              <w:left w:type="dxa" w:w="110"/>
+              <w:bottom w:type="dxa" w:w="70"/>
+              <w:right w:type="dxa" w:w="110"/>
+            </w:tcMar>
+          </w:tcPr>
+          <w:p>
+            <w:pPr>
+              <w:spacing w:after="0" w:before="0"/>
+            </w:pPr>
+            <w:r>
+              <w:rPr>
+                <w:rFonts w:ascii="Calibri" w:cs="Calibri" w:eastAsia="Calibri" w:hAnsi="Calibri"/>
+                <w:b/>
+                <w:bCs/>
+                <w:color w:val="FFFFFF"/>
+                <w:sz w:val="19"/>
+                <w:szCs w:val="19"/>
+              </w:rPr>
+              <w:t xml:space="preserve">When you would want it</w:t>
+            </w:r>
+          </w:p>
+        </w:tc>
+      </w:tr>
+      <w:tr>
+        <w:trPr>
+          <w:tblHeader w:val="false"/>
+        </w:trPr>
+        <w:tc>
+          <w:tcPr>
+            <w:tcW w:type="dxa" w:w="2201"/>
+            <w:shd w:fill="FFFFFF" w:val="clear"/>
+            <w:tcMar>
+              <w:top w:type="dxa" w:w="70"/>
+              <w:left w:type="dxa" w:w="110"/>
+              <w:bottom w:type="dxa" w:w="70"/>
+              <w:right w:type="dxa" w:w="110"/>
+            </w:tcMar>
+          </w:tcPr>
+          <w:p>
+            <w:pPr>
+              <w:spacing w:after="0" w:before="0"/>
+            </w:pPr>
+            <w:r>
+              <w:rPr>
+                <w:rFonts w:ascii="Consolas" w:cs="Consolas" w:eastAsia="Consolas" w:hAnsi="Consolas"/>
+                <w:color w:val="0C3549"/>
+                <w:sz w:val="17"/>
+                <w:szCs w:val="17"/>
+                <w:shd w:fill="F4F6F7" w:val="clear"/>
+              </w:rPr>
+              <w:t xml:space="preserve">tools/prepare_sharepoint_data.py</w:t>
+            </w:r>
+          </w:p>
+        </w:tc>
+        <w:tc>
+          <w:tcPr>
+            <w:tcW w:type="dxa" w:w="3773"/>
+            <w:shd w:fill="FFFFFF" w:val="clear"/>
+            <w:tcMar>
+              <w:top w:type="dxa" w:w="70"/>
+              <w:left w:type="dxa" w:w="110"/>
+              <w:bottom w:type="dxa" w:w="70"/>
+              <w:right w:type="dxa" w:w="110"/>
+            </w:tcMar>
+          </w:tcPr>
+          <w:p>
+            <w:pPr>
+              <w:spacing w:after="0" w:before="0"/>
+            </w:pPr>
+            <w:r>
+              <w:rPr>
+                <w:rFonts w:ascii="Calibri" w:cs="Calibri" w:eastAsia="Calibri" w:hAnsi="Calibri"/>
+                <w:color w:val="1F2933"/>
+                <w:sz w:val="19"/>
+                <w:szCs w:val="19"/>
+              </w:rPr>
+              <w:t xml:space="preserve">Rebuilds the 14 CSVs from the workbooks in </w:t>
+            </w:r>
+            <w:r>
+              <w:rPr>
+                <w:rFonts w:ascii="Consolas" w:cs="Consolas" w:eastAsia="Consolas" w:hAnsi="Consolas"/>
+                <w:color w:val="0C3549"/>
+                <w:sz w:val="17"/>
+                <w:szCs w:val="17"/>
+                <w:shd w:fill="F4F6F7" w:val="clear"/>
+              </w:rPr>
+              <w:t xml:space="preserve">input/</w:t>
+            </w:r>
+            <w:r>
+              <w:rPr>
+                <w:rFonts w:ascii="Calibri" w:cs="Calibri" w:eastAsia="Calibri" w:hAnsi="Calibri"/>
+                <w:color w:val="1F2933"/>
+                <w:sz w:val="19"/>
+                <w:szCs w:val="19"/>
+              </w:rPr>
+              <w:t xml:space="preserve">, enforcing six integrity rules</w:t>
+            </w:r>
+          </w:p>
+        </w:tc>
+        <w:tc>
+          <w:tcPr>
+            <w:tcW w:type="dxa" w:w="3772"/>
+            <w:shd w:fill="FFFFFF" w:val="clear"/>
+            <w:tcMar>
+              <w:top w:type="dxa" w:w="70"/>
+              <w:left w:type="dxa" w:w="110"/>
+              <w:bottom w:type="dxa" w:w="70"/>
+              <w:right w:type="dxa" w:w="110"/>
+            </w:tcMar>
+          </w:tcPr>
+          <w:p>
+            <w:pPr>
+              <w:spacing w:after="0" w:before="0"/>
+            </w:pPr>
+            <w:r>
+              <w:rPr>
+                <w:rFonts w:ascii="Calibri" w:cs="Calibri" w:eastAsia="Calibri" w:hAnsi="Calibri"/>
+                <w:color w:val="1F2933"/>
+                <w:sz w:val="19"/>
+                <w:szCs w:val="19"/>
+              </w:rPr>
+              <w:t xml:space="preserve">The source data changed and you need a fresh load file</w:t>
+            </w:r>
+          </w:p>
+        </w:tc>
+      </w:tr>
+      <w:tr>
+        <w:trPr>
+          <w:tblHeader w:val="false"/>
+        </w:trPr>
+        <w:tc>
+          <w:tcPr>
+            <w:tcW w:type="dxa" w:w="2201"/>
+            <w:shd w:fill="FFFFFF" w:val="clear"/>
+            <w:tcMar>
+              <w:top w:type="dxa" w:w="70"/>
+              <w:left w:type="dxa" w:w="110"/>
+              <w:bottom w:type="dxa" w:w="70"/>
+              <w:right w:type="dxa" w:w="110"/>
+            </w:tcMar>
+          </w:tcPr>
+          <w:p>
+            <w:pPr>
+              <w:spacing w:after="0" w:before="0"/>
+            </w:pPr>
+            <w:r>
+              <w:rPr>
+                <w:rFonts w:ascii="Consolas" w:cs="Consolas" w:eastAsia="Consolas" w:hAnsi="Consolas"/>
+                <w:color w:val="0C3549"/>
+                <w:sz w:val="17"/>
+                <w:szCs w:val="17"/>
+                <w:shd w:fill="F4F6F7" w:val="clear"/>
+              </w:rPr>
+              <w:t xml:space="preserve">tools/generate_sharepoint_schema.py</w:t>
+            </w:r>
+          </w:p>
+        </w:tc>
+        <w:tc>
+          <w:tcPr>
+            <w:tcW w:type="dxa" w:w="3773"/>
+            <w:shd w:fill="FFFFFF" w:val="clear"/>
+            <w:tcMar>
+              <w:top w:type="dxa" w:w="70"/>
+              <w:left w:type="dxa" w:w="110"/>
+              <w:bottom w:type="dxa" w:w="70"/>
+              <w:right w:type="dxa" w:w="110"/>
+            </w:tcMar>
+          </w:tcPr>
+          <w:p>
+            <w:pPr>
+              <w:spacing w:after="0" w:before="0"/>
+            </w:pPr>
+            <w:r>
+              <w:rPr>
+                <w:rFonts w:ascii="Calibri" w:cs="Calibri" w:eastAsia="Calibri" w:hAnsi="Calibri"/>
+                <w:color w:val="1F2933"/>
+                <w:sz w:val="19"/>
+                <w:szCs w:val="19"/>
+              </w:rPr>
+              <w:t xml:space="preserve">Rebuilds the 14 schema files and the manifest</w:t>
+            </w:r>
+          </w:p>
+        </w:tc>
+        <w:tc>
+          <w:tcPr>
+            <w:tcW w:type="dxa" w:w="3772"/>
+            <w:shd w:fill="FFFFFF" w:val="clear"/>
+            <w:tcMar>
+              <w:top w:type="dxa" w:w="70"/>
+              <w:left w:type="dxa" w:w="110"/>
+              <w:bottom w:type="dxa" w:w="70"/>
+              <w:right w:type="dxa" w:w="110"/>
+            </w:tcMar>
+          </w:tcPr>
+          <w:p>
+            <w:pPr>
+              <w:spacing w:after="0" w:before="0"/>
+            </w:pPr>
+            <w:r>
+              <w:rPr>
+                <w:rFonts w:ascii="Calibri" w:cs="Calibri" w:eastAsia="Calibri" w:hAnsi="Calibri"/>
+                <w:color w:val="1F2933"/>
+                <w:sz w:val="19"/>
+                <w:szCs w:val="19"/>
+              </w:rPr>
+              <w:t xml:space="preserve">You added or removed a column</w:t>
+            </w:r>
+          </w:p>
+        </w:tc>
+      </w:tr>
+      <w:tr>
+        <w:trPr>
+          <w:tblHeader w:val="false"/>
+        </w:trPr>
+        <w:tc>
+          <w:tcPr>
+            <w:tcW w:type="dxa" w:w="2201"/>
+            <w:shd w:fill="FFFFFF" w:val="clear"/>
+            <w:tcMar>
+              <w:top w:type="dxa" w:w="70"/>
+              <w:left w:type="dxa" w:w="110"/>
+              <w:bottom w:type="dxa" w:w="70"/>
+              <w:right w:type="dxa" w:w="110"/>
+            </w:tcMar>
+          </w:tcPr>
+          <w:p>
+            <w:pPr>
+              <w:spacing w:after="0" w:before="0"/>
+            </w:pPr>
+            <w:r>
+              <w:rPr>
+                <w:rFonts w:ascii="Consolas" w:cs="Consolas" w:eastAsia="Consolas" w:hAnsi="Consolas"/>
+                <w:color w:val="0C3549"/>
+                <w:sz w:val="17"/>
+                <w:szCs w:val="17"/>
+                <w:shd w:fill="F4F6F7" w:val="clear"/>
+              </w:rPr>
+              <w:t xml:space="preserve">tools/verify_measures.py</w:t>
+            </w:r>
+          </w:p>
+        </w:tc>
+        <w:tc>
+          <w:tcPr>
+            <w:tcW w:type="dxa" w:w="3773"/>
+            <w:shd w:fill="FFFFFF" w:val="clear"/>
+            <w:tcMar>
+              <w:top w:type="dxa" w:w="70"/>
+              <w:left w:type="dxa" w:w="110"/>
+              <w:bottom w:type="dxa" w:w="70"/>
+              <w:right w:type="dxa" w:w="110"/>
+            </w:tcMar>
+          </w:tcPr>
+          <w:p>
+            <w:pPr>
+              <w:spacing w:after="0" w:before="0"/>
+            </w:pPr>
+            <w:r>
+              <w:rPr>
+                <w:rFonts w:ascii="Calibri" w:cs="Calibri" w:eastAsia="Calibri" w:hAnsi="Calibri"/>
+                <w:color w:val="1F2933"/>
+                <w:sz w:val="19"/>
+                <w:szCs w:val="19"/>
+              </w:rPr>
+              <w:t xml:space="preserve">Recomputes 65 dashboard measures in plain Python, independently of the DAX</w:t>
+            </w:r>
+          </w:p>
+        </w:tc>
+        <w:tc>
+          <w:tcPr>
+            <w:tcW w:type="dxa" w:w="3772"/>
+            <w:shd w:fill="FFFFFF" w:val="clear"/>
+            <w:tcMar>
+              <w:top w:type="dxa" w:w="70"/>
+              <w:left w:type="dxa" w:w="110"/>
+              <w:bottom w:type="dxa" w:w="70"/>
+              <w:right w:type="dxa" w:w="110"/>
+            </w:tcMar>
+          </w:tcPr>
+          <w:p>
+            <w:pPr>
+              <w:spacing w:after="0" w:before="0"/>
+            </w:pPr>
+            <w:r>
+              <w:rPr>
+                <w:rFonts w:ascii="Calibri" w:cs="Calibri" w:eastAsia="Calibri" w:hAnsi="Calibri"/>
+                <w:color w:val="1F2933"/>
+                <w:sz w:val="19"/>
+                <w:szCs w:val="19"/>
+              </w:rPr>
+              <w:t xml:space="preserve">You want the dashboard's numbers checked by something other than the dashboard</w:t>
+            </w:r>
+          </w:p>
+        </w:tc>
+      </w:tr>
+      <w:tr>
+        <w:trPr>
+          <w:tblHeader w:val="false"/>
+        </w:trPr>
+        <w:tc>
+          <w:tcPr>
+            <w:tcW w:type="dxa" w:w="2201"/>
+            <w:shd w:fill="FFFFFF" w:val="clear"/>
+            <w:tcMar>
+              <w:top w:type="dxa" w:w="70"/>
+              <w:left w:type="dxa" w:w="110"/>
+              <w:bottom w:type="dxa" w:w="70"/>
+              <w:right w:type="dxa" w:w="110"/>
+            </w:tcMar>
+          </w:tcPr>
+          <w:p>
+            <w:pPr>
+              <w:spacing w:after="0" w:before="0"/>
+            </w:pPr>
+            <w:r>
+              <w:rPr>
+                <w:rFonts w:ascii="Consolas" w:cs="Consolas" w:eastAsia="Consolas" w:hAnsi="Consolas"/>
+                <w:color w:val="0C3549"/>
+                <w:sz w:val="17"/>
+                <w:szCs w:val="17"/>
+                <w:shd w:fill="F4F6F7" w:val="clear"/>
+              </w:rPr>
+              <w:t xml:space="preserve">tools/validate_model.py</w:t>
+            </w:r>
+          </w:p>
+        </w:tc>
+        <w:tc>
+          <w:tcPr>
+            <w:tcW w:type="dxa" w:w="3773"/>
+            <w:shd w:fill="FFFFFF" w:val="clear"/>
+            <w:tcMar>
+              <w:top w:type="dxa" w:w="70"/>
+              <w:left w:type="dxa" w:w="110"/>
+              <w:bottom w:type="dxa" w:w="70"/>
+              <w:right w:type="dxa" w:w="110"/>
+            </w:tcMar>
+          </w:tcPr>
+          <w:p>
+            <w:pPr>
+              <w:spacing w:after="0" w:before="0"/>
+            </w:pPr>
+            <w:r>
+              <w:rPr>
+                <w:rFonts w:ascii="Calibri" w:cs="Calibri" w:eastAsia="Calibri" w:hAnsi="Calibri"/>
+                <w:color w:val="1F2933"/>
+                <w:sz w:val="19"/>
+                <w:szCs w:val="19"/>
+              </w:rPr>
+              <w:t xml:space="preserve">Confirms every reference in every visual, relationship and measure resolves</w:t>
+            </w:r>
+          </w:p>
+        </w:tc>
+        <w:tc>
+          <w:tcPr>
+            <w:tcW w:type="dxa" w:w="3772"/>
+            <w:shd w:fill="FFFFFF" w:val="clear"/>
+            <w:tcMar>
+              <w:top w:type="dxa" w:w="70"/>
+              <w:left w:type="dxa" w:w="110"/>
+              <w:bottom w:type="dxa" w:w="70"/>
+              <w:right w:type="dxa" w:w="110"/>
+            </w:tcMar>
+          </w:tcPr>
+          <w:p>
+            <w:pPr>
+              <w:spacing w:after="0" w:before="0"/>
+            </w:pPr>
+            <w:r>
+              <w:rPr>
+                <w:rFonts w:ascii="Calibri" w:cs="Calibri" w:eastAsia="Calibri" w:hAnsi="Calibri"/>
+                <w:color w:val="1F2933"/>
+                <w:sz w:val="19"/>
+                <w:szCs w:val="19"/>
+              </w:rPr>
+              <w:t xml:space="preserve">You edited the Power BI model</w:t>
+            </w:r>
+          </w:p>
+        </w:tc>
+      </w:tr>
+      <w:tr>
+        <w:trPr>
+          <w:tblHeader w:val="false"/>
+        </w:trPr>
+        <w:tc>
+          <w:tcPr>
+            <w:tcW w:type="dxa" w:w="2201"/>
+            <w:shd w:fill="FFFFFF" w:val="clear"/>
+            <w:tcMar>
+              <w:top w:type="dxa" w:w="70"/>
+              <w:left w:type="dxa" w:w="110"/>
+              <w:bottom w:type="dxa" w:w="70"/>
+              <w:right w:type="dxa" w:w="110"/>
+            </w:tcMar>
+          </w:tcPr>
+          <w:p>
+            <w:pPr>
+              <w:spacing w:after="0" w:before="0"/>
+            </w:pPr>
+            <w:r>
+              <w:rPr>
+                <w:rFonts w:ascii="Consolas" w:cs="Consolas" w:eastAsia="Consolas" w:hAnsi="Consolas"/>
+                <w:color w:val="0C3549"/>
+                <w:sz w:val="17"/>
+                <w:szCs w:val="17"/>
+                <w:shd w:fill="F4F6F7" w:val="clear"/>
+              </w:rPr>
+              <w:t xml:space="preserve">tools/check_consistency.py</w:t>
+            </w:r>
+          </w:p>
+        </w:tc>
+        <w:tc>
+          <w:tcPr>
+            <w:tcW w:type="dxa" w:w="3773"/>
+            <w:shd w:fill="FFFFFF" w:val="clear"/>
+            <w:tcMar>
+              <w:top w:type="dxa" w:w="70"/>
+              <w:left w:type="dxa" w:w="110"/>
+              <w:bottom w:type="dxa" w:w="70"/>
+              <w:right w:type="dxa" w:w="110"/>
+            </w:tcMar>
+          </w:tcPr>
+          <w:p>
+            <w:pPr>
+              <w:spacing w:after="0" w:before="0"/>
+            </w:pPr>
+            <w:r>
+              <w:rPr>
+                <w:rFonts w:ascii="Calibri" w:cs="Calibri" w:eastAsia="Calibri" w:hAnsi="Calibri"/>
+                <w:color w:val="1F2933"/>
+                <w:sz w:val="19"/>
+                <w:szCs w:val="19"/>
+              </w:rPr>
+              <w:t xml:space="preserve">44 checks that the schema, data, model, flows, views and all documents agree</w:t>
+            </w:r>
+          </w:p>
+        </w:tc>
+        <w:tc>
+          <w:tcPr>
+            <w:tcW w:type="dxa" w:w="3772"/>
+            <w:shd w:fill="FFFFFF" w:val="clear"/>
+            <w:tcMar>
+              <w:top w:type="dxa" w:w="70"/>
+              <w:left w:type="dxa" w:w="110"/>
+              <w:bottom w:type="dxa" w:w="70"/>
+              <w:right w:type="dxa" w:w="110"/>
+            </w:tcMar>
+          </w:tcPr>
+          <w:p>
+            <w:pPr>
+              <w:spacing w:after="0" w:before="0"/>
+            </w:pPr>
+            <w:r>
+              <w:rPr>
+                <w:rFonts w:ascii="Calibri" w:cs="Calibri" w:eastAsia="Calibri" w:hAnsi="Calibri"/>
+                <w:color w:val="1F2933"/>
+                <w:sz w:val="19"/>
+                <w:szCs w:val="19"/>
+              </w:rPr>
+              <w:t xml:space="preserve">You changed anything and want one command that says whether it still hangs together</w:t>
+            </w:r>
+          </w:p>
+        </w:tc>
+      </w:tr>
+      <w:tr>
+        <w:trPr>
+          <w:tblHeader w:val="false"/>
+        </w:trPr>
+        <w:tc>
+          <w:tcPr>
+            <w:tcW w:type="dxa" w:w="2201"/>
+            <w:shd w:fill="FFFFFF" w:val="clear"/>
+            <w:tcMar>
+              <w:top w:type="dxa" w:w="70"/>
+              <w:left w:type="dxa" w:w="110"/>
+              <w:bottom w:type="dxa" w:w="70"/>
+              <w:right w:type="dxa" w:w="110"/>
+            </w:tcMar>
+          </w:tcPr>
+          <w:p>
+            <w:pPr>
+              <w:spacing w:after="0" w:before="0"/>
+            </w:pPr>
+            <w:r>
+              <w:rPr>
+                <w:rFonts w:ascii="Consolas" w:cs="Consolas" w:eastAsia="Consolas" w:hAnsi="Consolas"/>
+                <w:color w:val="0C3549"/>
+                <w:sz w:val="17"/>
+                <w:szCs w:val="17"/>
+                <w:shd w:fill="F4F6F7" w:val="clear"/>
+              </w:rPr>
+              <w:t xml:space="preserve">qr/generate_qr_labels.py</w:t>
+            </w:r>
+          </w:p>
+        </w:tc>
+        <w:tc>
+          <w:tcPr>
+            <w:tcW w:type="dxa" w:w="3773"/>
+            <w:shd w:fill="FFFFFF" w:val="clear"/>
+            <w:tcMar>
+              <w:top w:type="dxa" w:w="70"/>
+              <w:left w:type="dxa" w:w="110"/>
+              <w:bottom w:type="dxa" w:w="70"/>
+              <w:right w:type="dxa" w:w="110"/>
+            </w:tcMar>
+          </w:tcPr>
+          <w:p>
+            <w:pPr>
+              <w:spacing w:after="0" w:before="0"/>
+            </w:pPr>
+            <w:r>
+              <w:rPr>
+                <w:rFonts w:ascii="Calibri" w:cs="Calibri" w:eastAsia="Calibri" w:hAnsi="Calibri"/>
+                <w:color w:val="1F2933"/>
+                <w:sz w:val="19"/>
+                <w:szCs w:val="19"/>
+              </w:rPr>
+              <w:t xml:space="preserve">The original QR generator, with optical decode verification</w:t>
+            </w:r>
+          </w:p>
+        </w:tc>
+        <w:tc>
+          <w:tcPr>
+            <w:tcW w:type="dxa" w:w="3772"/>
+            <w:shd w:fill="FFFFFF" w:val="clear"/>
+            <w:tcMar>
+              <w:top w:type="dxa" w:w="70"/>
+              <w:left w:type="dxa" w:w="110"/>
+              <w:bottom w:type="dxa" w:w="70"/>
+              <w:right w:type="dxa" w:w="110"/>
+            </w:tcMar>
+          </w:tcPr>
+          <w:p>
+            <w:pPr>
+              <w:spacing w:after="0" w:before="0"/>
+            </w:pPr>
+            <w:r>
+              <w:rPr>
+                <w:rFonts w:ascii="Calibri" w:cs="Calibri" w:eastAsia="Calibri" w:hAnsi="Calibri"/>
+                <w:color w:val="1F2933"/>
+                <w:sz w:val="19"/>
+                <w:szCs w:val="19"/>
+              </w:rPr>
+              <w:t xml:space="preserve">You prefer a command line to the browser page</w:t>
+            </w:r>
+          </w:p>
+        </w:tc>
+      </w:tr>
+    </w:tbl>
+    <w:p>
+      <w:pPr>
+        <w:spacing w:after="180"/>
+      </w:pPr>
+      <w:r>
+        <w:t xml:space="preserve"/>
+      </w:r>
+    </w:p>
+    <w:p>
+      <w:pPr>
+        <w:spacing w:after="120" w:before="60"/>
+      </w:pPr>
+      <w:r>
+        <w:rPr>
+          <w:rFonts w:ascii="Calibri" w:cs="Calibri" w:eastAsia="Calibri" w:hAnsi="Calibri"/>
+          <w:color w:val="1F2933"/>
+          <w:sz w:val="21"/>
+          <w:szCs w:val="21"/>
+        </w:rPr>
+        <w:t xml:space="preserve">If you can run Python 3.9+:</w:t>
+      </w:r>
+    </w:p>
+    <w:p>
+      <w:pPr>
+        <w:shd w:fill="F4F6F7" w:val="clear"/>
+        <w:spacing w:after="0" w:before="100"/>
+        <w:ind w:left="170" w:right="170"/>
+      </w:pPr>
+      <w:r>
+        <w:rPr>
+          <w:rFonts w:ascii="Consolas" w:cs="Consolas" w:eastAsia="Consolas" w:hAnsi="Consolas"/>
+          <w:color w:val="0C3549"/>
+          <w:sz w:val="17"/>
+          <w:szCs w:val="17"/>
+        </w:rPr>
+        <w:t xml:space="preserve">pip install -r tools/requirements.txt</w:t>
+      </w:r>
+    </w:p>
+    <w:p>
+      <w:pPr>
+        <w:shd w:fill="F4F6F7" w:val="clear"/>
+        <w:spacing w:after="140" w:before="0"/>
+        <w:ind w:left="170" w:right="170"/>
+      </w:pPr>
+      <w:r>
+        <w:rPr>
+          <w:rFonts w:ascii="Consolas" w:cs="Consolas" w:eastAsia="Consolas" w:hAnsi="Consolas"/>
+          <w:color w:val="0C3549"/>
+          <w:sz w:val="17"/>
+          <w:szCs w:val="17"/>
+        </w:rPr>
+        <w:t xml:space="preserve">python3 tools/check_consistency.py</w:t>
+      </w:r>
+    </w:p>
+    <w:p>
+      <w:pPr>
+        <w:spacing w:after="120" w:before="60"/>
+      </w:pPr>
+      <w:r>
+        <w:rPr>
+          <w:rFonts w:ascii="Calibri" w:cs="Calibri" w:eastAsia="Calibri" w:hAnsi="Calibri"/>
+          <w:b/>
+          <w:bCs/>
+          <w:color w:val="1F2933"/>
+          <w:sz w:val="21"/>
+          <w:szCs w:val="21"/>
+        </w:rPr>
+        <w:t xml:space="preserve">The browser QR page and the Python QR generator produce the same thing.</w:t>
+      </w:r>
+      <w:r>
+        <w:rPr>
+          <w:rFonts w:ascii="Calibri" w:cs="Calibri" w:eastAsia="Calibri" w:hAnsi="Calibri"/>
+          <w:color w:val="1F2933"/>
+          <w:sz w:val="21"/>
+          <w:szCs w:val="21"/>
+        </w:rPr>
+        <w:t xml:space="preserve"> Both were verified by optically decoding all 30 rendered labels back to their own machine's link — 30/30 from each. Use whichever your environment allows.</w:t>
       </w:r>
     </w:p>
     <w:sectPr>

--- a/pm-system/docs/BUILD.docx
+++ b/pm-system/docs/BUILD.docx
@@ -8625,7 +8625,7 @@
           <w:sz w:val="21"/>
           <w:szCs w:val="21"/>
         </w:rPr>
-        <w:t xml:space="preserve"> is a bilingual one-pager to print and laminate at every cell.)</w:t>
+        <w:t xml:space="preserve"> is a one-pager to print and laminate at every cell.)</w:t>
       </w:r>
     </w:p>
     <w:p>
@@ -8909,7 +8909,7 @@
           <w:sz w:val="17"/>
           <w:szCs w:val="17"/>
         </w:rPr>
-        <w:t xml:space="preserve">  TECHNICIAN_SOP_1PAGE.md   bilingual shop-floor sheet, print and laminate</w:t>
+        <w:t xml:space="preserve">  TECHNICIAN_SOP_1PAGE.md   shop-floor sheet, print and laminate</w:t>
       </w:r>
     </w:p>
     <w:p>
@@ -10003,7 +10003,7 @@
                 <w:sz w:val="19"/>
                 <w:szCs w:val="19"/>
               </w:rPr>
-              <w:t xml:space="preserve">44 checks that the schema, data, model, flows, views and all documents agree</w:t>
+              <w:t xml:space="preserve">46 checks that the schema, data, model, flows, views and all documents agree</w:t>
             </w:r>
           </w:p>
         </w:tc>

--- a/pm-system/docs/BUILD.docx
+++ b/pm-system/docs/BUILD.docx
@@ -9117,6 +9117,22 @@
           <w:sz w:val="17"/>
           <w:szCs w:val="17"/>
         </w:rPr>
+        <w:t xml:space="preserve">  FORMS_BUILD_SCRIPT.md     all 140 form questions, ready to copy</w:t>
+      </w:r>
+    </w:p>
+    <w:p>
+      <w:pPr>
+        <w:shd w:fill="F4F6F7" w:val="clear"/>
+        <w:spacing w:after="0" w:before="0"/>
+        <w:ind w:left="170" w:right="170"/>
+      </w:pPr>
+      <w:r>
+        <w:rPr>
+          <w:rFonts w:ascii="Consolas" w:cs="Consolas" w:eastAsia="Consolas" w:hAnsi="Consolas"/>
+          <w:color w:val="0C3549"/>
+          <w:sz w:val="17"/>
+          <w:szCs w:val="17"/>
+        </w:rPr>
         <w:t xml:space="preserve">  FLOW_SPECS.md             5 forms and 9 flows, action by action</w:t>
       </w:r>
     </w:p>
@@ -10003,7 +10019,7 @@
                 <w:sz w:val="19"/>
                 <w:szCs w:val="19"/>
               </w:rPr>
-              <w:t xml:space="preserve">46 checks that the schema, data, model, flows, views and all documents agree</w:t>
+              <w:t xml:space="preserve">53 checks that the schema, data, model, flows, views and all documents agree</w:t>
             </w:r>
           </w:p>
         </w:tc>
@@ -10030,6 +10046,109 @@
                 <w:szCs w:val="19"/>
               </w:rPr>
               <w:t xml:space="preserve">You changed anything and want one command that says whether it still hangs together</w:t>
+            </w:r>
+          </w:p>
+        </w:tc>
+      </w:tr>
+      <w:tr>
+        <w:trPr>
+          <w:tblHeader w:val="false"/>
+        </w:trPr>
+        <w:tc>
+          <w:tcPr>
+            <w:tcW w:type="dxa" w:w="2201"/>
+            <w:shd w:fill="FFFFFF" w:val="clear"/>
+            <w:tcMar>
+              <w:top w:type="dxa" w:w="70"/>
+              <w:left w:type="dxa" w:w="110"/>
+              <w:bottom w:type="dxa" w:w="70"/>
+              <w:right w:type="dxa" w:w="110"/>
+            </w:tcMar>
+          </w:tcPr>
+          <w:p>
+            <w:pPr>
+              <w:spacing w:after="0" w:before="0"/>
+            </w:pPr>
+            <w:r>
+              <w:rPr>
+                <w:rFonts w:ascii="Consolas" w:cs="Consolas" w:eastAsia="Consolas" w:hAnsi="Consolas"/>
+                <w:color w:val="0C3549"/>
+                <w:sz w:val="17"/>
+                <w:szCs w:val="17"/>
+                <w:shd w:fill="F4F6F7" w:val="clear"/>
+              </w:rPr>
+              <w:t xml:space="preserve">tools/build_forms_script.py</w:t>
+            </w:r>
+          </w:p>
+        </w:tc>
+        <w:tc>
+          <w:tcPr>
+            <w:tcW w:type="dxa" w:w="3773"/>
+            <w:shd w:fill="FFFFFF" w:val="clear"/>
+            <w:tcMar>
+              <w:top w:type="dxa" w:w="70"/>
+              <w:left w:type="dxa" w:w="110"/>
+              <w:bottom w:type="dxa" w:w="70"/>
+              <w:right w:type="dxa" w:w="110"/>
+            </w:tcMar>
+          </w:tcPr>
+          <w:p>
+            <w:pPr>
+              <w:spacing w:after="0" w:before="0"/>
+            </w:pPr>
+            <w:r>
+              <w:rPr>
+                <w:rFonts w:ascii="Calibri" w:cs="Calibri" w:eastAsia="Calibri" w:hAnsi="Calibri"/>
+                <w:color w:val="1F2933"/>
+                <w:sz w:val="19"/>
+                <w:szCs w:val="19"/>
+              </w:rPr>
+              <w:t xml:space="preserve">Regenerates </w:t>
+            </w:r>
+            <w:r>
+              <w:rPr>
+                <w:rFonts w:ascii="Consolas" w:cs="Consolas" w:eastAsia="Consolas" w:hAnsi="Consolas"/>
+                <w:color w:val="0C3549"/>
+                <w:sz w:val="17"/>
+                <w:szCs w:val="17"/>
+                <w:shd w:fill="F4F6F7" w:val="clear"/>
+              </w:rPr>
+              <w:t xml:space="preserve">FORMS_BUILD_SCRIPT.md</w:t>
+            </w:r>
+            <w:r>
+              <w:rPr>
+                <w:rFonts w:ascii="Calibri" w:cs="Calibri" w:eastAsia="Calibri" w:hAnsi="Calibri"/>
+                <w:color w:val="1F2933"/>
+                <w:sz w:val="19"/>
+                <w:szCs w:val="19"/>
+              </w:rPr>
+              <w:t xml:space="preserve"> from the master data</w:t>
+            </w:r>
+          </w:p>
+        </w:tc>
+        <w:tc>
+          <w:tcPr>
+            <w:tcW w:type="dxa" w:w="3772"/>
+            <w:shd w:fill="FFFFFF" w:val="clear"/>
+            <w:tcMar>
+              <w:top w:type="dxa" w:w="70"/>
+              <w:left w:type="dxa" w:w="110"/>
+              <w:bottom w:type="dxa" w:w="70"/>
+              <w:right w:type="dxa" w:w="110"/>
+            </w:tcMar>
+          </w:tcPr>
+          <w:p>
+            <w:pPr>
+              <w:spacing w:after="0" w:before="0"/>
+            </w:pPr>
+            <w:r>
+              <w:rPr>
+                <w:rFonts w:ascii="Calibri" w:cs="Calibri" w:eastAsia="Calibri" w:hAnsi="Calibri"/>
+                <w:color w:val="1F2933"/>
+                <w:sz w:val="19"/>
+                <w:szCs w:val="19"/>
+              </w:rPr>
+              <w:t xml:space="preserve">A check point, acceptance standard, technician or spare changed</w:t>
             </w:r>
           </w:p>
         </w:tc>
